--- a/Explainable Network Intrusion Detection In 5G Networks.docx
+++ b/Explainable Network Intrusion Detection In 5G Networks.docx
@@ -4057,8 +4057,8 @@
                                   <w:rPr>
                                     <w:rFonts w:asciiTheme="majorHAnsi" w:eastAsiaTheme="majorEastAsia" w:hAnsiTheme="majorHAnsi" w:cstheme="majorBidi"/>
                                     <w:color w:val="262626" w:themeColor="text1" w:themeTint="D9"/>
-                                    <w:sz w:val="40"/>
-                                    <w:szCs w:val="40"/>
+                                    <w:sz w:val="36"/>
+                                    <w:szCs w:val="36"/>
                                     <w:lang w:val="el-GR"/>
                                     <w14:ligatures w14:val="none"/>
                                   </w:rPr>
@@ -4068,8 +4068,8 @@
                                     <w:rPr>
                                       <w:rFonts w:asciiTheme="majorHAnsi" w:eastAsiaTheme="majorEastAsia" w:hAnsiTheme="majorHAnsi" w:cstheme="majorBidi"/>
                                       <w:color w:val="262626" w:themeColor="text1" w:themeTint="D9"/>
-                                      <w:sz w:val="40"/>
-                                      <w:szCs w:val="40"/>
+                                      <w:sz w:val="36"/>
+                                      <w:szCs w:val="36"/>
                                       <w:lang w:val="el-GR"/>
                                       <w14:ligatures w14:val="none"/>
                                     </w:rPr>
@@ -4084,12 +4084,12 @@
                                       <w:rPr>
                                         <w:rFonts w:asciiTheme="majorHAnsi" w:eastAsiaTheme="majorEastAsia" w:hAnsiTheme="majorHAnsi" w:cstheme="majorBidi"/>
                                         <w:color w:val="262626" w:themeColor="text1" w:themeTint="D9"/>
-                                        <w:sz w:val="40"/>
-                                        <w:szCs w:val="40"/>
+                                        <w:sz w:val="36"/>
+                                        <w:szCs w:val="36"/>
                                         <w:lang w:val="el-GR"/>
                                         <w14:ligatures w14:val="none"/>
                                       </w:rPr>
-                                      <w:t>Αρχιτεκτονικές Δικτύων Επόμενης Γενιάς Τεχνολογίες &amp; Εφαρμογές</w:t>
+                                      <w:t>ΑΡΧΙΤΕΚΤΟΝΙΚΕΣ ΔΙΚΤΥΩΝ ΕΠΟΜΕΝΗΣ ΓΕΝΙΑΣ, ΤΕΧΝΟΛΟΓΙΕΣ ΚΑΙ ΕΦΑΡΜΟΓΕΣ</w:t>
                                     </w:r>
                                   </w:sdtContent>
                                 </w:sdt>
@@ -4100,7 +4100,6 @@
                                   <w:rPr>
                                     <w:sz w:val="20"/>
                                     <w:szCs w:val="20"/>
-                                    <w:lang w:val="el-GR"/>
                                   </w:rPr>
                                 </w:pPr>
                                 <w:r>
@@ -4108,14 +4107,7 @@
                                     <w:sz w:val="20"/>
                                     <w:szCs w:val="20"/>
                                   </w:rPr>
-                                  <w:t>Project</w:t>
-                                </w:r>
-                                <w:r>
-                                  <w:rPr>
-                                    <w:sz w:val="20"/>
-                                    <w:szCs w:val="20"/>
-                                  </w:rPr>
-                                  <w:t xml:space="preserve"> 9:</w:t>
+                                  <w:t>Project 9:</w:t>
                                 </w:r>
                                 <w:r>
                                   <w:rPr>
@@ -4170,8 +4162,8 @@
                             <w:rPr>
                               <w:rFonts w:asciiTheme="majorHAnsi" w:eastAsiaTheme="majorEastAsia" w:hAnsiTheme="majorHAnsi" w:cstheme="majorBidi"/>
                               <w:color w:val="262626" w:themeColor="text1" w:themeTint="D9"/>
-                              <w:sz w:val="40"/>
-                              <w:szCs w:val="40"/>
+                              <w:sz w:val="36"/>
+                              <w:szCs w:val="36"/>
                               <w:lang w:val="el-GR"/>
                               <w14:ligatures w14:val="none"/>
                             </w:rPr>
@@ -4181,8 +4173,8 @@
                               <w:rPr>
                                 <w:rFonts w:asciiTheme="majorHAnsi" w:eastAsiaTheme="majorEastAsia" w:hAnsiTheme="majorHAnsi" w:cstheme="majorBidi"/>
                                 <w:color w:val="262626" w:themeColor="text1" w:themeTint="D9"/>
-                                <w:sz w:val="40"/>
-                                <w:szCs w:val="40"/>
+                                <w:sz w:val="36"/>
+                                <w:szCs w:val="36"/>
                                 <w:lang w:val="el-GR"/>
                                 <w14:ligatures w14:val="none"/>
                               </w:rPr>
@@ -4197,12 +4189,12 @@
                                 <w:rPr>
                                   <w:rFonts w:asciiTheme="majorHAnsi" w:eastAsiaTheme="majorEastAsia" w:hAnsiTheme="majorHAnsi" w:cstheme="majorBidi"/>
                                   <w:color w:val="262626" w:themeColor="text1" w:themeTint="D9"/>
-                                  <w:sz w:val="40"/>
-                                  <w:szCs w:val="40"/>
+                                  <w:sz w:val="36"/>
+                                  <w:szCs w:val="36"/>
                                   <w:lang w:val="el-GR"/>
                                   <w14:ligatures w14:val="none"/>
                                 </w:rPr>
-                                <w:t>Αρχιτεκτονικές Δικτύων Επόμενης Γενιάς Τεχνολογίες &amp; Εφαρμογές</w:t>
+                                <w:t>ΑΡΧΙΤΕΚΤΟΝΙΚΕΣ ΔΙΚΤΥΩΝ ΕΠΟΜΕΝΗΣ ΓΕΝΙΑΣ, ΤΕΧΝΟΛΟΓΙΕΣ ΚΑΙ ΕΦΑΡΜΟΓΕΣ</w:t>
                               </w:r>
                             </w:sdtContent>
                           </w:sdt>
@@ -4213,7 +4205,6 @@
                             <w:rPr>
                               <w:sz w:val="20"/>
                               <w:szCs w:val="20"/>
-                              <w:lang w:val="el-GR"/>
                             </w:rPr>
                           </w:pPr>
                           <w:r>
@@ -4221,14 +4212,7 @@
                               <w:sz w:val="20"/>
                               <w:szCs w:val="20"/>
                             </w:rPr>
-                            <w:t>Project</w:t>
-                          </w:r>
-                          <w:r>
-                            <w:rPr>
-                              <w:sz w:val="20"/>
-                              <w:szCs w:val="20"/>
-                            </w:rPr>
-                            <w:t xml:space="preserve"> 9:</w:t>
+                            <w:t>Project 9:</w:t>
                           </w:r>
                           <w:r>
                             <w:rPr>
@@ -4632,7 +4616,64 @@
           <w:szCs w:val="28"/>
           <w:lang w:val="el-GR"/>
         </w:rPr>
-        <w:t xml:space="preserve">Στις επόμενες σελίδες παρουσιάζονται οι απαντήσεις της ομάδας μας στο </w:t>
+        <w:t xml:space="preserve">Στις επόμενες σελίδες παρουσιάζεται η </w:t>
+      </w:r>
+      <w:r>
+        <w:rPr>
+          <w:rFonts w:asciiTheme="minorHAnsi" w:hAnsiTheme="minorHAnsi"/>
+          <w:color w:val="156082" w:themeColor="accent1"/>
+          <w:sz w:val="28"/>
+          <w:szCs w:val="28"/>
+          <w:lang w:val="el-GR"/>
+        </w:rPr>
+        <w:t>μεθοδολογία</w:t>
+      </w:r>
+      <w:r>
+        <w:rPr>
+          <w:rFonts w:asciiTheme="minorHAnsi" w:hAnsiTheme="minorHAnsi"/>
+          <w:sz w:val="28"/>
+          <w:szCs w:val="28"/>
+          <w:lang w:val="el-GR"/>
+        </w:rPr>
+        <w:t xml:space="preserve">, η </w:t>
+      </w:r>
+      <w:r>
+        <w:rPr>
+          <w:rFonts w:asciiTheme="minorHAnsi" w:hAnsiTheme="minorHAnsi"/>
+          <w:color w:val="156082" w:themeColor="accent1"/>
+          <w:sz w:val="28"/>
+          <w:szCs w:val="28"/>
+          <w:lang w:val="el-GR"/>
+        </w:rPr>
+        <w:t xml:space="preserve">υλοποίηση </w:t>
+      </w:r>
+      <w:r>
+        <w:rPr>
+          <w:rFonts w:asciiTheme="minorHAnsi" w:hAnsiTheme="minorHAnsi"/>
+          <w:sz w:val="28"/>
+          <w:szCs w:val="28"/>
+          <w:lang w:val="el-GR"/>
+        </w:rPr>
+        <w:t xml:space="preserve">και η </w:t>
+      </w:r>
+      <w:r>
+        <w:rPr>
+          <w:rFonts w:asciiTheme="minorHAnsi" w:hAnsiTheme="minorHAnsi"/>
+          <w:color w:val="156082" w:themeColor="accent1"/>
+          <w:sz w:val="28"/>
+          <w:szCs w:val="28"/>
+          <w:lang w:val="el-GR"/>
+        </w:rPr>
+        <w:t xml:space="preserve">πειραματική αξιολόγηση </w:t>
+      </w:r>
+      <w:r>
+        <w:rPr>
+          <w:rFonts w:asciiTheme="minorHAnsi" w:hAnsiTheme="minorHAnsi"/>
+          <w:sz w:val="28"/>
+          <w:szCs w:val="28"/>
+          <w:lang w:val="el-GR"/>
+        </w:rPr>
+        <w:t xml:space="preserve">της ομάδας μας για το </w:t>
       </w:r>
       <w:r>
         <w:rPr>
@@ -4649,7 +4690,25 @@
           <w:szCs w:val="28"/>
           <w:lang w:val="el-GR"/>
         </w:rPr>
-        <w:t xml:space="preserve"> του </w:t>
+        <w:t xml:space="preserve"> 9</w:t>
+      </w:r>
+      <w:r>
+        <w:rPr>
+          <w:rFonts w:asciiTheme="minorHAnsi" w:hAnsiTheme="minorHAnsi"/>
+          <w:sz w:val="28"/>
+          <w:szCs w:val="28"/>
+          <w:lang w:val="el-GR"/>
+        </w:rPr>
+        <w:t xml:space="preserve"> </w:t>
+      </w:r>
+      <w:r>
+        <w:rPr>
+          <w:rFonts w:asciiTheme="minorHAnsi" w:hAnsiTheme="minorHAnsi"/>
+          <w:sz w:val="28"/>
+          <w:szCs w:val="28"/>
+          <w:lang w:val="el-GR"/>
+        </w:rPr>
+        <w:t xml:space="preserve">του </w:t>
       </w:r>
       <w:r>
         <w:rPr>
@@ -4663,7 +4722,7 @@
       <w:r>
         <w:rPr>
           <w:rFonts w:asciiTheme="minorHAnsi" w:hAnsiTheme="minorHAnsi"/>
-          <w:color w:val="156082" w:themeColor="accent1"/>
+          <w:color w:val="4EA72E" w:themeColor="accent6"/>
           <w:sz w:val="28"/>
           <w:szCs w:val="28"/>
           <w:lang w:val="el-GR"/>
@@ -4706,7 +4765,25 @@
           <w:szCs w:val="28"/>
           <w:lang w:val="el-GR"/>
         </w:rPr>
-        <w:t xml:space="preserve">Η ομάδα αποτελέιται από τους εξής φοιτητές: </w:t>
+        <w:t>Η ομάδα αποτελ</w:t>
+      </w:r>
+      <w:r>
+        <w:rPr>
+          <w:rFonts w:asciiTheme="minorHAnsi" w:hAnsiTheme="minorHAnsi"/>
+          <w:sz w:val="28"/>
+          <w:szCs w:val="28"/>
+          <w:lang w:val="el-GR"/>
+        </w:rPr>
+        <w:t>εί</w:t>
+      </w:r>
+      <w:r>
+        <w:rPr>
+          <w:rFonts w:asciiTheme="minorHAnsi" w:hAnsiTheme="minorHAnsi"/>
+          <w:sz w:val="28"/>
+          <w:szCs w:val="28"/>
+          <w:lang w:val="el-GR"/>
+        </w:rPr>
+        <w:t xml:space="preserve">ται από τους εξής φοιτητές: </w:t>
       </w:r>
       <w:r>
         <w:rPr>
@@ -4752,7 +4829,10 @@
     <w:p>
       <w:pPr>
         <w:rPr>
+          <w:rStyle w:val="IntenseEmphasis"/>
           <w:rFonts w:asciiTheme="minorHAnsi" w:hAnsiTheme="minorHAnsi"/>
+          <w:sz w:val="28"/>
+          <w:szCs w:val="28"/>
           <w:lang w:val="el-GR"/>
         </w:rPr>
       </w:pPr>
@@ -4766,6 +4846,14 @@
         </w:rPr>
         <w:t>Παντελής Δημήτριος</w:t>
       </w:r>
+    </w:p>
+    <w:p>
+      <w:pPr>
+        <w:rPr>
+          <w:rFonts w:asciiTheme="minorHAnsi" w:hAnsiTheme="minorHAnsi"/>
+          <w:lang w:val="el-GR"/>
+        </w:rPr>
+      </w:pPr>
     </w:p>
     <w:p>
       <w:pPr>
@@ -5331,6 +5419,7 @@
                                 <w:color w:val="153D63" w:themeColor="text2" w:themeTint="E6"/>
                                 <w:sz w:val="32"/>
                                 <w:szCs w:val="32"/>
+                                <w:lang w:val="el-GR"/>
                               </w:rPr>
                             </w:pPr>
                             <w:r>
@@ -5343,6 +5432,16 @@
                               </w:rPr>
                               <w:t>Παντελής</w:t>
                             </w:r>
+                            <w:r>
+                              <w:rPr>
+                                <w:rFonts w:asciiTheme="minorHAnsi" w:hAnsiTheme="minorHAnsi"/>
+                                <w:color w:val="153D63" w:themeColor="text2" w:themeTint="E6"/>
+                                <w:sz w:val="32"/>
+                                <w:szCs w:val="32"/>
+                                <w:lang w:val="el-GR"/>
+                              </w:rPr>
+                              <w:t xml:space="preserve"> </w:t>
+                            </w:r>
                           </w:p>
                           <w:p>
                             <w:pPr>
@@ -5352,6 +5451,7 @@
                                 <w:color w:val="153D63" w:themeColor="text2" w:themeTint="E6"/>
                                 <w:sz w:val="32"/>
                                 <w:szCs w:val="32"/>
+                                <w:lang w:val="el-GR"/>
                               </w:rPr>
                             </w:pPr>
                             <w:r>
@@ -5373,6 +5473,7 @@
                                 <w:color w:val="153D63" w:themeColor="text2" w:themeTint="E6"/>
                                 <w:sz w:val="36"/>
                                 <w:szCs w:val="36"/>
+                                <w:lang w:val="el-GR"/>
                               </w:rPr>
                             </w:pPr>
                             <w:r>
@@ -5381,8 +5482,19 @@
                                 <w:color w:val="153D63" w:themeColor="text2" w:themeTint="E6"/>
                                 <w:sz w:val="32"/>
                                 <w:szCs w:val="32"/>
+                                <w:lang w:val="el-GR"/>
                               </w:rPr>
-                              <w:t>1100562</w:t>
+                              <w:t>110</w:t>
+                            </w:r>
+                            <w:r>
+                              <w:rPr>
+                                <w:rFonts w:asciiTheme="minorHAnsi" w:hAnsiTheme="minorHAnsi"/>
+                                <w:color w:val="153D63" w:themeColor="text2" w:themeTint="E6"/>
+                                <w:sz w:val="32"/>
+                                <w:szCs w:val="32"/>
+                                <w:lang w:val="el-GR"/>
+                              </w:rPr>
+                              <w:t>4777</w:t>
                             </w:r>
                           </w:p>
                           <w:p>
@@ -5393,6 +5505,7 @@
                                 <w:color w:val="153D63" w:themeColor="text2" w:themeTint="E6"/>
                                 <w:sz w:val="28"/>
                                 <w:szCs w:val="28"/>
+                                <w:lang w:val="el-GR"/>
                               </w:rPr>
                             </w:pPr>
                             <w:hyperlink r:id="rId7" w:history="1">
@@ -5403,7 +5516,7 @@
                                   <w:sz w:val="28"/>
                                   <w:szCs w:val="28"/>
                                 </w:rPr>
-                                <w:t>up110</w:t>
+                                <w:t>up</w:t>
                               </w:r>
                               <w:r>
                                 <w:rPr>
@@ -5411,8 +5524,9 @@
                                   <w:rFonts w:asciiTheme="minorHAnsi" w:hAnsiTheme="minorHAnsi"/>
                                   <w:sz w:val="28"/>
                                   <w:szCs w:val="28"/>
+                                  <w:lang w:val="el-GR"/>
                                 </w:rPr>
-                                <w:t>47</w:t>
+                                <w:t>11047</w:t>
                               </w:r>
                               <w:r>
                                 <w:rPr>
@@ -5430,8 +5544,56 @@
                                   <w:rFonts w:asciiTheme="minorHAnsi" w:hAnsiTheme="minorHAnsi"/>
                                   <w:sz w:val="28"/>
                                   <w:szCs w:val="28"/>
+                                  <w:lang w:val="el-GR"/>
                                 </w:rPr>
-                                <w:t>@ac.upatras.gr</w:t>
+                                <w:t>@</w:t>
+                              </w:r>
+                              <w:r>
+                                <w:rPr>
+                                  <w:rStyle w:val="Hyperlink"/>
+                                  <w:rFonts w:asciiTheme="minorHAnsi" w:hAnsiTheme="minorHAnsi"/>
+                                  <w:sz w:val="28"/>
+                                  <w:szCs w:val="28"/>
+                                </w:rPr>
+                                <w:t>ac</w:t>
+                              </w:r>
+                              <w:r>
+                                <w:rPr>
+                                  <w:rStyle w:val="Hyperlink"/>
+                                  <w:rFonts w:asciiTheme="minorHAnsi" w:hAnsiTheme="minorHAnsi"/>
+                                  <w:sz w:val="28"/>
+                                  <w:szCs w:val="28"/>
+                                  <w:lang w:val="el-GR"/>
+                                </w:rPr>
+                                <w:t>.</w:t>
+                              </w:r>
+                              <w:r>
+                                <w:rPr>
+                                  <w:rStyle w:val="Hyperlink"/>
+                                  <w:rFonts w:asciiTheme="minorHAnsi" w:hAnsiTheme="minorHAnsi"/>
+                                  <w:sz w:val="28"/>
+                                  <w:szCs w:val="28"/>
+                                </w:rPr>
+                                <w:t>upatras</w:t>
+                              </w:r>
+                              <w:r>
+                                <w:rPr>
+                                  <w:rStyle w:val="Hyperlink"/>
+                                  <w:rFonts w:asciiTheme="minorHAnsi" w:hAnsiTheme="minorHAnsi"/>
+                                  <w:sz w:val="28"/>
+                                  <w:szCs w:val="28"/>
+                                  <w:lang w:val="el-GR"/>
+                                </w:rPr>
+                                <w:t>.</w:t>
+                              </w:r>
+                              <w:r>
+                                <w:rPr>
+                                  <w:rStyle w:val="Hyperlink"/>
+                                  <w:rFonts w:asciiTheme="minorHAnsi" w:hAnsiTheme="minorHAnsi"/>
+                                  <w:sz w:val="28"/>
+                                  <w:szCs w:val="28"/>
+                                </w:rPr>
+                                <w:t>gr</w:t>
                               </w:r>
                             </w:hyperlink>
                           </w:p>
@@ -5444,6 +5606,7 @@
                                 <w:color w:val="153D63" w:themeColor="text2" w:themeTint="E6"/>
                                 <w:sz w:val="28"/>
                                 <w:szCs w:val="28"/>
+                                <w:lang w:val="el-GR"/>
                               </w:rPr>
                             </w:pPr>
                           </w:p>
@@ -5495,6 +5658,7 @@
                           <w:color w:val="153D63" w:themeColor="text2" w:themeTint="E6"/>
                           <w:sz w:val="32"/>
                           <w:szCs w:val="32"/>
+                          <w:lang w:val="el-GR"/>
                         </w:rPr>
                       </w:pPr>
                       <w:r>
@@ -5507,6 +5671,16 @@
                         </w:rPr>
                         <w:t>Παντελής</w:t>
                       </w:r>
+                      <w:r>
+                        <w:rPr>
+                          <w:rFonts w:asciiTheme="minorHAnsi" w:hAnsiTheme="minorHAnsi"/>
+                          <w:color w:val="153D63" w:themeColor="text2" w:themeTint="E6"/>
+                          <w:sz w:val="32"/>
+                          <w:szCs w:val="32"/>
+                          <w:lang w:val="el-GR"/>
+                        </w:rPr>
+                        <w:t xml:space="preserve"> </w:t>
+                      </w:r>
                     </w:p>
                     <w:p>
                       <w:pPr>
@@ -5516,6 +5690,7 @@
                           <w:color w:val="153D63" w:themeColor="text2" w:themeTint="E6"/>
                           <w:sz w:val="32"/>
                           <w:szCs w:val="32"/>
+                          <w:lang w:val="el-GR"/>
                         </w:rPr>
                       </w:pPr>
                       <w:r>
@@ -5537,6 +5712,7 @@
                           <w:color w:val="153D63" w:themeColor="text2" w:themeTint="E6"/>
                           <w:sz w:val="36"/>
                           <w:szCs w:val="36"/>
+                          <w:lang w:val="el-GR"/>
                         </w:rPr>
                       </w:pPr>
                       <w:r>
@@ -5545,8 +5721,19 @@
                           <w:color w:val="153D63" w:themeColor="text2" w:themeTint="E6"/>
                           <w:sz w:val="32"/>
                           <w:szCs w:val="32"/>
+                          <w:lang w:val="el-GR"/>
                         </w:rPr>
-                        <w:t>1100562</w:t>
+                        <w:t>110</w:t>
+                      </w:r>
+                      <w:r>
+                        <w:rPr>
+                          <w:rFonts w:asciiTheme="minorHAnsi" w:hAnsiTheme="minorHAnsi"/>
+                          <w:color w:val="153D63" w:themeColor="text2" w:themeTint="E6"/>
+                          <w:sz w:val="32"/>
+                          <w:szCs w:val="32"/>
+                          <w:lang w:val="el-GR"/>
+                        </w:rPr>
+                        <w:t>4777</w:t>
                       </w:r>
                     </w:p>
                     <w:p>
@@ -5557,6 +5744,7 @@
                           <w:color w:val="153D63" w:themeColor="text2" w:themeTint="E6"/>
                           <w:sz w:val="28"/>
                           <w:szCs w:val="28"/>
+                          <w:lang w:val="el-GR"/>
                         </w:rPr>
                       </w:pPr>
                       <w:hyperlink r:id="rId8" w:history="1">
@@ -5567,7 +5755,7 @@
                             <w:sz w:val="28"/>
                             <w:szCs w:val="28"/>
                           </w:rPr>
-                          <w:t>up110</w:t>
+                          <w:t>up</w:t>
                         </w:r>
                         <w:r>
                           <w:rPr>
@@ -5575,8 +5763,9 @@
                             <w:rFonts w:asciiTheme="minorHAnsi" w:hAnsiTheme="minorHAnsi"/>
                             <w:sz w:val="28"/>
                             <w:szCs w:val="28"/>
+                            <w:lang w:val="el-GR"/>
                           </w:rPr>
-                          <w:t>47</w:t>
+                          <w:t>11047</w:t>
                         </w:r>
                         <w:r>
                           <w:rPr>
@@ -5594,8 +5783,56 @@
                             <w:rFonts w:asciiTheme="minorHAnsi" w:hAnsiTheme="minorHAnsi"/>
                             <w:sz w:val="28"/>
                             <w:szCs w:val="28"/>
+                            <w:lang w:val="el-GR"/>
                           </w:rPr>
-                          <w:t>@ac.upatras.gr</w:t>
+                          <w:t>@</w:t>
+                        </w:r>
+                        <w:r>
+                          <w:rPr>
+                            <w:rStyle w:val="Hyperlink"/>
+                            <w:rFonts w:asciiTheme="minorHAnsi" w:hAnsiTheme="minorHAnsi"/>
+                            <w:sz w:val="28"/>
+                            <w:szCs w:val="28"/>
+                          </w:rPr>
+                          <w:t>ac</w:t>
+                        </w:r>
+                        <w:r>
+                          <w:rPr>
+                            <w:rStyle w:val="Hyperlink"/>
+                            <w:rFonts w:asciiTheme="minorHAnsi" w:hAnsiTheme="minorHAnsi"/>
+                            <w:sz w:val="28"/>
+                            <w:szCs w:val="28"/>
+                            <w:lang w:val="el-GR"/>
+                          </w:rPr>
+                          <w:t>.</w:t>
+                        </w:r>
+                        <w:r>
+                          <w:rPr>
+                            <w:rStyle w:val="Hyperlink"/>
+                            <w:rFonts w:asciiTheme="minorHAnsi" w:hAnsiTheme="minorHAnsi"/>
+                            <w:sz w:val="28"/>
+                            <w:szCs w:val="28"/>
+                          </w:rPr>
+                          <w:t>upatras</w:t>
+                        </w:r>
+                        <w:r>
+                          <w:rPr>
+                            <w:rStyle w:val="Hyperlink"/>
+                            <w:rFonts w:asciiTheme="minorHAnsi" w:hAnsiTheme="minorHAnsi"/>
+                            <w:sz w:val="28"/>
+                            <w:szCs w:val="28"/>
+                            <w:lang w:val="el-GR"/>
+                          </w:rPr>
+                          <w:t>.</w:t>
+                        </w:r>
+                        <w:r>
+                          <w:rPr>
+                            <w:rStyle w:val="Hyperlink"/>
+                            <w:rFonts w:asciiTheme="minorHAnsi" w:hAnsiTheme="minorHAnsi"/>
+                            <w:sz w:val="28"/>
+                            <w:szCs w:val="28"/>
+                          </w:rPr>
+                          <w:t>gr</w:t>
                         </w:r>
                       </w:hyperlink>
                     </w:p>
@@ -5608,6 +5845,7 @@
                           <w:color w:val="153D63" w:themeColor="text2" w:themeTint="E6"/>
                           <w:sz w:val="28"/>
                           <w:szCs w:val="28"/>
+                          <w:lang w:val="el-GR"/>
                         </w:rPr>
                       </w:pPr>
                     </w:p>
@@ -5800,22 +6038,14 @@
         </w:rPr>
       </w:pPr>
     </w:p>
-    <w:p>
-      <w:pPr>
-        <w:jc w:val="center"/>
-        <w:rPr>
-          <w:rFonts w:asciiTheme="minorHAnsi" w:hAnsiTheme="minorHAnsi"/>
-          <w:b/>
-          <w:bCs/>
-          <w:color w:val="153D63" w:themeColor="text2" w:themeTint="E6"/>
-          <w:sz w:val="48"/>
-          <w:szCs w:val="48"/>
-          <w:lang w:val="el-GR"/>
-        </w:rPr>
-      </w:pPr>
-    </w:p>
     <w:sdt>
       <w:sdtPr>
+        <w:rPr>
+          <w:rFonts w:ascii="Times New Roman" w:eastAsia="Times New Roman" w:hAnsi="Times New Roman" w:cs="Times New Roman"/>
+          <w:color w:val="auto"/>
+          <w:sz w:val="24"/>
+          <w:szCs w:val="24"/>
+        </w:rPr>
         <w:id w:val="-1073804443"/>
         <w:docPartObj>
           <w:docPartGallery w:val="Table of Contents"/>
@@ -5824,13 +6054,9 @@
       </w:sdtPr>
       <w:sdtEndPr>
         <w:rPr>
-          <w:rFonts w:ascii="Times New Roman" w:eastAsia="Times New Roman" w:hAnsi="Times New Roman" w:cs="Times New Roman"/>
           <w:b/>
           <w:bCs/>
           <w:noProof/>
-          <w:color w:val="auto"/>
-          <w:sz w:val="24"/>
-          <w:szCs w:val="24"/>
         </w:rPr>
       </w:sdtEndPr>
       <w:sdtContent>

--- a/Explainable Network Intrusion Detection In 5G Networks.docx
+++ b/Explainable Network Intrusion Detection In 5G Networks.docx
@@ -5567,6 +5567,7 @@
                                 </w:rPr>
                                 <w:t>.</w:t>
                               </w:r>
+                              <w:proofErr w:type="spellStart"/>
                               <w:r>
                                 <w:rPr>
                                   <w:rStyle w:val="Hyperlink"/>
@@ -5576,6 +5577,7 @@
                                 </w:rPr>
                                 <w:t>upatras</w:t>
                               </w:r>
+                              <w:proofErr w:type="spellEnd"/>
                               <w:r>
                                 <w:rPr>
                                   <w:rStyle w:val="Hyperlink"/>
@@ -5806,6 +5808,7 @@
                           </w:rPr>
                           <w:t>.</w:t>
                         </w:r>
+                        <w:proofErr w:type="spellStart"/>
                         <w:r>
                           <w:rPr>
                             <w:rStyle w:val="Hyperlink"/>
@@ -5815,6 +5818,7 @@
                           </w:rPr>
                           <w:t>upatras</w:t>
                         </w:r>
+                        <w:proofErr w:type="spellEnd"/>
                         <w:r>
                           <w:rPr>
                             <w:rStyle w:val="Hyperlink"/>
@@ -6940,6 +6944,7 @@
   <w:style w:type="character" w:default="1" w:styleId="DefaultParagraphFont">
     <w:name w:val="Default Paragraph Font"/>
     <w:uiPriority w:val="1"/>
+    <w:semiHidden/>
     <w:unhideWhenUsed/>
   </w:style>
   <w:style w:type="table" w:default="1" w:styleId="TableNormal">

--- a/Explainable Network Intrusion Detection In 5G Networks.docx
+++ b/Explainable Network Intrusion Detection In 5G Networks.docx
@@ -4347,36 +4347,8 @@
                                     <w:sz w:val="28"/>
                                     <w:szCs w:val="28"/>
                                   </w:rPr>
-                                  <w:t>Πα</w:t>
+                                  <w:t>Παντελής Δημήτρ</w:t>
                                 </w:r>
-                                <w:proofErr w:type="spellStart"/>
-                                <w:r>
-                                  <w:rPr>
-                                    <w:color w:val="156082" w:themeColor="accent1"/>
-                                    <w:sz w:val="28"/>
-                                    <w:szCs w:val="28"/>
-                                  </w:rPr>
-                                  <w:t>ντελής</w:t>
-                                </w:r>
-                                <w:proofErr w:type="spellEnd"/>
-                                <w:r>
-                                  <w:rPr>
-                                    <w:color w:val="156082" w:themeColor="accent1"/>
-                                    <w:sz w:val="28"/>
-                                    <w:szCs w:val="28"/>
-                                  </w:rPr>
-                                  <w:t xml:space="preserve"> </w:t>
-                                </w:r>
-                                <w:proofErr w:type="spellStart"/>
-                                <w:r>
-                                  <w:rPr>
-                                    <w:color w:val="156082" w:themeColor="accent1"/>
-                                    <w:sz w:val="28"/>
-                                    <w:szCs w:val="28"/>
-                                  </w:rPr>
-                                  <w:t>Δημήτρ</w:t>
-                                </w:r>
-                                <w:proofErr w:type="spellEnd"/>
                                 <w:r>
                                   <w:rPr>
                                     <w:color w:val="156082" w:themeColor="accent1"/>
@@ -4480,36 +4452,8 @@
                               <w:sz w:val="28"/>
                               <w:szCs w:val="28"/>
                             </w:rPr>
-                            <w:t>Πα</w:t>
+                            <w:t>Παντελής Δημήτρ</w:t>
                           </w:r>
-                          <w:proofErr w:type="spellStart"/>
-                          <w:r>
-                            <w:rPr>
-                              <w:color w:val="156082" w:themeColor="accent1"/>
-                              <w:sz w:val="28"/>
-                              <w:szCs w:val="28"/>
-                            </w:rPr>
-                            <w:t>ντελής</w:t>
-                          </w:r>
-                          <w:proofErr w:type="spellEnd"/>
-                          <w:r>
-                            <w:rPr>
-                              <w:color w:val="156082" w:themeColor="accent1"/>
-                              <w:sz w:val="28"/>
-                              <w:szCs w:val="28"/>
-                            </w:rPr>
-                            <w:t xml:space="preserve"> </w:t>
-                          </w:r>
-                          <w:proofErr w:type="spellStart"/>
-                          <w:r>
-                            <w:rPr>
-                              <w:color w:val="156082" w:themeColor="accent1"/>
-                              <w:sz w:val="28"/>
-                              <w:szCs w:val="28"/>
-                            </w:rPr>
-                            <w:t>Δημήτρ</w:t>
-                          </w:r>
-                          <w:proofErr w:type="spellEnd"/>
                           <w:r>
                             <w:rPr>
                               <w:color w:val="156082" w:themeColor="accent1"/>
@@ -4604,16 +4548,12 @@
       <w:pPr>
         <w:rPr>
           <w:rFonts w:asciiTheme="minorHAnsi" w:hAnsiTheme="minorHAnsi"/>
-          <w:sz w:val="28"/>
-          <w:szCs w:val="28"/>
           <w:lang w:val="el-GR"/>
         </w:rPr>
       </w:pPr>
       <w:r>
         <w:rPr>
           <w:rFonts w:asciiTheme="minorHAnsi" w:hAnsiTheme="minorHAnsi"/>
-          <w:sz w:val="28"/>
-          <w:szCs w:val="28"/>
           <w:lang w:val="el-GR"/>
         </w:rPr>
         <w:t xml:space="preserve">Στις επόμενες σελίδες παρουσιάζεται η </w:t>
@@ -4622,8 +4562,6 @@
         <w:rPr>
           <w:rFonts w:asciiTheme="minorHAnsi" w:hAnsiTheme="minorHAnsi"/>
           <w:color w:val="156082" w:themeColor="accent1"/>
-          <w:sz w:val="28"/>
-          <w:szCs w:val="28"/>
           <w:lang w:val="el-GR"/>
         </w:rPr>
         <w:t>μεθοδολογία</w:t>
@@ -4631,8 +4569,6 @@
       <w:r>
         <w:rPr>
           <w:rFonts w:asciiTheme="minorHAnsi" w:hAnsiTheme="minorHAnsi"/>
-          <w:sz w:val="28"/>
-          <w:szCs w:val="28"/>
           <w:lang w:val="el-GR"/>
         </w:rPr>
         <w:t xml:space="preserve">, η </w:t>
@@ -4641,8 +4577,6 @@
         <w:rPr>
           <w:rFonts w:asciiTheme="minorHAnsi" w:hAnsiTheme="minorHAnsi"/>
           <w:color w:val="156082" w:themeColor="accent1"/>
-          <w:sz w:val="28"/>
-          <w:szCs w:val="28"/>
           <w:lang w:val="el-GR"/>
         </w:rPr>
         <w:t xml:space="preserve">υλοποίηση </w:t>
@@ -4650,8 +4584,6 @@
       <w:r>
         <w:rPr>
           <w:rFonts w:asciiTheme="minorHAnsi" w:hAnsiTheme="minorHAnsi"/>
-          <w:sz w:val="28"/>
-          <w:szCs w:val="28"/>
           <w:lang w:val="el-GR"/>
         </w:rPr>
         <w:t xml:space="preserve">και η </w:t>
@@ -4660,8 +4592,6 @@
         <w:rPr>
           <w:rFonts w:asciiTheme="minorHAnsi" w:hAnsiTheme="minorHAnsi"/>
           <w:color w:val="156082" w:themeColor="accent1"/>
-          <w:sz w:val="28"/>
-          <w:szCs w:val="28"/>
           <w:lang w:val="el-GR"/>
         </w:rPr>
         <w:t xml:space="preserve">πειραματική αξιολόγηση </w:t>
@@ -4669,62 +4599,50 @@
       <w:r>
         <w:rPr>
           <w:rFonts w:asciiTheme="minorHAnsi" w:hAnsiTheme="minorHAnsi"/>
-          <w:sz w:val="28"/>
-          <w:szCs w:val="28"/>
           <w:lang w:val="el-GR"/>
         </w:rPr>
         <w:t xml:space="preserve">της ομάδας μας για το </w:t>
-      </w:r>
-      <w:r>
-        <w:rPr>
-          <w:rFonts w:asciiTheme="minorHAnsi" w:hAnsiTheme="minorHAnsi"/>
-          <w:sz w:val="28"/>
-          <w:szCs w:val="28"/>
-        </w:rPr>
-        <w:t>Project</w:t>
-      </w:r>
-      <w:r>
-        <w:rPr>
-          <w:rFonts w:asciiTheme="minorHAnsi" w:hAnsiTheme="minorHAnsi"/>
-          <w:sz w:val="28"/>
-          <w:szCs w:val="28"/>
-          <w:lang w:val="el-GR"/>
-        </w:rPr>
-        <w:t xml:space="preserve"> 9</w:t>
-      </w:r>
-      <w:r>
-        <w:rPr>
-          <w:rFonts w:asciiTheme="minorHAnsi" w:hAnsiTheme="minorHAnsi"/>
-          <w:sz w:val="28"/>
-          <w:szCs w:val="28"/>
-          <w:lang w:val="el-GR"/>
-        </w:rPr>
-        <w:t xml:space="preserve"> </w:t>
-      </w:r>
-      <w:r>
-        <w:rPr>
-          <w:rFonts w:asciiTheme="minorHAnsi" w:hAnsiTheme="minorHAnsi"/>
-          <w:sz w:val="28"/>
-          <w:szCs w:val="28"/>
-          <w:lang w:val="el-GR"/>
-        </w:rPr>
-        <w:t xml:space="preserve">του </w:t>
-      </w:r>
-      <w:r>
-        <w:rPr>
-          <w:rFonts w:asciiTheme="minorHAnsi" w:hAnsiTheme="minorHAnsi"/>
-          <w:sz w:val="28"/>
-          <w:szCs w:val="28"/>
-          <w:lang w:val="el-GR"/>
-        </w:rPr>
-        <w:t xml:space="preserve">μαθήματος </w:t>
       </w:r>
       <w:r>
         <w:rPr>
           <w:rFonts w:asciiTheme="minorHAnsi" w:hAnsiTheme="minorHAnsi"/>
           <w:color w:val="4EA72E" w:themeColor="accent6"/>
-          <w:sz w:val="28"/>
-          <w:szCs w:val="28"/>
+        </w:rPr>
+        <w:t>Project</w:t>
+      </w:r>
+      <w:r>
+        <w:rPr>
+          <w:rFonts w:asciiTheme="minorHAnsi" w:hAnsiTheme="minorHAnsi"/>
+          <w:color w:val="4EA72E" w:themeColor="accent6"/>
+          <w:lang w:val="el-GR"/>
+        </w:rPr>
+        <w:t xml:space="preserve"> 9</w:t>
+      </w:r>
+      <w:r>
+        <w:rPr>
+          <w:rFonts w:asciiTheme="minorHAnsi" w:hAnsiTheme="minorHAnsi"/>
+          <w:lang w:val="el-GR"/>
+        </w:rPr>
+        <w:t xml:space="preserve"> </w:t>
+      </w:r>
+      <w:r>
+        <w:rPr>
+          <w:rFonts w:asciiTheme="minorHAnsi" w:hAnsiTheme="minorHAnsi"/>
+          <w:lang w:val="el-GR"/>
+        </w:rPr>
+        <w:t xml:space="preserve">του </w:t>
+      </w:r>
+      <w:r>
+        <w:rPr>
+          <w:rFonts w:asciiTheme="minorHAnsi" w:hAnsiTheme="minorHAnsi"/>
+          <w:lang w:val="el-GR"/>
+        </w:rPr>
+        <w:t xml:space="preserve">μαθήματος </w:t>
+      </w:r>
+      <w:r>
+        <w:rPr>
+          <w:rFonts w:asciiTheme="minorHAnsi" w:hAnsiTheme="minorHAnsi"/>
+          <w:color w:val="4EA72E" w:themeColor="accent6"/>
           <w:lang w:val="el-GR"/>
         </w:rPr>
         <w:t>Αρχιτεκτονικές Δικτύων Επόμενης Γενιάς Τεχνολογίες &amp; Εφαρμογές</w:t>
@@ -4732,8 +4650,6 @@
       <w:r>
         <w:rPr>
           <w:rFonts w:asciiTheme="minorHAnsi" w:hAnsiTheme="minorHAnsi"/>
-          <w:sz w:val="28"/>
-          <w:szCs w:val="28"/>
           <w:lang w:val="el-GR"/>
         </w:rPr>
         <w:t xml:space="preserve">. Σε αυτήν τη σελίδα παρέχονται πληροφορίες σχετικά με τα μέλη της ομάδας. </w:t>
@@ -4743,8 +4659,6 @@
       <w:pPr>
         <w:rPr>
           <w:rFonts w:asciiTheme="minorHAnsi" w:hAnsiTheme="minorHAnsi"/>
-          <w:sz w:val="28"/>
-          <w:szCs w:val="28"/>
           <w:lang w:val="el-GR"/>
         </w:rPr>
       </w:pPr>
@@ -4753,16 +4667,12 @@
       <w:pPr>
         <w:rPr>
           <w:rFonts w:asciiTheme="minorHAnsi" w:hAnsiTheme="minorHAnsi"/>
-          <w:sz w:val="28"/>
-          <w:szCs w:val="28"/>
           <w:lang w:val="el-GR"/>
         </w:rPr>
       </w:pPr>
       <w:r>
         <w:rPr>
           <w:rFonts w:asciiTheme="minorHAnsi" w:hAnsiTheme="minorHAnsi"/>
-          <w:sz w:val="28"/>
-          <w:szCs w:val="28"/>
           <w:lang w:val="el-GR"/>
         </w:rPr>
         <w:t>Η ομάδα αποτελ</w:t>
@@ -4770,8 +4680,6 @@
       <w:r>
         <w:rPr>
           <w:rFonts w:asciiTheme="minorHAnsi" w:hAnsiTheme="minorHAnsi"/>
-          <w:sz w:val="28"/>
-          <w:szCs w:val="28"/>
           <w:lang w:val="el-GR"/>
         </w:rPr>
         <w:t>εί</w:t>
@@ -4779,28 +4687,15 @@
       <w:r>
         <w:rPr>
           <w:rFonts w:asciiTheme="minorHAnsi" w:hAnsiTheme="minorHAnsi"/>
-          <w:sz w:val="28"/>
-          <w:szCs w:val="28"/>
-          <w:lang w:val="el-GR"/>
-        </w:rPr>
-        <w:t xml:space="preserve">ται από τους εξής φοιτητές: </w:t>
-      </w:r>
-      <w:r>
-        <w:rPr>
-          <w:rFonts w:asciiTheme="minorHAnsi" w:hAnsiTheme="minorHAnsi"/>
-          <w:sz w:val="28"/>
-          <w:szCs w:val="28"/>
-          <w:lang w:val="el-GR"/>
-        </w:rPr>
-        <w:t xml:space="preserve"> </w:t>
+          <w:lang w:val="el-GR"/>
+        </w:rPr>
+        <w:t xml:space="preserve">ται από τους εξής φοιτητές:  </w:t>
       </w:r>
     </w:p>
     <w:p>
       <w:pPr>
         <w:rPr>
           <w:rFonts w:asciiTheme="minorHAnsi" w:hAnsiTheme="minorHAnsi"/>
-          <w:sz w:val="28"/>
-          <w:szCs w:val="28"/>
           <w:lang w:val="el-GR"/>
         </w:rPr>
       </w:pPr>
@@ -4810,8 +4705,6 @@
         <w:rPr>
           <w:rStyle w:val="IntenseEmphasis"/>
           <w:rFonts w:asciiTheme="minorHAnsi" w:hAnsiTheme="minorHAnsi"/>
-          <w:sz w:val="28"/>
-          <w:szCs w:val="28"/>
           <w:lang w:val="el-GR"/>
         </w:rPr>
       </w:pPr>
@@ -4819,8 +4712,6 @@
         <w:rPr>
           <w:rStyle w:val="IntenseEmphasis"/>
           <w:rFonts w:asciiTheme="minorHAnsi" w:hAnsiTheme="minorHAnsi"/>
-          <w:sz w:val="28"/>
-          <w:szCs w:val="28"/>
           <w:lang w:val="el-GR"/>
         </w:rPr>
         <w:t xml:space="preserve">Ζεκυριάς Απόστολος </w:t>
@@ -4831,8 +4722,6 @@
         <w:rPr>
           <w:rStyle w:val="IntenseEmphasis"/>
           <w:rFonts w:asciiTheme="minorHAnsi" w:hAnsiTheme="minorHAnsi"/>
-          <w:sz w:val="28"/>
-          <w:szCs w:val="28"/>
           <w:lang w:val="el-GR"/>
         </w:rPr>
       </w:pPr>
@@ -4840,8 +4729,6 @@
         <w:rPr>
           <w:rStyle w:val="IntenseEmphasis"/>
           <w:rFonts w:asciiTheme="minorHAnsi" w:hAnsiTheme="minorHAnsi"/>
-          <w:sz w:val="28"/>
-          <w:szCs w:val="28"/>
           <w:lang w:val="el-GR"/>
         </w:rPr>
         <w:t>Παντελής Δημήτριος</w:t>
@@ -5060,7 +4947,7 @@
                                 <w:lang w:val="el-GR"/>
                               </w:rPr>
                             </w:pPr>
-                            <w:hyperlink r:id="rId5" w:history="1">
+                            <w:hyperlink r:id="rId6" w:history="1">
                               <w:r>
                                 <w:rPr>
                                   <w:rStyle w:val="Hyperlink"/>
@@ -5237,7 +5124,7 @@
                           <w:lang w:val="el-GR"/>
                         </w:rPr>
                       </w:pPr>
-                      <w:hyperlink r:id="rId6" w:history="1">
+                      <w:hyperlink r:id="rId7" w:history="1">
                         <w:r>
                           <w:rPr>
                             <w:rStyle w:val="Hyperlink"/>
@@ -5508,7 +5395,7 @@
                                 <w:lang w:val="el-GR"/>
                               </w:rPr>
                             </w:pPr>
-                            <w:hyperlink r:id="rId7" w:history="1">
+                            <w:hyperlink r:id="rId8" w:history="1">
                               <w:r>
                                 <w:rPr>
                                   <w:rStyle w:val="Hyperlink"/>
@@ -5749,7 +5636,7 @@
                           <w:lang w:val="el-GR"/>
                         </w:rPr>
                       </w:pPr>
-                      <w:hyperlink r:id="rId8" w:history="1">
+                      <w:hyperlink r:id="rId9" w:history="1">
                         <w:r>
                           <w:rPr>
                             <w:rStyle w:val="Hyperlink"/>
@@ -6042,6 +5929,20 @@
         </w:rPr>
       </w:pPr>
     </w:p>
+    <w:p>
+      <w:pPr>
+        <w:jc w:val="center"/>
+        <w:rPr>
+          <w:rFonts w:asciiTheme="minorHAnsi" w:hAnsiTheme="minorHAnsi"/>
+          <w:b/>
+          <w:bCs/>
+          <w:color w:val="153D63" w:themeColor="text2" w:themeTint="E6"/>
+          <w:sz w:val="48"/>
+          <w:szCs w:val="48"/>
+          <w:lang w:val="el-GR"/>
+        </w:rPr>
+      </w:pPr>
+    </w:p>
     <w:sdt>
       <w:sdtPr>
         <w:rPr>
@@ -6083,6 +5984,7 @@
           <w:pPr>
             <w:pStyle w:val="TOC1"/>
             <w:tabs>
+              <w:tab w:val="left" w:pos="440"/>
               <w:tab w:val="right" w:leader="dot" w:pos="9350"/>
             </w:tabs>
             <w:rPr>
@@ -6103,7 +6005,25 @@
           <w:r>
             <w:fldChar w:fldCharType="separate"/>
           </w:r>
-          <w:hyperlink w:anchor="_Toc243323037" w:history="1">
+          <w:hyperlink w:anchor="_Toc243518616" w:history="1">
+            <w:r>
+              <w:rPr>
+                <w:rStyle w:val="Hyperlink"/>
+                <w:noProof/>
+              </w:rPr>
+              <w:t>1.</w:t>
+            </w:r>
+            <w:r>
+              <w:rPr>
+                <w:rFonts w:cstheme="minorBidi"/>
+                <w:noProof/>
+                <w:kern w:val="2"/>
+                <w:sz w:val="24"/>
+                <w:szCs w:val="24"/>
+                <w14:ligatures w14:val="standardContextual"/>
+              </w:rPr>
+              <w:tab/>
+            </w:r>
             <w:r>
               <w:rPr>
                 <w:rStyle w:val="Hyperlink"/>
@@ -6168,7 +6088,7 @@
                 <w:noProof/>
                 <w:webHidden/>
               </w:rPr>
-              <w:instrText xml:space="preserve"> PAGEREF _Toc243323037 \h </w:instrText>
+              <w:instrText xml:space="preserve"> PAGEREF _Toc243518616 \h </w:instrText>
             </w:r>
             <w:r>
               <w:rPr>
@@ -6249,14 +6169,17 @@
     <w:p>
       <w:pPr>
         <w:pStyle w:val="Heading1"/>
+        <w:numPr>
+          <w:ilvl w:val="0"/>
+          <w:numId w:val="1"/>
+        </w:numPr>
         <w:jc w:val="center"/>
         <w:rPr>
           <w:sz w:val="36"/>
           <w:szCs w:val="36"/>
-          <w:lang w:val="el-GR"/>
         </w:rPr>
       </w:pPr>
-      <w:bookmarkStart w:id="0" w:name="_Toc243323037"/>
+      <w:bookmarkStart w:id="0" w:name="_Toc243518616"/>
       <w:r>
         <w:rPr>
           <w:sz w:val="36"/>
@@ -6304,14 +6227,1206 @@
         <w:t>G</w:t>
       </w:r>
       <w:bookmarkEnd w:id="0"/>
+    </w:p>
+    <w:p/>
+    <w:p>
+      <w:pPr>
+        <w:pStyle w:val="NormalWeb"/>
+        <w:spacing w:before="0" w:beforeAutospacing="0"/>
+        <w:ind w:left="720"/>
+        <w:jc w:val="both"/>
+        <w:rPr>
+          <w:rFonts w:asciiTheme="minorHAnsi" w:hAnsiTheme="minorHAnsi" w:cs="Arial"/>
+          <w:sz w:val="22"/>
+          <w:szCs w:val="22"/>
+          <w:lang w:val="el-GR"/>
+        </w:rPr>
+      </w:pPr>
+      <w:r>
+        <w:rPr>
+          <w:rFonts w:asciiTheme="minorHAnsi" w:hAnsiTheme="minorHAnsi" w:cs="Arial"/>
+          <w:sz w:val="22"/>
+          <w:szCs w:val="22"/>
+          <w:lang w:val="el-GR"/>
+        </w:rPr>
+        <w:t xml:space="preserve">Ένα </w:t>
+      </w:r>
+      <w:r>
+        <w:rPr>
+          <w:rFonts w:asciiTheme="minorHAnsi" w:hAnsiTheme="minorHAnsi" w:cs="Arial"/>
+          <w:color w:val="156082" w:themeColor="accent1"/>
+          <w:sz w:val="22"/>
+          <w:szCs w:val="22"/>
+        </w:rPr>
+        <w:t>Intrusion</w:t>
+      </w:r>
+      <w:r>
+        <w:rPr>
+          <w:rFonts w:asciiTheme="minorHAnsi" w:hAnsiTheme="minorHAnsi" w:cs="Arial"/>
+          <w:color w:val="156082" w:themeColor="accent1"/>
+          <w:sz w:val="22"/>
+          <w:szCs w:val="22"/>
+          <w:lang w:val="el-GR"/>
+        </w:rPr>
+        <w:t xml:space="preserve"> </w:t>
+      </w:r>
+      <w:r>
+        <w:rPr>
+          <w:rFonts w:asciiTheme="minorHAnsi" w:hAnsiTheme="minorHAnsi" w:cs="Arial"/>
+          <w:color w:val="156082" w:themeColor="accent1"/>
+          <w:sz w:val="22"/>
+          <w:szCs w:val="22"/>
+        </w:rPr>
+        <w:t>Detection</w:t>
+      </w:r>
+      <w:r>
+        <w:rPr>
+          <w:rFonts w:asciiTheme="minorHAnsi" w:hAnsiTheme="minorHAnsi" w:cs="Arial"/>
+          <w:color w:val="156082" w:themeColor="accent1"/>
+          <w:sz w:val="22"/>
+          <w:szCs w:val="22"/>
+          <w:lang w:val="el-GR"/>
+        </w:rPr>
+        <w:t xml:space="preserve"> </w:t>
+      </w:r>
+      <w:r>
+        <w:rPr>
+          <w:rFonts w:asciiTheme="minorHAnsi" w:hAnsiTheme="minorHAnsi" w:cs="Arial"/>
+          <w:color w:val="156082" w:themeColor="accent1"/>
+          <w:sz w:val="22"/>
+          <w:szCs w:val="22"/>
+        </w:rPr>
+        <w:t>System</w:t>
+      </w:r>
+      <w:r>
+        <w:rPr>
+          <w:rFonts w:asciiTheme="minorHAnsi" w:hAnsiTheme="minorHAnsi" w:cs="Arial"/>
+          <w:color w:val="156082" w:themeColor="accent1"/>
+          <w:sz w:val="22"/>
+          <w:szCs w:val="22"/>
+          <w:lang w:val="el-GR"/>
+        </w:rPr>
+        <w:t xml:space="preserve"> </w:t>
+      </w:r>
+      <w:r>
+        <w:rPr>
+          <w:rFonts w:asciiTheme="minorHAnsi" w:hAnsiTheme="minorHAnsi" w:cs="Arial"/>
+          <w:sz w:val="22"/>
+          <w:szCs w:val="22"/>
+          <w:lang w:val="el-GR"/>
+        </w:rPr>
+        <w:t>(</w:t>
+      </w:r>
+      <w:r>
+        <w:rPr>
+          <w:rFonts w:asciiTheme="minorHAnsi" w:hAnsiTheme="minorHAnsi" w:cs="Arial"/>
+          <w:color w:val="4EA72E" w:themeColor="accent6"/>
+          <w:sz w:val="22"/>
+          <w:szCs w:val="22"/>
+        </w:rPr>
+        <w:t>IDS</w:t>
+      </w:r>
+      <w:r>
+        <w:rPr>
+          <w:rFonts w:asciiTheme="minorHAnsi" w:hAnsiTheme="minorHAnsi" w:cs="Arial"/>
+          <w:sz w:val="22"/>
+          <w:szCs w:val="22"/>
+          <w:lang w:val="el-GR"/>
+        </w:rPr>
+        <w:t xml:space="preserve">) αποτελεί βασικό μηχανισμό ασφαλείας στην υποδομή ενός σύγχρονου δικτύου </w:t>
+      </w:r>
+      <w:r>
+        <w:rPr>
+          <w:rFonts w:asciiTheme="minorHAnsi" w:hAnsiTheme="minorHAnsi" w:cs="Arial"/>
+          <w:color w:val="4EA72E" w:themeColor="accent6"/>
+          <w:sz w:val="22"/>
+          <w:szCs w:val="22"/>
+          <w:lang w:val="el-GR"/>
+        </w:rPr>
+        <w:t>5</w:t>
+      </w:r>
+      <w:r>
+        <w:rPr>
+          <w:rFonts w:asciiTheme="minorHAnsi" w:hAnsiTheme="minorHAnsi" w:cs="Arial"/>
+          <w:color w:val="4EA72E" w:themeColor="accent6"/>
+          <w:sz w:val="22"/>
+          <w:szCs w:val="22"/>
+        </w:rPr>
+        <w:t>G</w:t>
+      </w:r>
+      <w:r>
+        <w:rPr>
+          <w:rFonts w:asciiTheme="minorHAnsi" w:hAnsiTheme="minorHAnsi" w:cs="Arial"/>
+          <w:sz w:val="22"/>
+          <w:szCs w:val="22"/>
+          <w:lang w:val="el-GR"/>
+        </w:rPr>
+        <w:t>, ο οποίος επεξεργάζεται συνεχώς τις εισερχόμενες δικτυακές ροές (</w:t>
+      </w:r>
+      <w:r>
+        <w:rPr>
+          <w:rFonts w:asciiTheme="minorHAnsi" w:hAnsiTheme="minorHAnsi" w:cs="Arial"/>
+          <w:color w:val="4EA72E" w:themeColor="accent6"/>
+          <w:sz w:val="22"/>
+          <w:szCs w:val="22"/>
+        </w:rPr>
+        <w:t>network</w:t>
+      </w:r>
+      <w:r>
+        <w:rPr>
+          <w:rFonts w:asciiTheme="minorHAnsi" w:hAnsiTheme="minorHAnsi" w:cs="Arial"/>
+          <w:color w:val="4EA72E" w:themeColor="accent6"/>
+          <w:sz w:val="22"/>
+          <w:szCs w:val="22"/>
+          <w:lang w:val="el-GR"/>
+        </w:rPr>
+        <w:t xml:space="preserve"> </w:t>
+      </w:r>
+      <w:r>
+        <w:rPr>
+          <w:rFonts w:asciiTheme="minorHAnsi" w:hAnsiTheme="minorHAnsi" w:cs="Arial"/>
+          <w:color w:val="4EA72E" w:themeColor="accent6"/>
+          <w:sz w:val="22"/>
+          <w:szCs w:val="22"/>
+        </w:rPr>
+        <w:t>flows</w:t>
+      </w:r>
+      <w:r>
+        <w:rPr>
+          <w:rFonts w:asciiTheme="minorHAnsi" w:hAnsiTheme="minorHAnsi" w:cs="Arial"/>
+          <w:sz w:val="22"/>
+          <w:szCs w:val="22"/>
+          <w:lang w:val="el-GR"/>
+        </w:rPr>
+        <w:t xml:space="preserve">) με σκοπό την αυτόματη αναγνώριση και τον διαχωρισμό της ομαλής κίνησης από την κακόβουλη κίνηση που προέρχεται από </w:t>
+      </w:r>
+      <w:r>
+        <w:rPr>
+          <w:rFonts w:asciiTheme="minorHAnsi" w:hAnsiTheme="minorHAnsi" w:cs="Arial"/>
+          <w:color w:val="156082" w:themeColor="accent1"/>
+          <w:sz w:val="22"/>
+          <w:szCs w:val="22"/>
+        </w:rPr>
+        <w:t>attacks</w:t>
+      </w:r>
+      <w:r>
+        <w:rPr>
+          <w:rFonts w:asciiTheme="minorHAnsi" w:hAnsiTheme="minorHAnsi" w:cs="Arial"/>
+          <w:sz w:val="22"/>
+          <w:szCs w:val="22"/>
+          <w:lang w:val="el-GR"/>
+        </w:rPr>
+        <w:t xml:space="preserve">. Για την επίτευξη αυτού του στόχου, ένα σύγχρονο </w:t>
+      </w:r>
+      <w:r>
+        <w:rPr>
+          <w:rFonts w:asciiTheme="minorHAnsi" w:hAnsiTheme="minorHAnsi" w:cs="Arial"/>
+          <w:color w:val="4EA72E" w:themeColor="accent6"/>
+          <w:sz w:val="22"/>
+          <w:szCs w:val="22"/>
+        </w:rPr>
+        <w:t>IDS</w:t>
+      </w:r>
+      <w:r>
+        <w:rPr>
+          <w:rFonts w:asciiTheme="minorHAnsi" w:hAnsiTheme="minorHAnsi" w:cs="Arial"/>
+          <w:sz w:val="22"/>
+          <w:szCs w:val="22"/>
+          <w:lang w:val="el-GR"/>
+        </w:rPr>
+        <w:t xml:space="preserve"> αξιοποιεί τεχνικές </w:t>
+      </w:r>
+      <w:r>
+        <w:rPr>
+          <w:rFonts w:asciiTheme="minorHAnsi" w:hAnsiTheme="minorHAnsi" w:cs="Arial"/>
+          <w:color w:val="156082" w:themeColor="accent1"/>
+          <w:sz w:val="22"/>
+          <w:szCs w:val="22"/>
+        </w:rPr>
+        <w:t>Machine</w:t>
+      </w:r>
+      <w:r>
+        <w:rPr>
+          <w:rFonts w:asciiTheme="minorHAnsi" w:hAnsiTheme="minorHAnsi" w:cs="Arial"/>
+          <w:color w:val="156082" w:themeColor="accent1"/>
+          <w:sz w:val="22"/>
+          <w:szCs w:val="22"/>
+          <w:lang w:val="el-GR"/>
+        </w:rPr>
+        <w:t xml:space="preserve"> </w:t>
+      </w:r>
+      <w:r>
+        <w:rPr>
+          <w:rFonts w:asciiTheme="minorHAnsi" w:hAnsiTheme="minorHAnsi" w:cs="Arial"/>
+          <w:color w:val="156082" w:themeColor="accent1"/>
+          <w:sz w:val="22"/>
+          <w:szCs w:val="22"/>
+        </w:rPr>
+        <w:t>Learning</w:t>
+      </w:r>
+      <w:r>
+        <w:rPr>
+          <w:rFonts w:asciiTheme="minorHAnsi" w:hAnsiTheme="minorHAnsi" w:cs="Arial"/>
+          <w:color w:val="156082" w:themeColor="accent1"/>
+          <w:sz w:val="22"/>
+          <w:szCs w:val="22"/>
+          <w:lang w:val="el-GR"/>
+        </w:rPr>
+        <w:t xml:space="preserve"> </w:t>
+      </w:r>
+      <w:r>
+        <w:rPr>
+          <w:rFonts w:asciiTheme="minorHAnsi" w:hAnsiTheme="minorHAnsi" w:cs="Arial"/>
+          <w:sz w:val="22"/>
+          <w:szCs w:val="22"/>
+          <w:lang w:val="el-GR"/>
+        </w:rPr>
+        <w:t xml:space="preserve">και </w:t>
+      </w:r>
+      <w:r>
+        <w:rPr>
+          <w:rFonts w:asciiTheme="minorHAnsi" w:hAnsiTheme="minorHAnsi" w:cs="Arial"/>
+          <w:color w:val="156082" w:themeColor="accent1"/>
+          <w:sz w:val="22"/>
+          <w:szCs w:val="22"/>
+        </w:rPr>
+        <w:t>Deep</w:t>
+      </w:r>
+      <w:r>
+        <w:rPr>
+          <w:rFonts w:asciiTheme="minorHAnsi" w:hAnsiTheme="minorHAnsi" w:cs="Arial"/>
+          <w:color w:val="156082" w:themeColor="accent1"/>
+          <w:sz w:val="22"/>
+          <w:szCs w:val="22"/>
+          <w:lang w:val="el-GR"/>
+        </w:rPr>
+        <w:t xml:space="preserve"> </w:t>
+      </w:r>
+      <w:r>
+        <w:rPr>
+          <w:rFonts w:asciiTheme="minorHAnsi" w:hAnsiTheme="minorHAnsi" w:cs="Arial"/>
+          <w:color w:val="156082" w:themeColor="accent1"/>
+          <w:sz w:val="22"/>
+          <w:szCs w:val="22"/>
+        </w:rPr>
+        <w:t>Learning</w:t>
+      </w:r>
+      <w:r>
+        <w:rPr>
+          <w:rFonts w:asciiTheme="minorHAnsi" w:hAnsiTheme="minorHAnsi" w:cs="Arial"/>
+          <w:sz w:val="22"/>
+          <w:szCs w:val="22"/>
+          <w:lang w:val="el-GR"/>
+        </w:rPr>
+        <w:t xml:space="preserve">, οι οποίες εκπαιδεύονται πάνω σε διάφορα χαρακτηριστικά της δικτυακής κίνησης ώστε να αναγνωρίζουν αυτόματα τυχόν κακόβουλες ενέργειες. </w:t>
+      </w:r>
     </w:p>
     <w:p>
       <w:pPr>
-        <w:rPr>
-          <w:rFonts w:asciiTheme="minorHAnsi" w:hAnsiTheme="minorHAnsi"/>
-          <w:lang w:val="el-GR"/>
+        <w:pStyle w:val="NormalWeb"/>
+        <w:spacing w:before="0" w:beforeAutospacing="0"/>
+        <w:ind w:left="720"/>
+        <w:jc w:val="both"/>
+        <w:rPr>
+          <w:rFonts w:asciiTheme="minorHAnsi" w:hAnsiTheme="minorHAnsi" w:cs="Arial"/>
+          <w:sz w:val="22"/>
+          <w:szCs w:val="22"/>
         </w:rPr>
       </w:pPr>
+      <w:r>
+        <w:rPr>
+          <w:rFonts w:asciiTheme="minorHAnsi" w:hAnsiTheme="minorHAnsi" w:cs="Arial"/>
+          <w:sz w:val="22"/>
+          <w:szCs w:val="22"/>
+          <w:lang w:val="el-GR"/>
+        </w:rPr>
+        <w:t xml:space="preserve">Η σημασία ενός τέτοιου συστήματος στα δίκτυα </w:t>
+      </w:r>
+      <w:r>
+        <w:rPr>
+          <w:rFonts w:asciiTheme="minorHAnsi" w:hAnsiTheme="minorHAnsi" w:cs="Arial"/>
+          <w:color w:val="4EA72E" w:themeColor="accent6"/>
+          <w:sz w:val="22"/>
+          <w:szCs w:val="22"/>
+          <w:lang w:val="el-GR"/>
+        </w:rPr>
+        <w:t>5</w:t>
+      </w:r>
+      <w:r>
+        <w:rPr>
+          <w:rFonts w:asciiTheme="minorHAnsi" w:hAnsiTheme="minorHAnsi" w:cs="Arial"/>
+          <w:color w:val="4EA72E" w:themeColor="accent6"/>
+          <w:sz w:val="22"/>
+          <w:szCs w:val="22"/>
+        </w:rPr>
+        <w:t>G</w:t>
+      </w:r>
+      <w:r>
+        <w:rPr>
+          <w:rFonts w:asciiTheme="minorHAnsi" w:hAnsiTheme="minorHAnsi" w:cs="Arial"/>
+          <w:sz w:val="22"/>
+          <w:szCs w:val="22"/>
+          <w:lang w:val="el-GR"/>
+        </w:rPr>
+        <w:t xml:space="preserve"> είναι καθοριστική, καθώς αυτά υποστηρίζουν έναν μεγάλο αριθμό ετερογενών συσκευών, υπηρεσιών και εφαρμογών, παρουσιάζοντας αυξημένη πολυπλοκότητα και έντονα δυναμική συμπεριφορά στη δικτυακή κίνηση. Επειδή η κίνηση μεταφέρεται διαρκώς μεταξύ των τελικών συσκευών, του ασύρματου δικτύου πρόσβασης (</w:t>
+      </w:r>
+      <w:r>
+        <w:rPr>
+          <w:rFonts w:asciiTheme="minorHAnsi" w:hAnsiTheme="minorHAnsi" w:cs="Arial"/>
+          <w:color w:val="4EA72E" w:themeColor="accent6"/>
+          <w:sz w:val="22"/>
+          <w:szCs w:val="22"/>
+        </w:rPr>
+        <w:t>RAN</w:t>
+      </w:r>
+      <w:r>
+        <w:rPr>
+          <w:rFonts w:asciiTheme="minorHAnsi" w:hAnsiTheme="minorHAnsi" w:cs="Arial"/>
+          <w:sz w:val="22"/>
+          <w:szCs w:val="22"/>
+          <w:lang w:val="el-GR"/>
+        </w:rPr>
+        <w:t>), του κεντρικού δικτύου (</w:t>
+      </w:r>
+      <w:r>
+        <w:rPr>
+          <w:rFonts w:asciiTheme="minorHAnsi" w:hAnsiTheme="minorHAnsi" w:cs="Arial"/>
+          <w:color w:val="4EA72E" w:themeColor="accent6"/>
+          <w:sz w:val="22"/>
+          <w:szCs w:val="22"/>
+        </w:rPr>
+        <w:t>core</w:t>
+      </w:r>
+      <w:r>
+        <w:rPr>
+          <w:rFonts w:asciiTheme="minorHAnsi" w:hAnsiTheme="minorHAnsi" w:cs="Arial"/>
+          <w:color w:val="4EA72E" w:themeColor="accent6"/>
+          <w:sz w:val="22"/>
+          <w:szCs w:val="22"/>
+          <w:lang w:val="el-GR"/>
+        </w:rPr>
+        <w:t xml:space="preserve"> </w:t>
+      </w:r>
+      <w:r>
+        <w:rPr>
+          <w:rFonts w:asciiTheme="minorHAnsi" w:hAnsiTheme="minorHAnsi" w:cs="Arial"/>
+          <w:color w:val="4EA72E" w:themeColor="accent6"/>
+          <w:sz w:val="22"/>
+          <w:szCs w:val="22"/>
+        </w:rPr>
+        <w:t>network</w:t>
+      </w:r>
+      <w:r>
+        <w:rPr>
+          <w:rFonts w:asciiTheme="minorHAnsi" w:hAnsiTheme="minorHAnsi" w:cs="Arial"/>
+          <w:sz w:val="22"/>
+          <w:szCs w:val="22"/>
+          <w:lang w:val="el-GR"/>
+        </w:rPr>
+        <w:t xml:space="preserve">) και των </w:t>
+      </w:r>
+      <w:r>
+        <w:rPr>
+          <w:rFonts w:asciiTheme="minorHAnsi" w:hAnsiTheme="minorHAnsi" w:cs="Arial"/>
+          <w:color w:val="156082" w:themeColor="accent1"/>
+          <w:sz w:val="22"/>
+          <w:szCs w:val="22"/>
+        </w:rPr>
+        <w:t>edge</w:t>
+      </w:r>
+      <w:r>
+        <w:rPr>
+          <w:rFonts w:asciiTheme="minorHAnsi" w:hAnsiTheme="minorHAnsi" w:cs="Arial"/>
+          <w:color w:val="156082" w:themeColor="accent1"/>
+          <w:sz w:val="22"/>
+          <w:szCs w:val="22"/>
+          <w:lang w:val="el-GR"/>
+        </w:rPr>
+        <w:t xml:space="preserve"> </w:t>
+      </w:r>
+      <w:r>
+        <w:rPr>
+          <w:rFonts w:asciiTheme="minorHAnsi" w:hAnsiTheme="minorHAnsi" w:cs="Arial"/>
+          <w:sz w:val="22"/>
+          <w:szCs w:val="22"/>
+          <w:lang w:val="el-GR"/>
+        </w:rPr>
+        <w:t xml:space="preserve">υποδομών, η έγκαιρη ανίχνευση επιθέσεων είναι απαραίτητη για την προστασία ολόκληρης της υποδομής. Παράλληλα, δεδομένου ότι το </w:t>
+      </w:r>
+      <w:r>
+        <w:rPr>
+          <w:rFonts w:asciiTheme="minorHAnsi" w:hAnsiTheme="minorHAnsi" w:cs="Arial"/>
+          <w:color w:val="4EA72E" w:themeColor="accent6"/>
+          <w:sz w:val="22"/>
+          <w:szCs w:val="22"/>
+        </w:rPr>
+        <w:t>IDS</w:t>
+      </w:r>
+      <w:r>
+        <w:rPr>
+          <w:rFonts w:asciiTheme="minorHAnsi" w:hAnsiTheme="minorHAnsi" w:cs="Arial"/>
+          <w:color w:val="4EA72E" w:themeColor="accent6"/>
+          <w:sz w:val="22"/>
+          <w:szCs w:val="22"/>
+          <w:lang w:val="el-GR"/>
+        </w:rPr>
+        <w:t xml:space="preserve"> </w:t>
+      </w:r>
+      <w:r>
+        <w:rPr>
+          <w:rFonts w:asciiTheme="minorHAnsi" w:hAnsiTheme="minorHAnsi" w:cs="Arial"/>
+          <w:sz w:val="22"/>
+          <w:szCs w:val="22"/>
+          <w:lang w:val="el-GR"/>
+        </w:rPr>
+        <w:t>καλείται να λειτουργεί σε πραγματικό χρόνο (</w:t>
+      </w:r>
+      <w:r>
+        <w:rPr>
+          <w:rFonts w:asciiTheme="minorHAnsi" w:hAnsiTheme="minorHAnsi" w:cs="Arial"/>
+          <w:color w:val="156082" w:themeColor="accent1"/>
+          <w:sz w:val="22"/>
+          <w:szCs w:val="22"/>
+        </w:rPr>
+        <w:t>real</w:t>
+      </w:r>
+      <w:r>
+        <w:rPr>
+          <w:rFonts w:asciiTheme="minorHAnsi" w:hAnsiTheme="minorHAnsi" w:cs="Arial"/>
+          <w:color w:val="156082" w:themeColor="accent1"/>
+          <w:sz w:val="22"/>
+          <w:szCs w:val="22"/>
+          <w:lang w:val="el-GR"/>
+        </w:rPr>
+        <w:t>-</w:t>
+      </w:r>
+      <w:r>
+        <w:rPr>
+          <w:rFonts w:asciiTheme="minorHAnsi" w:hAnsiTheme="minorHAnsi" w:cs="Arial"/>
+          <w:color w:val="156082" w:themeColor="accent1"/>
+          <w:sz w:val="22"/>
+          <w:szCs w:val="22"/>
+        </w:rPr>
+        <w:t>time</w:t>
+      </w:r>
+      <w:r>
+        <w:rPr>
+          <w:rFonts w:asciiTheme="minorHAnsi" w:hAnsiTheme="minorHAnsi" w:cs="Arial"/>
+          <w:sz w:val="22"/>
+          <w:szCs w:val="22"/>
+          <w:lang w:val="el-GR"/>
+        </w:rPr>
+        <w:t>), είναι κρίσιμο να συνδυάζει την υψηλή απόδοση ανίχνευσης (</w:t>
+      </w:r>
+      <w:r>
+        <w:rPr>
+          <w:rFonts w:asciiTheme="minorHAnsi" w:hAnsiTheme="minorHAnsi" w:cs="Arial"/>
+          <w:color w:val="156082" w:themeColor="accent1"/>
+          <w:sz w:val="22"/>
+          <w:szCs w:val="22"/>
+        </w:rPr>
+        <w:t>detection</w:t>
+      </w:r>
+      <w:r>
+        <w:rPr>
+          <w:rFonts w:asciiTheme="minorHAnsi" w:hAnsiTheme="minorHAnsi" w:cs="Arial"/>
+          <w:color w:val="156082" w:themeColor="accent1"/>
+          <w:sz w:val="22"/>
+          <w:szCs w:val="22"/>
+          <w:lang w:val="el-GR"/>
+        </w:rPr>
+        <w:t xml:space="preserve"> </w:t>
+      </w:r>
+      <w:r>
+        <w:rPr>
+          <w:rFonts w:asciiTheme="minorHAnsi" w:hAnsiTheme="minorHAnsi" w:cs="Arial"/>
+          <w:color w:val="156082" w:themeColor="accent1"/>
+          <w:sz w:val="22"/>
+          <w:szCs w:val="22"/>
+        </w:rPr>
+        <w:t>performance</w:t>
+      </w:r>
+      <w:r>
+        <w:rPr>
+          <w:rFonts w:asciiTheme="minorHAnsi" w:hAnsiTheme="minorHAnsi" w:cs="Arial"/>
+          <w:sz w:val="22"/>
+          <w:szCs w:val="22"/>
+          <w:lang w:val="el-GR"/>
+        </w:rPr>
+        <w:t>) με χαμηλό χρόνο απόκρισης (</w:t>
+      </w:r>
+      <w:r>
+        <w:rPr>
+          <w:rFonts w:asciiTheme="minorHAnsi" w:hAnsiTheme="minorHAnsi" w:cs="Arial"/>
+          <w:color w:val="156082" w:themeColor="accent1"/>
+          <w:sz w:val="22"/>
+          <w:szCs w:val="22"/>
+        </w:rPr>
+        <w:t>inference</w:t>
+      </w:r>
+      <w:r>
+        <w:rPr>
+          <w:rFonts w:asciiTheme="minorHAnsi" w:hAnsiTheme="minorHAnsi" w:cs="Arial"/>
+          <w:color w:val="156082" w:themeColor="accent1"/>
+          <w:sz w:val="22"/>
+          <w:szCs w:val="22"/>
+          <w:lang w:val="el-GR"/>
+        </w:rPr>
+        <w:t xml:space="preserve"> </w:t>
+      </w:r>
+      <w:r>
+        <w:rPr>
+          <w:rFonts w:asciiTheme="minorHAnsi" w:hAnsiTheme="minorHAnsi" w:cs="Arial"/>
+          <w:color w:val="156082" w:themeColor="accent1"/>
+          <w:sz w:val="22"/>
+          <w:szCs w:val="22"/>
+        </w:rPr>
+        <w:t>latency</w:t>
+      </w:r>
+      <w:r>
+        <w:rPr>
+          <w:rFonts w:asciiTheme="minorHAnsi" w:hAnsiTheme="minorHAnsi" w:cs="Arial"/>
+          <w:sz w:val="22"/>
+          <w:szCs w:val="22"/>
+          <w:lang w:val="el-GR"/>
+        </w:rPr>
+        <w:t>) και χαμηλό υπολογιστικό κόστος (</w:t>
+      </w:r>
+      <w:r>
+        <w:rPr>
+          <w:rFonts w:asciiTheme="minorHAnsi" w:hAnsiTheme="minorHAnsi" w:cs="Arial"/>
+          <w:color w:val="156082" w:themeColor="accent1"/>
+          <w:sz w:val="22"/>
+          <w:szCs w:val="22"/>
+        </w:rPr>
+        <w:t>computational</w:t>
+      </w:r>
+      <w:r>
+        <w:rPr>
+          <w:rFonts w:asciiTheme="minorHAnsi" w:hAnsiTheme="minorHAnsi" w:cs="Arial"/>
+          <w:color w:val="156082" w:themeColor="accent1"/>
+          <w:sz w:val="22"/>
+          <w:szCs w:val="22"/>
+          <w:lang w:val="el-GR"/>
+        </w:rPr>
+        <w:t xml:space="preserve"> </w:t>
+      </w:r>
+      <w:r>
+        <w:rPr>
+          <w:rFonts w:asciiTheme="minorHAnsi" w:hAnsiTheme="minorHAnsi" w:cs="Arial"/>
+          <w:color w:val="156082" w:themeColor="accent1"/>
+          <w:sz w:val="22"/>
+          <w:szCs w:val="22"/>
+        </w:rPr>
+        <w:t>cost</w:t>
+      </w:r>
+      <w:r>
+        <w:rPr>
+          <w:rFonts w:asciiTheme="minorHAnsi" w:hAnsiTheme="minorHAnsi" w:cs="Arial"/>
+          <w:sz w:val="22"/>
+          <w:szCs w:val="22"/>
+          <w:lang w:val="el-GR"/>
+        </w:rPr>
+        <w:t>). Τέλος, η διατήρηση χαμηλού ρυθμού ψευδώς θετικών ειδοποιήσεων (</w:t>
+      </w:r>
+      <w:r>
+        <w:rPr>
+          <w:rFonts w:asciiTheme="minorHAnsi" w:hAnsiTheme="minorHAnsi" w:cs="Arial"/>
+          <w:color w:val="4EA72E" w:themeColor="accent6"/>
+          <w:sz w:val="22"/>
+          <w:szCs w:val="22"/>
+        </w:rPr>
+        <w:t>False</w:t>
+      </w:r>
+      <w:r>
+        <w:rPr>
+          <w:rFonts w:asciiTheme="minorHAnsi" w:hAnsiTheme="minorHAnsi" w:cs="Arial"/>
+          <w:color w:val="4EA72E" w:themeColor="accent6"/>
+          <w:sz w:val="22"/>
+          <w:szCs w:val="22"/>
+          <w:lang w:val="el-GR"/>
+        </w:rPr>
+        <w:t>-</w:t>
+      </w:r>
+      <w:r>
+        <w:rPr>
+          <w:rFonts w:asciiTheme="minorHAnsi" w:hAnsiTheme="minorHAnsi" w:cs="Arial"/>
+          <w:color w:val="4EA72E" w:themeColor="accent6"/>
+          <w:sz w:val="22"/>
+          <w:szCs w:val="22"/>
+        </w:rPr>
+        <w:t>Positive</w:t>
+      </w:r>
+      <w:r>
+        <w:rPr>
+          <w:rFonts w:asciiTheme="minorHAnsi" w:hAnsiTheme="minorHAnsi" w:cs="Arial"/>
+          <w:color w:val="4EA72E" w:themeColor="accent6"/>
+          <w:sz w:val="22"/>
+          <w:szCs w:val="22"/>
+          <w:lang w:val="el-GR"/>
+        </w:rPr>
+        <w:t xml:space="preserve"> </w:t>
+      </w:r>
+      <w:r>
+        <w:rPr>
+          <w:rFonts w:asciiTheme="minorHAnsi" w:hAnsiTheme="minorHAnsi" w:cs="Arial"/>
+          <w:color w:val="4EA72E" w:themeColor="accent6"/>
+          <w:sz w:val="22"/>
+          <w:szCs w:val="22"/>
+        </w:rPr>
+        <w:t>Rate</w:t>
+      </w:r>
+      <w:r>
+        <w:rPr>
+          <w:rFonts w:asciiTheme="minorHAnsi" w:hAnsiTheme="minorHAnsi" w:cs="Arial"/>
+          <w:color w:val="4EA72E" w:themeColor="accent6"/>
+          <w:sz w:val="22"/>
+          <w:szCs w:val="22"/>
+          <w:lang w:val="el-GR"/>
+        </w:rPr>
+        <w:t xml:space="preserve"> - </w:t>
+      </w:r>
+      <w:r>
+        <w:rPr>
+          <w:rFonts w:asciiTheme="minorHAnsi" w:hAnsiTheme="minorHAnsi" w:cs="Arial"/>
+          <w:color w:val="4EA72E" w:themeColor="accent6"/>
+          <w:sz w:val="22"/>
+          <w:szCs w:val="22"/>
+        </w:rPr>
+        <w:t>FPR</w:t>
+      </w:r>
+      <w:r>
+        <w:rPr>
+          <w:rFonts w:asciiTheme="minorHAnsi" w:hAnsiTheme="minorHAnsi" w:cs="Arial"/>
+          <w:sz w:val="22"/>
+          <w:szCs w:val="22"/>
+          <w:lang w:val="el-GR"/>
+        </w:rPr>
+        <w:t>) είναι ιδιαίτερα σημαντική, ώστε ο διαχειριστής του δικτύου (</w:t>
+      </w:r>
+      <w:r>
+        <w:rPr>
+          <w:rFonts w:asciiTheme="minorHAnsi" w:hAnsiTheme="minorHAnsi" w:cs="Arial"/>
+          <w:color w:val="156082" w:themeColor="accent1"/>
+          <w:sz w:val="22"/>
+          <w:szCs w:val="22"/>
+        </w:rPr>
+        <w:t>network</w:t>
+      </w:r>
+      <w:r>
+        <w:rPr>
+          <w:rFonts w:asciiTheme="minorHAnsi" w:hAnsiTheme="minorHAnsi" w:cs="Arial"/>
+          <w:color w:val="156082" w:themeColor="accent1"/>
+          <w:sz w:val="22"/>
+          <w:szCs w:val="22"/>
+          <w:lang w:val="el-GR"/>
+        </w:rPr>
+        <w:t xml:space="preserve"> </w:t>
+      </w:r>
+      <w:r>
+        <w:rPr>
+          <w:rFonts w:asciiTheme="minorHAnsi" w:hAnsiTheme="minorHAnsi" w:cs="Arial"/>
+          <w:color w:val="156082" w:themeColor="accent1"/>
+          <w:sz w:val="22"/>
+          <w:szCs w:val="22"/>
+        </w:rPr>
+        <w:t>operator</w:t>
+      </w:r>
+      <w:r>
+        <w:rPr>
+          <w:rFonts w:asciiTheme="minorHAnsi" w:hAnsiTheme="minorHAnsi" w:cs="Arial"/>
+          <w:sz w:val="22"/>
+          <w:szCs w:val="22"/>
+          <w:lang w:val="el-GR"/>
+        </w:rPr>
+        <w:t xml:space="preserve">) να μην επιβαρύνεται με την εξέταση μεγάλου αριθμού εσφαλμένων </w:t>
+      </w:r>
+      <w:r>
+        <w:rPr>
+          <w:rFonts w:asciiTheme="minorHAnsi" w:hAnsiTheme="minorHAnsi" w:cs="Arial"/>
+          <w:color w:val="156082" w:themeColor="accent1"/>
+          <w:sz w:val="22"/>
+          <w:szCs w:val="22"/>
+        </w:rPr>
+        <w:t>alerts</w:t>
+      </w:r>
+      <w:r>
+        <w:rPr>
+          <w:rFonts w:asciiTheme="minorHAnsi" w:hAnsiTheme="minorHAnsi" w:cs="Arial"/>
+          <w:sz w:val="22"/>
+          <w:szCs w:val="22"/>
+          <w:lang w:val="el-GR"/>
+        </w:rPr>
+        <w:t>.</w:t>
+      </w:r>
+    </w:p>
+    <w:p>
+      <w:pPr>
+        <w:pStyle w:val="NormalWeb"/>
+        <w:spacing w:before="0" w:beforeAutospacing="0"/>
+        <w:ind w:left="720"/>
+        <w:jc w:val="both"/>
+        <w:rPr>
+          <w:rFonts w:asciiTheme="minorHAnsi" w:hAnsiTheme="minorHAnsi" w:cs="Arial"/>
+          <w:sz w:val="22"/>
+          <w:szCs w:val="22"/>
+          <w:lang w:val="el-GR"/>
+        </w:rPr>
+      </w:pPr>
+      <w:r>
+        <w:rPr>
+          <w:rFonts w:asciiTheme="minorHAnsi" w:hAnsiTheme="minorHAnsi" w:cs="Arial"/>
+          <w:sz w:val="22"/>
+          <w:szCs w:val="22"/>
+          <w:lang w:val="el-GR"/>
+        </w:rPr>
+        <w:t xml:space="preserve">Παράλληλα, τα δίκτυα </w:t>
+      </w:r>
+      <w:r>
+        <w:rPr>
+          <w:rFonts w:asciiTheme="minorHAnsi" w:hAnsiTheme="minorHAnsi" w:cs="Arial"/>
+          <w:color w:val="4EA72E" w:themeColor="accent6"/>
+          <w:sz w:val="22"/>
+          <w:szCs w:val="22"/>
+          <w:lang w:val="el-GR"/>
+        </w:rPr>
+        <w:t>5</w:t>
+      </w:r>
+      <w:r>
+        <w:rPr>
+          <w:rFonts w:asciiTheme="minorHAnsi" w:hAnsiTheme="minorHAnsi" w:cs="Arial"/>
+          <w:color w:val="4EA72E" w:themeColor="accent6"/>
+          <w:sz w:val="22"/>
+          <w:szCs w:val="22"/>
+        </w:rPr>
+        <w:t>G</w:t>
+      </w:r>
+      <w:r>
+        <w:rPr>
+          <w:rFonts w:asciiTheme="minorHAnsi" w:hAnsiTheme="minorHAnsi" w:cs="Arial"/>
+          <w:color w:val="4EA72E" w:themeColor="accent6"/>
+          <w:sz w:val="22"/>
+          <w:szCs w:val="22"/>
+          <w:lang w:val="el-GR"/>
+        </w:rPr>
+        <w:t xml:space="preserve"> </w:t>
+      </w:r>
+      <w:r>
+        <w:rPr>
+          <w:rFonts w:asciiTheme="minorHAnsi" w:hAnsiTheme="minorHAnsi" w:cs="Arial"/>
+          <w:sz w:val="22"/>
+          <w:szCs w:val="22"/>
+          <w:lang w:val="el-GR"/>
+        </w:rPr>
+        <w:t xml:space="preserve">εξυπηρετούν απαιτητικά σενάρια χρήσης μέσω </w:t>
+      </w:r>
+      <w:r>
+        <w:rPr>
+          <w:rFonts w:asciiTheme="minorHAnsi" w:hAnsiTheme="minorHAnsi" w:cs="Arial"/>
+          <w:color w:val="156082" w:themeColor="accent1"/>
+          <w:sz w:val="22"/>
+          <w:szCs w:val="22"/>
+        </w:rPr>
+        <w:t>Network</w:t>
+      </w:r>
+      <w:r>
+        <w:rPr>
+          <w:rFonts w:asciiTheme="minorHAnsi" w:hAnsiTheme="minorHAnsi" w:cs="Arial"/>
+          <w:color w:val="156082" w:themeColor="accent1"/>
+          <w:sz w:val="22"/>
+          <w:szCs w:val="22"/>
+          <w:lang w:val="el-GR"/>
+        </w:rPr>
+        <w:t xml:space="preserve"> </w:t>
+      </w:r>
+      <w:r>
+        <w:rPr>
+          <w:rFonts w:asciiTheme="minorHAnsi" w:hAnsiTheme="minorHAnsi" w:cs="Arial"/>
+          <w:color w:val="156082" w:themeColor="accent1"/>
+          <w:sz w:val="22"/>
+          <w:szCs w:val="22"/>
+        </w:rPr>
+        <w:t>Slicing</w:t>
+      </w:r>
+      <w:r>
+        <w:rPr>
+          <w:rFonts w:asciiTheme="minorHAnsi" w:hAnsiTheme="minorHAnsi" w:cs="Arial"/>
+          <w:color w:val="156082" w:themeColor="accent1"/>
+          <w:sz w:val="22"/>
+          <w:szCs w:val="22"/>
+          <w:lang w:val="el-GR"/>
+        </w:rPr>
+        <w:t xml:space="preserve">, </w:t>
+      </w:r>
+      <w:r>
+        <w:rPr>
+          <w:rFonts w:asciiTheme="minorHAnsi" w:hAnsiTheme="minorHAnsi" w:cs="Arial"/>
+          <w:sz w:val="22"/>
+          <w:szCs w:val="22"/>
+          <w:lang w:val="el-GR"/>
+        </w:rPr>
+        <w:t>όπως υπηρεσίες μεγάλου εύρους ζώνης (</w:t>
+      </w:r>
+      <w:r>
+        <w:rPr>
+          <w:rFonts w:asciiTheme="minorHAnsi" w:hAnsiTheme="minorHAnsi" w:cs="Arial"/>
+          <w:color w:val="4EA72E" w:themeColor="accent6"/>
+          <w:sz w:val="22"/>
+          <w:szCs w:val="22"/>
+        </w:rPr>
+        <w:t>eMBB</w:t>
+      </w:r>
+      <w:r>
+        <w:rPr>
+          <w:rFonts w:asciiTheme="minorHAnsi" w:hAnsiTheme="minorHAnsi" w:cs="Arial"/>
+          <w:sz w:val="22"/>
+          <w:szCs w:val="22"/>
+          <w:lang w:val="el-GR"/>
+        </w:rPr>
+        <w:t>), μαζικές συνδέσεις συσκευών (</w:t>
+      </w:r>
+      <w:r>
+        <w:rPr>
+          <w:rFonts w:asciiTheme="minorHAnsi" w:hAnsiTheme="minorHAnsi" w:cs="Arial"/>
+          <w:color w:val="4EA72E" w:themeColor="accent6"/>
+          <w:sz w:val="22"/>
+          <w:szCs w:val="22"/>
+        </w:rPr>
+        <w:t>Massive</w:t>
+      </w:r>
+      <w:r>
+        <w:rPr>
+          <w:rFonts w:asciiTheme="minorHAnsi" w:hAnsiTheme="minorHAnsi" w:cs="Arial"/>
+          <w:color w:val="4EA72E" w:themeColor="accent6"/>
+          <w:sz w:val="22"/>
+          <w:szCs w:val="22"/>
+          <w:lang w:val="el-GR"/>
+        </w:rPr>
+        <w:t xml:space="preserve"> </w:t>
+      </w:r>
+      <w:r>
+        <w:rPr>
+          <w:rFonts w:asciiTheme="minorHAnsi" w:hAnsiTheme="minorHAnsi" w:cs="Arial"/>
+          <w:color w:val="4EA72E" w:themeColor="accent6"/>
+          <w:sz w:val="22"/>
+          <w:szCs w:val="22"/>
+        </w:rPr>
+        <w:t>IoT</w:t>
+      </w:r>
+      <w:r>
+        <w:rPr>
+          <w:rFonts w:asciiTheme="minorHAnsi" w:hAnsiTheme="minorHAnsi" w:cs="Arial"/>
+          <w:sz w:val="22"/>
+          <w:szCs w:val="22"/>
+          <w:lang w:val="el-GR"/>
+        </w:rPr>
+        <w:t>) και επικοινωνίες εξαιρετικά χαμηλής καθυστέρησης (</w:t>
+      </w:r>
+      <w:r>
+        <w:rPr>
+          <w:rFonts w:asciiTheme="minorHAnsi" w:hAnsiTheme="minorHAnsi" w:cs="Arial"/>
+          <w:color w:val="4EA72E" w:themeColor="accent6"/>
+          <w:sz w:val="22"/>
+          <w:szCs w:val="22"/>
+        </w:rPr>
+        <w:t>URLLC</w:t>
+      </w:r>
+      <w:r>
+        <w:rPr>
+          <w:rFonts w:asciiTheme="minorHAnsi" w:hAnsiTheme="minorHAnsi" w:cs="Arial"/>
+          <w:sz w:val="22"/>
+          <w:szCs w:val="22"/>
+          <w:lang w:val="el-GR"/>
+        </w:rPr>
+        <w:t>)</w:t>
+      </w:r>
+      <w:r>
+        <w:rPr>
+          <w:rFonts w:asciiTheme="minorHAnsi" w:hAnsiTheme="minorHAnsi" w:cs="Arial"/>
+          <w:sz w:val="22"/>
+          <w:szCs w:val="22"/>
+          <w:lang w:val="el-GR"/>
+        </w:rPr>
+        <w:t>,</w:t>
+      </w:r>
+      <w:r>
+        <w:rPr>
+          <w:rFonts w:asciiTheme="minorHAnsi" w:hAnsiTheme="minorHAnsi" w:cs="Arial"/>
+          <w:sz w:val="22"/>
+          <w:szCs w:val="22"/>
+          <w:lang w:val="el-GR"/>
+        </w:rPr>
+        <w:t xml:space="preserve"> βάσει αυστηρών συμβολαίων ποιότητα</w:t>
+      </w:r>
+      <w:r>
+        <w:rPr>
+          <w:rFonts w:asciiTheme="minorHAnsi" w:hAnsiTheme="minorHAnsi" w:cs="Arial"/>
+          <w:sz w:val="22"/>
+          <w:szCs w:val="22"/>
+          <w:lang w:val="el-GR"/>
+        </w:rPr>
+        <w:t>ς</w:t>
+      </w:r>
+      <w:r>
+        <w:rPr>
+          <w:rFonts w:asciiTheme="minorHAnsi" w:hAnsiTheme="minorHAnsi" w:cs="Arial"/>
+          <w:sz w:val="22"/>
+          <w:szCs w:val="22"/>
+          <w:lang w:val="el-GR"/>
+        </w:rPr>
+        <w:t>.</w:t>
+      </w:r>
+      <w:r>
+        <w:rPr>
+          <w:rFonts w:asciiTheme="minorHAnsi" w:hAnsiTheme="minorHAnsi" w:cs="Arial"/>
+          <w:sz w:val="22"/>
+          <w:szCs w:val="22"/>
+          <w:lang w:val="el-GR"/>
+        </w:rPr>
+        <w:t xml:space="preserve"> </w:t>
+      </w:r>
+      <w:r>
+        <w:rPr>
+          <w:rFonts w:asciiTheme="minorHAnsi" w:hAnsiTheme="minorHAnsi" w:cs="Arial"/>
+          <w:sz w:val="22"/>
+          <w:szCs w:val="22"/>
+          <w:lang w:val="el-GR"/>
+        </w:rPr>
+        <w:t xml:space="preserve">Τυχόν κυβερνοεπιθέσεις ή δυσλειτουργίες στις υποδομές και στις εικονικοποιημένες λειτουργίες του δικτύου μπορούν να προκαλέσουν σοβαρή υποβάθμιση της ποιότητας των παρεχόμενων υπηρεσιών. Τέλος, επειδή ένα </w:t>
+      </w:r>
+      <w:r>
+        <w:rPr>
+          <w:rFonts w:asciiTheme="minorHAnsi" w:hAnsiTheme="minorHAnsi" w:cs="Arial"/>
+          <w:color w:val="4EA72E" w:themeColor="accent6"/>
+          <w:sz w:val="22"/>
+          <w:szCs w:val="22"/>
+        </w:rPr>
+        <w:t>IDS</w:t>
+      </w:r>
+      <w:r>
+        <w:rPr>
+          <w:rFonts w:asciiTheme="minorHAnsi" w:hAnsiTheme="minorHAnsi" w:cs="Arial"/>
+          <w:color w:val="4EA72E" w:themeColor="accent6"/>
+          <w:sz w:val="22"/>
+          <w:szCs w:val="22"/>
+          <w:lang w:val="el-GR"/>
+        </w:rPr>
+        <w:t xml:space="preserve"> </w:t>
+      </w:r>
+      <w:r>
+        <w:rPr>
+          <w:rFonts w:asciiTheme="minorHAnsi" w:hAnsiTheme="minorHAnsi" w:cs="Arial"/>
+          <w:sz w:val="22"/>
+          <w:szCs w:val="22"/>
+          <w:lang w:val="el-GR"/>
+        </w:rPr>
+        <w:t xml:space="preserve">στο </w:t>
+      </w:r>
+      <w:r>
+        <w:rPr>
+          <w:rFonts w:asciiTheme="minorHAnsi" w:hAnsiTheme="minorHAnsi" w:cs="Arial"/>
+          <w:color w:val="4EA72E" w:themeColor="accent6"/>
+          <w:sz w:val="22"/>
+          <w:szCs w:val="22"/>
+          <w:lang w:val="el-GR"/>
+        </w:rPr>
+        <w:t>5</w:t>
+      </w:r>
+      <w:r>
+        <w:rPr>
+          <w:rFonts w:asciiTheme="minorHAnsi" w:hAnsiTheme="minorHAnsi" w:cs="Arial"/>
+          <w:color w:val="4EA72E" w:themeColor="accent6"/>
+          <w:sz w:val="22"/>
+          <w:szCs w:val="22"/>
+        </w:rPr>
+        <w:t>G</w:t>
+      </w:r>
+      <w:r>
+        <w:rPr>
+          <w:rFonts w:asciiTheme="minorHAnsi" w:hAnsiTheme="minorHAnsi" w:cs="Arial"/>
+          <w:color w:val="4EA72E" w:themeColor="accent6"/>
+          <w:sz w:val="22"/>
+          <w:szCs w:val="22"/>
+          <w:lang w:val="el-GR"/>
+        </w:rPr>
+        <w:t xml:space="preserve"> </w:t>
+      </w:r>
+      <w:r>
+        <w:rPr>
+          <w:rFonts w:asciiTheme="minorHAnsi" w:hAnsiTheme="minorHAnsi" w:cs="Arial"/>
+          <w:sz w:val="22"/>
+          <w:szCs w:val="22"/>
+          <w:lang w:val="el-GR"/>
+        </w:rPr>
+        <w:t>καλείται να επεξεργάζεται συνεχώς μεγάλο όγκο ετερογενούς κίνησης σε πραγματικό χρόνο (</w:t>
+      </w:r>
+      <w:r>
+        <w:rPr>
+          <w:rFonts w:asciiTheme="minorHAnsi" w:hAnsiTheme="minorHAnsi" w:cs="Arial"/>
+          <w:color w:val="156082" w:themeColor="accent1"/>
+          <w:sz w:val="22"/>
+          <w:szCs w:val="22"/>
+        </w:rPr>
+        <w:t>real</w:t>
+      </w:r>
+      <w:r>
+        <w:rPr>
+          <w:rFonts w:asciiTheme="minorHAnsi" w:hAnsiTheme="minorHAnsi" w:cs="Arial"/>
+          <w:color w:val="156082" w:themeColor="accent1"/>
+          <w:sz w:val="22"/>
+          <w:szCs w:val="22"/>
+          <w:lang w:val="el-GR"/>
+        </w:rPr>
+        <w:t>-</w:t>
+      </w:r>
+      <w:r>
+        <w:rPr>
+          <w:rFonts w:asciiTheme="minorHAnsi" w:hAnsiTheme="minorHAnsi" w:cs="Arial"/>
+          <w:color w:val="156082" w:themeColor="accent1"/>
+          <w:sz w:val="22"/>
+          <w:szCs w:val="22"/>
+        </w:rPr>
+        <w:t>time</w:t>
+      </w:r>
+      <w:r>
+        <w:rPr>
+          <w:rFonts w:asciiTheme="minorHAnsi" w:hAnsiTheme="minorHAnsi" w:cs="Arial"/>
+          <w:sz w:val="22"/>
+          <w:szCs w:val="22"/>
+          <w:lang w:val="el-GR"/>
+        </w:rPr>
+        <w:t>), οι λανθασμένες αποφάσεις μπορούν να οδηγήσουν είτε σε μη ανίχνευση επιθέσεων είτε σε μεγάλο αριθμό ψευδών συναγερμών, επιβαρύνοντας τον διαχειριστή του δικτύου (</w:t>
+      </w:r>
+      <w:r>
+        <w:rPr>
+          <w:rFonts w:asciiTheme="minorHAnsi" w:hAnsiTheme="minorHAnsi" w:cs="Arial"/>
+          <w:color w:val="156082" w:themeColor="accent1"/>
+          <w:sz w:val="22"/>
+          <w:szCs w:val="22"/>
+        </w:rPr>
+        <w:t>network</w:t>
+      </w:r>
+      <w:r>
+        <w:rPr>
+          <w:rFonts w:asciiTheme="minorHAnsi" w:hAnsiTheme="minorHAnsi" w:cs="Arial"/>
+          <w:color w:val="156082" w:themeColor="accent1"/>
+          <w:sz w:val="22"/>
+          <w:szCs w:val="22"/>
+          <w:lang w:val="el-GR"/>
+        </w:rPr>
+        <w:t xml:space="preserve"> </w:t>
+      </w:r>
+      <w:r>
+        <w:rPr>
+          <w:rFonts w:asciiTheme="minorHAnsi" w:hAnsiTheme="minorHAnsi" w:cs="Arial"/>
+          <w:color w:val="156082" w:themeColor="accent1"/>
+          <w:sz w:val="22"/>
+          <w:szCs w:val="22"/>
+        </w:rPr>
+        <w:t>operator</w:t>
+      </w:r>
+      <w:r>
+        <w:rPr>
+          <w:rFonts w:asciiTheme="minorHAnsi" w:hAnsiTheme="minorHAnsi" w:cs="Arial"/>
+          <w:sz w:val="22"/>
+          <w:szCs w:val="22"/>
+          <w:lang w:val="el-GR"/>
+        </w:rPr>
+        <w:t xml:space="preserve">) με πλήθος από </w:t>
+      </w:r>
+      <w:r>
+        <w:rPr>
+          <w:rFonts w:asciiTheme="minorHAnsi" w:hAnsiTheme="minorHAnsi" w:cs="Arial"/>
+          <w:color w:val="156082" w:themeColor="accent1"/>
+          <w:sz w:val="22"/>
+          <w:szCs w:val="22"/>
+        </w:rPr>
+        <w:t>alerts</w:t>
+      </w:r>
+      <w:r>
+        <w:rPr>
+          <w:rFonts w:asciiTheme="minorHAnsi" w:hAnsiTheme="minorHAnsi" w:cs="Arial"/>
+          <w:color w:val="156082" w:themeColor="accent1"/>
+          <w:sz w:val="22"/>
+          <w:szCs w:val="22"/>
+          <w:lang w:val="el-GR"/>
+        </w:rPr>
+        <w:t xml:space="preserve"> </w:t>
+      </w:r>
+      <w:r>
+        <w:rPr>
+          <w:rFonts w:asciiTheme="minorHAnsi" w:hAnsiTheme="minorHAnsi" w:cs="Arial"/>
+          <w:sz w:val="22"/>
+          <w:szCs w:val="22"/>
+          <w:lang w:val="el-GR"/>
+        </w:rPr>
+        <w:t xml:space="preserve">προς εξέταση. Συνεπώς, είναι καθοριστικής σημασίας το </w:t>
+      </w:r>
+      <w:r>
+        <w:rPr>
+          <w:rFonts w:asciiTheme="minorHAnsi" w:hAnsiTheme="minorHAnsi" w:cs="Arial"/>
+          <w:color w:val="4EA72E" w:themeColor="accent6"/>
+          <w:sz w:val="22"/>
+          <w:szCs w:val="22"/>
+        </w:rPr>
+        <w:t>IDS</w:t>
+      </w:r>
+      <w:r>
+        <w:rPr>
+          <w:rFonts w:asciiTheme="minorHAnsi" w:hAnsiTheme="minorHAnsi" w:cs="Arial"/>
+          <w:color w:val="4EA72E" w:themeColor="accent6"/>
+          <w:sz w:val="22"/>
+          <w:szCs w:val="22"/>
+          <w:lang w:val="el-GR"/>
+        </w:rPr>
+        <w:t xml:space="preserve"> </w:t>
+      </w:r>
+      <w:r>
+        <w:rPr>
+          <w:rFonts w:asciiTheme="minorHAnsi" w:hAnsiTheme="minorHAnsi" w:cs="Arial"/>
+          <w:sz w:val="22"/>
+          <w:szCs w:val="22"/>
+          <w:lang w:val="el-GR"/>
+        </w:rPr>
+        <w:t>να συνδυάζει την υψηλή απόδοση ανίχνευσης (</w:t>
+      </w:r>
+      <w:r>
+        <w:rPr>
+          <w:rFonts w:asciiTheme="minorHAnsi" w:hAnsiTheme="minorHAnsi" w:cs="Arial"/>
+          <w:color w:val="156082" w:themeColor="accent1"/>
+          <w:sz w:val="22"/>
+          <w:szCs w:val="22"/>
+        </w:rPr>
+        <w:t>detection</w:t>
+      </w:r>
+      <w:r>
+        <w:rPr>
+          <w:rFonts w:asciiTheme="minorHAnsi" w:hAnsiTheme="minorHAnsi" w:cs="Arial"/>
+          <w:color w:val="156082" w:themeColor="accent1"/>
+          <w:sz w:val="22"/>
+          <w:szCs w:val="22"/>
+          <w:lang w:val="el-GR"/>
+        </w:rPr>
+        <w:t xml:space="preserve"> </w:t>
+      </w:r>
+      <w:r>
+        <w:rPr>
+          <w:rFonts w:asciiTheme="minorHAnsi" w:hAnsiTheme="minorHAnsi" w:cs="Arial"/>
+          <w:color w:val="156082" w:themeColor="accent1"/>
+          <w:sz w:val="22"/>
+          <w:szCs w:val="22"/>
+        </w:rPr>
+        <w:t>performance</w:t>
+      </w:r>
+      <w:r>
+        <w:rPr>
+          <w:rFonts w:asciiTheme="minorHAnsi" w:hAnsiTheme="minorHAnsi" w:cs="Arial"/>
+          <w:sz w:val="22"/>
+          <w:szCs w:val="22"/>
+          <w:lang w:val="el-GR"/>
+        </w:rPr>
+        <w:t>) με χαμηλό χρόνο απόκρισης και χαμηλό υπολογιστικό κόστος.</w:t>
+      </w:r>
     </w:p>
     <w:sectPr>
       <w:pgSz w:w="12240" w:h="15840"/>
@@ -6321,6 +7436,103 @@
     </w:sectPr>
   </w:body>
 </w:document>
+</file>
+
+<file path=word/numbering.xml><?xml version="1.0" encoding="utf-8"?>
+<w:numbering xmlns:wpc="http://schemas.microsoft.com/office/word/2010/wordprocessingCanvas" xmlns:cx="http://schemas.microsoft.com/office/drawing/2014/chartex" xmlns:cx1="http://schemas.microsoft.com/office/drawing/2015/9/8/chartex" xmlns:cx2="http://schemas.microsoft.com/office/drawing/2015/10/21/chartex" xmlns:cx3="http://schemas.microsoft.com/office/drawing/2016/5/9/chartex" xmlns:cx4="http://schemas.microsoft.com/office/drawing/2016/5/10/chartex" xmlns:cx5="http://schemas.microsoft.com/office/drawing/2016/5/11/chartex" xmlns:cx6="http://schemas.microsoft.com/office/drawing/2016/5/12/chartex" xmlns:cx7="http://schemas.microsoft.com/office/drawing/2016/5/13/chartex" xmlns:cx8="http://schemas.microsoft.com/office/drawing/2016/5/14/chartex" xmlns:mc="http://schemas.openxmlformats.org/markup-compatibility/2006" xmlns:aink="http://schemas.microsoft.com/office/drawing/2016/ink" xmlns:am3d="http://schemas.microsoft.com/office/drawing/2017/model3d" xmlns:o="urn:schemas-microsoft-com:office:office" xmlns:oel="http://schemas.microsoft.com/office/2019/extlst" xmlns:r="http://schemas.openxmlformats.org/officeDocument/2006/relationships" xmlns:m="http://schemas.openxmlformats.org/officeDocument/2006/math" xmlns:v="urn:schemas-microsoft-com:vml" xmlns:wp14="http://schemas.microsoft.com/office/word/2010/wordprocessingDrawing" xmlns:wp="http://schemas.openxmlformats.org/drawingml/2006/wordprocessingDrawing" xmlns:w10="urn:schemas-microsoft-com:office:word" xmlns:w="http://schemas.openxmlformats.org/wordprocessingml/2006/main" xmlns:w14="http://schemas.microsoft.com/office/word/2010/wordml" xmlns:w15="http://schemas.microsoft.com/office/word/2012/wordml" xmlns:w16cex="http://schemas.microsoft.com/office/word/2018/wordml/cex" xmlns:w16cid="http://schemas.microsoft.com/office/word/2016/wordml/cid" xmlns:w16="http://schemas.microsoft.com/office/word/2018/wordml" xmlns:w16du="http://schemas.microsoft.com/office/word/2023/wordml/word16du" xmlns:w16sdtdh="http://schemas.microsoft.com/office/word/2020/wordml/sdtdatahash" xmlns:w16sdtfl="http://schemas.microsoft.com/office/word/2024/wordml/sdtformatlock" xmlns:w16se="http://schemas.microsoft.com/office/word/2015/wordml/symex" xmlns:wpg="http://schemas.microsoft.com/office/word/2010/wordprocessingGroup" xmlns:wpi="http://schemas.microsoft.com/office/word/2010/wordprocessingInk" xmlns:wne="http://schemas.microsoft.com/office/word/2006/wordml" xmlns:wps="http://schemas.microsoft.com/office/word/2010/wordprocessingShape" mc:Ignorable="w14 w15 w16se w16cid w16 w16cex w16sdtdh w16sdtfl w16du wp14">
+  <w:abstractNum w:abstractNumId="0" w15:restartNumberingAfterBreak="0">
+    <w:nsid w:val="53121F2D"/>
+    <w:multiLevelType w:val="hybridMultilevel"/>
+    <w:tmpl w:val="005E86D4"/>
+    <w:lvl w:ilvl="0" w:tplc="0409000F">
+      <w:start w:val="1"/>
+      <w:numFmt w:val="decimal"/>
+      <w:lvlText w:val="%1."/>
+      <w:lvlJc w:val="left"/>
+      <w:pPr>
+        <w:ind w:left="720" w:hanging="360"/>
+      </w:pPr>
+      <w:rPr>
+        <w:rFonts w:hint="default"/>
+      </w:rPr>
+    </w:lvl>
+    <w:lvl w:ilvl="1" w:tplc="04090019" w:tentative="1">
+      <w:start w:val="1"/>
+      <w:numFmt w:val="lowerLetter"/>
+      <w:lvlText w:val="%2."/>
+      <w:lvlJc w:val="left"/>
+      <w:pPr>
+        <w:ind w:left="1440" w:hanging="360"/>
+      </w:pPr>
+    </w:lvl>
+    <w:lvl w:ilvl="2" w:tplc="0409001B" w:tentative="1">
+      <w:start w:val="1"/>
+      <w:numFmt w:val="lowerRoman"/>
+      <w:lvlText w:val="%3."/>
+      <w:lvlJc w:val="right"/>
+      <w:pPr>
+        <w:ind w:left="2160" w:hanging="180"/>
+      </w:pPr>
+    </w:lvl>
+    <w:lvl w:ilvl="3" w:tplc="0409000F" w:tentative="1">
+      <w:start w:val="1"/>
+      <w:numFmt w:val="decimal"/>
+      <w:lvlText w:val="%4."/>
+      <w:lvlJc w:val="left"/>
+      <w:pPr>
+        <w:ind w:left="2880" w:hanging="360"/>
+      </w:pPr>
+    </w:lvl>
+    <w:lvl w:ilvl="4" w:tplc="04090019" w:tentative="1">
+      <w:start w:val="1"/>
+      <w:numFmt w:val="lowerLetter"/>
+      <w:lvlText w:val="%5."/>
+      <w:lvlJc w:val="left"/>
+      <w:pPr>
+        <w:ind w:left="3600" w:hanging="360"/>
+      </w:pPr>
+    </w:lvl>
+    <w:lvl w:ilvl="5" w:tplc="0409001B" w:tentative="1">
+      <w:start w:val="1"/>
+      <w:numFmt w:val="lowerRoman"/>
+      <w:lvlText w:val="%6."/>
+      <w:lvlJc w:val="right"/>
+      <w:pPr>
+        <w:ind w:left="4320" w:hanging="180"/>
+      </w:pPr>
+    </w:lvl>
+    <w:lvl w:ilvl="6" w:tplc="0409000F" w:tentative="1">
+      <w:start w:val="1"/>
+      <w:numFmt w:val="decimal"/>
+      <w:lvlText w:val="%7."/>
+      <w:lvlJc w:val="left"/>
+      <w:pPr>
+        <w:ind w:left="5040" w:hanging="360"/>
+      </w:pPr>
+    </w:lvl>
+    <w:lvl w:ilvl="7" w:tplc="04090019" w:tentative="1">
+      <w:start w:val="1"/>
+      <w:numFmt w:val="lowerLetter"/>
+      <w:lvlText w:val="%8."/>
+      <w:lvlJc w:val="left"/>
+      <w:pPr>
+        <w:ind w:left="5760" w:hanging="360"/>
+      </w:pPr>
+    </w:lvl>
+    <w:lvl w:ilvl="8" w:tplc="0409001B" w:tentative="1">
+      <w:start w:val="1"/>
+      <w:numFmt w:val="lowerRoman"/>
+      <w:lvlText w:val="%9."/>
+      <w:lvlJc w:val="right"/>
+      <w:pPr>
+        <w:ind w:left="6480" w:hanging="180"/>
+      </w:pPr>
+    </w:lvl>
+  </w:abstractNum>
+  <w:num w:numId="1" w16cid:durableId="1994020432">
+    <w:abstractNumId w:val="0"/>
+  </w:num>
+</w:numbering>
 </file>
 
 <file path=word/styles.xml><?xml version="1.0" encoding="utf-8"?>
@@ -6944,7 +8156,6 @@
   <w:style w:type="character" w:default="1" w:styleId="DefaultParagraphFont">
     <w:name w:val="Default Paragraph Font"/>
     <w:uiPriority w:val="1"/>
-    <w:semiHidden/>
     <w:unhideWhenUsed/>
   </w:style>
   <w:style w:type="table" w:default="1" w:styleId="TableNormal">
@@ -7390,6 +8601,16 @@
       <w:szCs w:val="22"/>
     </w:rPr>
   </w:style>
+  <w:style w:type="paragraph" w:styleId="NormalWeb">
+    <w:name w:val="Normal (Web)"/>
+    <w:basedOn w:val="Normal"/>
+    <w:uiPriority w:val="99"/>
+    <w:unhideWhenUsed/>
+    <w:rsid w:val="00FF3A6C"/>
+    <w:pPr>
+      <w:spacing w:before="100" w:beforeAutospacing="1" w:after="100" w:afterAutospacing="1"/>
+    </w:pPr>
+  </w:style>
 </w:styles>
 </file>
 

--- a/Explainable Network Intrusion Detection In 5G Networks.docx
+++ b/Explainable Network Intrusion Detection In 5G Networks.docx
@@ -4947,76 +4947,135 @@
                                 <w:lang w:val="el-GR"/>
                               </w:rPr>
                             </w:pPr>
-                            <w:hyperlink r:id="rId6" w:history="1">
-                              <w:r>
-                                <w:rPr>
-                                  <w:rStyle w:val="Hyperlink"/>
-                                  <w:rFonts w:asciiTheme="minorHAnsi" w:hAnsiTheme="minorHAnsi"/>
-                                  <w:sz w:val="28"/>
-                                  <w:szCs w:val="28"/>
-                                </w:rPr>
-                                <w:t>up</w:t>
-                              </w:r>
-                              <w:r>
-                                <w:rPr>
-                                  <w:rStyle w:val="Hyperlink"/>
-                                  <w:rFonts w:asciiTheme="minorHAnsi" w:hAnsiTheme="minorHAnsi"/>
-                                  <w:sz w:val="28"/>
-                                  <w:szCs w:val="28"/>
-                                  <w:lang w:val="el-GR"/>
-                                </w:rPr>
-                                <w:t>1100554@</w:t>
-                              </w:r>
-                              <w:r>
-                                <w:rPr>
-                                  <w:rStyle w:val="Hyperlink"/>
-                                  <w:rFonts w:asciiTheme="minorHAnsi" w:hAnsiTheme="minorHAnsi"/>
-                                  <w:sz w:val="28"/>
-                                  <w:szCs w:val="28"/>
-                                </w:rPr>
-                                <w:t>ac</w:t>
-                              </w:r>
-                              <w:r>
-                                <w:rPr>
-                                  <w:rStyle w:val="Hyperlink"/>
-                                  <w:rFonts w:asciiTheme="minorHAnsi" w:hAnsiTheme="minorHAnsi"/>
-                                  <w:sz w:val="28"/>
-                                  <w:szCs w:val="28"/>
-                                  <w:lang w:val="el-GR"/>
-                                </w:rPr>
-                                <w:t>.</w:t>
-                              </w:r>
-                              <w:proofErr w:type="spellStart"/>
-                              <w:r>
-                                <w:rPr>
-                                  <w:rStyle w:val="Hyperlink"/>
-                                  <w:rFonts w:asciiTheme="minorHAnsi" w:hAnsiTheme="minorHAnsi"/>
-                                  <w:sz w:val="28"/>
-                                  <w:szCs w:val="28"/>
-                                </w:rPr>
-                                <w:t>upatras</w:t>
-                              </w:r>
-                              <w:proofErr w:type="spellEnd"/>
-                              <w:r>
-                                <w:rPr>
-                                  <w:rStyle w:val="Hyperlink"/>
-                                  <w:rFonts w:asciiTheme="minorHAnsi" w:hAnsiTheme="minorHAnsi"/>
-                                  <w:sz w:val="28"/>
-                                  <w:szCs w:val="28"/>
-                                  <w:lang w:val="el-GR"/>
-                                </w:rPr>
-                                <w:t>.</w:t>
-                              </w:r>
-                              <w:r>
-                                <w:rPr>
-                                  <w:rStyle w:val="Hyperlink"/>
-                                  <w:rFonts w:asciiTheme="minorHAnsi" w:hAnsiTheme="minorHAnsi"/>
-                                  <w:sz w:val="28"/>
-                                  <w:szCs w:val="28"/>
-                                </w:rPr>
-                                <w:t>gr</w:t>
-                              </w:r>
-                            </w:hyperlink>
+                            <w:r>
+                              <w:fldChar w:fldCharType="begin"/>
+                            </w:r>
+                            <w:r>
+                              <w:instrText>HYPERLINK</w:instrText>
+                            </w:r>
+                            <w:r>
+                              <w:rPr>
+                                <w:lang w:val="el-GR"/>
+                              </w:rPr>
+                              <w:instrText xml:space="preserve"> "</w:instrText>
+                            </w:r>
+                            <w:r>
+                              <w:instrText>mailto</w:instrText>
+                            </w:r>
+                            <w:r>
+                              <w:rPr>
+                                <w:lang w:val="el-GR"/>
+                              </w:rPr>
+                              <w:instrText>:</w:instrText>
+                            </w:r>
+                            <w:r>
+                              <w:instrText>up</w:instrText>
+                            </w:r>
+                            <w:r>
+                              <w:rPr>
+                                <w:lang w:val="el-GR"/>
+                              </w:rPr>
+                              <w:instrText>1100554@</w:instrText>
+                            </w:r>
+                            <w:r>
+                              <w:instrText>ac</w:instrText>
+                            </w:r>
+                            <w:r>
+                              <w:rPr>
+                                <w:lang w:val="el-GR"/>
+                              </w:rPr>
+                              <w:instrText>.</w:instrText>
+                            </w:r>
+                            <w:r>
+                              <w:instrText>upatras</w:instrText>
+                            </w:r>
+                            <w:r>
+                              <w:rPr>
+                                <w:lang w:val="el-GR"/>
+                              </w:rPr>
+                              <w:instrText>.</w:instrText>
+                            </w:r>
+                            <w:r>
+                              <w:instrText>gr</w:instrText>
+                            </w:r>
+                            <w:r>
+                              <w:rPr>
+                                <w:lang w:val="el-GR"/>
+                              </w:rPr>
+                              <w:instrText>"</w:instrText>
+                            </w:r>
+                            <w:r>
+                              <w:fldChar w:fldCharType="separate"/>
+                            </w:r>
+                            <w:r>
+                              <w:rPr>
+                                <w:rStyle w:val="Hyperlink"/>
+                                <w:rFonts w:asciiTheme="minorHAnsi" w:hAnsiTheme="minorHAnsi"/>
+                                <w:sz w:val="28"/>
+                                <w:szCs w:val="28"/>
+                              </w:rPr>
+                              <w:t>up</w:t>
+                            </w:r>
+                            <w:r>
+                              <w:rPr>
+                                <w:rStyle w:val="Hyperlink"/>
+                                <w:rFonts w:asciiTheme="minorHAnsi" w:hAnsiTheme="minorHAnsi"/>
+                                <w:sz w:val="28"/>
+                                <w:szCs w:val="28"/>
+                                <w:lang w:val="el-GR"/>
+                              </w:rPr>
+                              <w:t>1100554@</w:t>
+                            </w:r>
+                            <w:r>
+                              <w:rPr>
+                                <w:rStyle w:val="Hyperlink"/>
+                                <w:rFonts w:asciiTheme="minorHAnsi" w:hAnsiTheme="minorHAnsi"/>
+                                <w:sz w:val="28"/>
+                                <w:szCs w:val="28"/>
+                              </w:rPr>
+                              <w:t>ac</w:t>
+                            </w:r>
+                            <w:r>
+                              <w:rPr>
+                                <w:rStyle w:val="Hyperlink"/>
+                                <w:rFonts w:asciiTheme="minorHAnsi" w:hAnsiTheme="minorHAnsi"/>
+                                <w:sz w:val="28"/>
+                                <w:szCs w:val="28"/>
+                                <w:lang w:val="el-GR"/>
+                              </w:rPr>
+                              <w:t>.</w:t>
+                            </w:r>
+                            <w:r>
+                              <w:rPr>
+                                <w:rStyle w:val="Hyperlink"/>
+                                <w:rFonts w:asciiTheme="minorHAnsi" w:hAnsiTheme="minorHAnsi"/>
+                                <w:sz w:val="28"/>
+                                <w:szCs w:val="28"/>
+                              </w:rPr>
+                              <w:t>upatras</w:t>
+                            </w:r>
+                            <w:r>
+                              <w:rPr>
+                                <w:rStyle w:val="Hyperlink"/>
+                                <w:rFonts w:asciiTheme="minorHAnsi" w:hAnsiTheme="minorHAnsi"/>
+                                <w:sz w:val="28"/>
+                                <w:szCs w:val="28"/>
+                                <w:lang w:val="el-GR"/>
+                              </w:rPr>
+                              <w:t>.</w:t>
+                            </w:r>
+                            <w:r>
+                              <w:rPr>
+                                <w:rStyle w:val="Hyperlink"/>
+                                <w:rFonts w:asciiTheme="minorHAnsi" w:hAnsiTheme="minorHAnsi"/>
+                                <w:sz w:val="28"/>
+                                <w:szCs w:val="28"/>
+                              </w:rPr>
+                              <w:t>gr</w:t>
+                            </w:r>
+                            <w:r>
+                              <w:fldChar w:fldCharType="end"/>
+                            </w:r>
                           </w:p>
                           <w:p>
                             <w:pPr>
@@ -5124,76 +5183,135 @@
                           <w:lang w:val="el-GR"/>
                         </w:rPr>
                       </w:pPr>
-                      <w:hyperlink r:id="rId7" w:history="1">
-                        <w:r>
-                          <w:rPr>
-                            <w:rStyle w:val="Hyperlink"/>
-                            <w:rFonts w:asciiTheme="minorHAnsi" w:hAnsiTheme="minorHAnsi"/>
-                            <w:sz w:val="28"/>
-                            <w:szCs w:val="28"/>
-                          </w:rPr>
-                          <w:t>up</w:t>
-                        </w:r>
-                        <w:r>
-                          <w:rPr>
-                            <w:rStyle w:val="Hyperlink"/>
-                            <w:rFonts w:asciiTheme="minorHAnsi" w:hAnsiTheme="minorHAnsi"/>
-                            <w:sz w:val="28"/>
-                            <w:szCs w:val="28"/>
-                            <w:lang w:val="el-GR"/>
-                          </w:rPr>
-                          <w:t>1100554@</w:t>
-                        </w:r>
-                        <w:r>
-                          <w:rPr>
-                            <w:rStyle w:val="Hyperlink"/>
-                            <w:rFonts w:asciiTheme="minorHAnsi" w:hAnsiTheme="minorHAnsi"/>
-                            <w:sz w:val="28"/>
-                            <w:szCs w:val="28"/>
-                          </w:rPr>
-                          <w:t>ac</w:t>
-                        </w:r>
-                        <w:r>
-                          <w:rPr>
-                            <w:rStyle w:val="Hyperlink"/>
-                            <w:rFonts w:asciiTheme="minorHAnsi" w:hAnsiTheme="minorHAnsi"/>
-                            <w:sz w:val="28"/>
-                            <w:szCs w:val="28"/>
-                            <w:lang w:val="el-GR"/>
-                          </w:rPr>
-                          <w:t>.</w:t>
-                        </w:r>
-                        <w:proofErr w:type="spellStart"/>
-                        <w:r>
-                          <w:rPr>
-                            <w:rStyle w:val="Hyperlink"/>
-                            <w:rFonts w:asciiTheme="minorHAnsi" w:hAnsiTheme="minorHAnsi"/>
-                            <w:sz w:val="28"/>
-                            <w:szCs w:val="28"/>
-                          </w:rPr>
-                          <w:t>upatras</w:t>
-                        </w:r>
-                        <w:proofErr w:type="spellEnd"/>
-                        <w:r>
-                          <w:rPr>
-                            <w:rStyle w:val="Hyperlink"/>
-                            <w:rFonts w:asciiTheme="minorHAnsi" w:hAnsiTheme="minorHAnsi"/>
-                            <w:sz w:val="28"/>
-                            <w:szCs w:val="28"/>
-                            <w:lang w:val="el-GR"/>
-                          </w:rPr>
-                          <w:t>.</w:t>
-                        </w:r>
-                        <w:r>
-                          <w:rPr>
-                            <w:rStyle w:val="Hyperlink"/>
-                            <w:rFonts w:asciiTheme="minorHAnsi" w:hAnsiTheme="minorHAnsi"/>
-                            <w:sz w:val="28"/>
-                            <w:szCs w:val="28"/>
-                          </w:rPr>
-                          <w:t>gr</w:t>
-                        </w:r>
-                      </w:hyperlink>
+                      <w:r>
+                        <w:fldChar w:fldCharType="begin"/>
+                      </w:r>
+                      <w:r>
+                        <w:instrText>HYPERLINK</w:instrText>
+                      </w:r>
+                      <w:r>
+                        <w:rPr>
+                          <w:lang w:val="el-GR"/>
+                        </w:rPr>
+                        <w:instrText xml:space="preserve"> "</w:instrText>
+                      </w:r>
+                      <w:r>
+                        <w:instrText>mailto</w:instrText>
+                      </w:r>
+                      <w:r>
+                        <w:rPr>
+                          <w:lang w:val="el-GR"/>
+                        </w:rPr>
+                        <w:instrText>:</w:instrText>
+                      </w:r>
+                      <w:r>
+                        <w:instrText>up</w:instrText>
+                      </w:r>
+                      <w:r>
+                        <w:rPr>
+                          <w:lang w:val="el-GR"/>
+                        </w:rPr>
+                        <w:instrText>1100554@</w:instrText>
+                      </w:r>
+                      <w:r>
+                        <w:instrText>ac</w:instrText>
+                      </w:r>
+                      <w:r>
+                        <w:rPr>
+                          <w:lang w:val="el-GR"/>
+                        </w:rPr>
+                        <w:instrText>.</w:instrText>
+                      </w:r>
+                      <w:r>
+                        <w:instrText>upatras</w:instrText>
+                      </w:r>
+                      <w:r>
+                        <w:rPr>
+                          <w:lang w:val="el-GR"/>
+                        </w:rPr>
+                        <w:instrText>.</w:instrText>
+                      </w:r>
+                      <w:r>
+                        <w:instrText>gr</w:instrText>
+                      </w:r>
+                      <w:r>
+                        <w:rPr>
+                          <w:lang w:val="el-GR"/>
+                        </w:rPr>
+                        <w:instrText>"</w:instrText>
+                      </w:r>
+                      <w:r>
+                        <w:fldChar w:fldCharType="separate"/>
+                      </w:r>
+                      <w:r>
+                        <w:rPr>
+                          <w:rStyle w:val="Hyperlink"/>
+                          <w:rFonts w:asciiTheme="minorHAnsi" w:hAnsiTheme="minorHAnsi"/>
+                          <w:sz w:val="28"/>
+                          <w:szCs w:val="28"/>
+                        </w:rPr>
+                        <w:t>up</w:t>
+                      </w:r>
+                      <w:r>
+                        <w:rPr>
+                          <w:rStyle w:val="Hyperlink"/>
+                          <w:rFonts w:asciiTheme="minorHAnsi" w:hAnsiTheme="minorHAnsi"/>
+                          <w:sz w:val="28"/>
+                          <w:szCs w:val="28"/>
+                          <w:lang w:val="el-GR"/>
+                        </w:rPr>
+                        <w:t>1100554@</w:t>
+                      </w:r>
+                      <w:r>
+                        <w:rPr>
+                          <w:rStyle w:val="Hyperlink"/>
+                          <w:rFonts w:asciiTheme="minorHAnsi" w:hAnsiTheme="minorHAnsi"/>
+                          <w:sz w:val="28"/>
+                          <w:szCs w:val="28"/>
+                        </w:rPr>
+                        <w:t>ac</w:t>
+                      </w:r>
+                      <w:r>
+                        <w:rPr>
+                          <w:rStyle w:val="Hyperlink"/>
+                          <w:rFonts w:asciiTheme="minorHAnsi" w:hAnsiTheme="minorHAnsi"/>
+                          <w:sz w:val="28"/>
+                          <w:szCs w:val="28"/>
+                          <w:lang w:val="el-GR"/>
+                        </w:rPr>
+                        <w:t>.</w:t>
+                      </w:r>
+                      <w:r>
+                        <w:rPr>
+                          <w:rStyle w:val="Hyperlink"/>
+                          <w:rFonts w:asciiTheme="minorHAnsi" w:hAnsiTheme="minorHAnsi"/>
+                          <w:sz w:val="28"/>
+                          <w:szCs w:val="28"/>
+                        </w:rPr>
+                        <w:t>upatras</w:t>
+                      </w:r>
+                      <w:r>
+                        <w:rPr>
+                          <w:rStyle w:val="Hyperlink"/>
+                          <w:rFonts w:asciiTheme="minorHAnsi" w:hAnsiTheme="minorHAnsi"/>
+                          <w:sz w:val="28"/>
+                          <w:szCs w:val="28"/>
+                          <w:lang w:val="el-GR"/>
+                        </w:rPr>
+                        <w:t>.</w:t>
+                      </w:r>
+                      <w:r>
+                        <w:rPr>
+                          <w:rStyle w:val="Hyperlink"/>
+                          <w:rFonts w:asciiTheme="minorHAnsi" w:hAnsiTheme="minorHAnsi"/>
+                          <w:sz w:val="28"/>
+                          <w:szCs w:val="28"/>
+                        </w:rPr>
+                        <w:t>gr</w:t>
+                      </w:r>
+                      <w:r>
+                        <w:fldChar w:fldCharType="end"/>
+                      </w:r>
                     </w:p>
                     <w:p>
                       <w:pPr>
@@ -5395,96 +5513,155 @@
                                 <w:lang w:val="el-GR"/>
                               </w:rPr>
                             </w:pPr>
-                            <w:hyperlink r:id="rId8" w:history="1">
-                              <w:r>
-                                <w:rPr>
-                                  <w:rStyle w:val="Hyperlink"/>
-                                  <w:rFonts w:asciiTheme="minorHAnsi" w:hAnsiTheme="minorHAnsi"/>
-                                  <w:sz w:val="28"/>
-                                  <w:szCs w:val="28"/>
-                                </w:rPr>
-                                <w:t>up</w:t>
-                              </w:r>
-                              <w:r>
-                                <w:rPr>
-                                  <w:rStyle w:val="Hyperlink"/>
-                                  <w:rFonts w:asciiTheme="minorHAnsi" w:hAnsiTheme="minorHAnsi"/>
-                                  <w:sz w:val="28"/>
-                                  <w:szCs w:val="28"/>
-                                  <w:lang w:val="el-GR"/>
-                                </w:rPr>
-                                <w:t>11047</w:t>
-                              </w:r>
-                              <w:r>
-                                <w:rPr>
-                                  <w:rStyle w:val="Hyperlink"/>
-                                  <w:rFonts w:asciiTheme="minorHAnsi" w:hAnsiTheme="minorHAnsi"/>
-                                  <w:sz w:val="28"/>
-                                  <w:szCs w:val="28"/>
-                                  <w:lang w:val="el-GR"/>
-                                </w:rPr>
-                                <w:t>77</w:t>
-                              </w:r>
-                              <w:r>
-                                <w:rPr>
-                                  <w:rStyle w:val="Hyperlink"/>
-                                  <w:rFonts w:asciiTheme="minorHAnsi" w:hAnsiTheme="minorHAnsi"/>
-                                  <w:sz w:val="28"/>
-                                  <w:szCs w:val="28"/>
-                                  <w:lang w:val="el-GR"/>
-                                </w:rPr>
-                                <w:t>@</w:t>
-                              </w:r>
-                              <w:r>
-                                <w:rPr>
-                                  <w:rStyle w:val="Hyperlink"/>
-                                  <w:rFonts w:asciiTheme="minorHAnsi" w:hAnsiTheme="minorHAnsi"/>
-                                  <w:sz w:val="28"/>
-                                  <w:szCs w:val="28"/>
-                                </w:rPr>
-                                <w:t>ac</w:t>
-                              </w:r>
-                              <w:r>
-                                <w:rPr>
-                                  <w:rStyle w:val="Hyperlink"/>
-                                  <w:rFonts w:asciiTheme="minorHAnsi" w:hAnsiTheme="minorHAnsi"/>
-                                  <w:sz w:val="28"/>
-                                  <w:szCs w:val="28"/>
-                                  <w:lang w:val="el-GR"/>
-                                </w:rPr>
-                                <w:t>.</w:t>
-                              </w:r>
-                              <w:proofErr w:type="spellStart"/>
-                              <w:r>
-                                <w:rPr>
-                                  <w:rStyle w:val="Hyperlink"/>
-                                  <w:rFonts w:asciiTheme="minorHAnsi" w:hAnsiTheme="minorHAnsi"/>
-                                  <w:sz w:val="28"/>
-                                  <w:szCs w:val="28"/>
-                                </w:rPr>
-                                <w:t>upatras</w:t>
-                              </w:r>
-                              <w:proofErr w:type="spellEnd"/>
-                              <w:r>
-                                <w:rPr>
-                                  <w:rStyle w:val="Hyperlink"/>
-                                  <w:rFonts w:asciiTheme="minorHAnsi" w:hAnsiTheme="minorHAnsi"/>
-                                  <w:sz w:val="28"/>
-                                  <w:szCs w:val="28"/>
-                                  <w:lang w:val="el-GR"/>
-                                </w:rPr>
-                                <w:t>.</w:t>
-                              </w:r>
-                              <w:r>
-                                <w:rPr>
-                                  <w:rStyle w:val="Hyperlink"/>
-                                  <w:rFonts w:asciiTheme="minorHAnsi" w:hAnsiTheme="minorHAnsi"/>
-                                  <w:sz w:val="28"/>
-                                  <w:szCs w:val="28"/>
-                                </w:rPr>
-                                <w:t>gr</w:t>
-                              </w:r>
-                            </w:hyperlink>
+                            <w:r>
+                              <w:fldChar w:fldCharType="begin"/>
+                            </w:r>
+                            <w:r>
+                              <w:instrText>HYPERLINK</w:instrText>
+                            </w:r>
+                            <w:r>
+                              <w:rPr>
+                                <w:lang w:val="el-GR"/>
+                              </w:rPr>
+                              <w:instrText xml:space="preserve"> "</w:instrText>
+                            </w:r>
+                            <w:r>
+                              <w:instrText>mailto</w:instrText>
+                            </w:r>
+                            <w:r>
+                              <w:rPr>
+                                <w:lang w:val="el-GR"/>
+                              </w:rPr>
+                              <w:instrText>:</w:instrText>
+                            </w:r>
+                            <w:r>
+                              <w:instrText>up</w:instrText>
+                            </w:r>
+                            <w:r>
+                              <w:rPr>
+                                <w:lang w:val="el-GR"/>
+                              </w:rPr>
+                              <w:instrText>1104777@</w:instrText>
+                            </w:r>
+                            <w:r>
+                              <w:instrText>ac</w:instrText>
+                            </w:r>
+                            <w:r>
+                              <w:rPr>
+                                <w:lang w:val="el-GR"/>
+                              </w:rPr>
+                              <w:instrText>.</w:instrText>
+                            </w:r>
+                            <w:r>
+                              <w:instrText>upatras</w:instrText>
+                            </w:r>
+                            <w:r>
+                              <w:rPr>
+                                <w:lang w:val="el-GR"/>
+                              </w:rPr>
+                              <w:instrText>.</w:instrText>
+                            </w:r>
+                            <w:r>
+                              <w:instrText>gr</w:instrText>
+                            </w:r>
+                            <w:r>
+                              <w:rPr>
+                                <w:lang w:val="el-GR"/>
+                              </w:rPr>
+                              <w:instrText>"</w:instrText>
+                            </w:r>
+                            <w:r>
+                              <w:fldChar w:fldCharType="separate"/>
+                            </w:r>
+                            <w:r>
+                              <w:rPr>
+                                <w:rStyle w:val="Hyperlink"/>
+                                <w:rFonts w:asciiTheme="minorHAnsi" w:hAnsiTheme="minorHAnsi"/>
+                                <w:sz w:val="28"/>
+                                <w:szCs w:val="28"/>
+                              </w:rPr>
+                              <w:t>up</w:t>
+                            </w:r>
+                            <w:r>
+                              <w:rPr>
+                                <w:rStyle w:val="Hyperlink"/>
+                                <w:rFonts w:asciiTheme="minorHAnsi" w:hAnsiTheme="minorHAnsi"/>
+                                <w:sz w:val="28"/>
+                                <w:szCs w:val="28"/>
+                                <w:lang w:val="el-GR"/>
+                              </w:rPr>
+                              <w:t>11047</w:t>
+                            </w:r>
+                            <w:r>
+                              <w:rPr>
+                                <w:rStyle w:val="Hyperlink"/>
+                                <w:rFonts w:asciiTheme="minorHAnsi" w:hAnsiTheme="minorHAnsi"/>
+                                <w:sz w:val="28"/>
+                                <w:szCs w:val="28"/>
+                                <w:lang w:val="el-GR"/>
+                              </w:rPr>
+                              <w:t>77</w:t>
+                            </w:r>
+                            <w:r>
+                              <w:rPr>
+                                <w:rStyle w:val="Hyperlink"/>
+                                <w:rFonts w:asciiTheme="minorHAnsi" w:hAnsiTheme="minorHAnsi"/>
+                                <w:sz w:val="28"/>
+                                <w:szCs w:val="28"/>
+                                <w:lang w:val="el-GR"/>
+                              </w:rPr>
+                              <w:t>@</w:t>
+                            </w:r>
+                            <w:r>
+                              <w:rPr>
+                                <w:rStyle w:val="Hyperlink"/>
+                                <w:rFonts w:asciiTheme="minorHAnsi" w:hAnsiTheme="minorHAnsi"/>
+                                <w:sz w:val="28"/>
+                                <w:szCs w:val="28"/>
+                              </w:rPr>
+                              <w:t>ac</w:t>
+                            </w:r>
+                            <w:r>
+                              <w:rPr>
+                                <w:rStyle w:val="Hyperlink"/>
+                                <w:rFonts w:asciiTheme="minorHAnsi" w:hAnsiTheme="minorHAnsi"/>
+                                <w:sz w:val="28"/>
+                                <w:szCs w:val="28"/>
+                                <w:lang w:val="el-GR"/>
+                              </w:rPr>
+                              <w:t>.</w:t>
+                            </w:r>
+                            <w:r>
+                              <w:rPr>
+                                <w:rStyle w:val="Hyperlink"/>
+                                <w:rFonts w:asciiTheme="minorHAnsi" w:hAnsiTheme="minorHAnsi"/>
+                                <w:sz w:val="28"/>
+                                <w:szCs w:val="28"/>
+                              </w:rPr>
+                              <w:t>upatras</w:t>
+                            </w:r>
+                            <w:r>
+                              <w:rPr>
+                                <w:rStyle w:val="Hyperlink"/>
+                                <w:rFonts w:asciiTheme="minorHAnsi" w:hAnsiTheme="minorHAnsi"/>
+                                <w:sz w:val="28"/>
+                                <w:szCs w:val="28"/>
+                                <w:lang w:val="el-GR"/>
+                              </w:rPr>
+                              <w:t>.</w:t>
+                            </w:r>
+                            <w:r>
+                              <w:rPr>
+                                <w:rStyle w:val="Hyperlink"/>
+                                <w:rFonts w:asciiTheme="minorHAnsi" w:hAnsiTheme="minorHAnsi"/>
+                                <w:sz w:val="28"/>
+                                <w:szCs w:val="28"/>
+                              </w:rPr>
+                              <w:t>gr</w:t>
+                            </w:r>
+                            <w:r>
+                              <w:fldChar w:fldCharType="end"/>
+                            </w:r>
                           </w:p>
                           <w:p>
                             <w:pPr>
@@ -5636,96 +5813,155 @@
                           <w:lang w:val="el-GR"/>
                         </w:rPr>
                       </w:pPr>
-                      <w:hyperlink r:id="rId9" w:history="1">
-                        <w:r>
-                          <w:rPr>
-                            <w:rStyle w:val="Hyperlink"/>
-                            <w:rFonts w:asciiTheme="minorHAnsi" w:hAnsiTheme="minorHAnsi"/>
-                            <w:sz w:val="28"/>
-                            <w:szCs w:val="28"/>
-                          </w:rPr>
-                          <w:t>up</w:t>
-                        </w:r>
-                        <w:r>
-                          <w:rPr>
-                            <w:rStyle w:val="Hyperlink"/>
-                            <w:rFonts w:asciiTheme="minorHAnsi" w:hAnsiTheme="minorHAnsi"/>
-                            <w:sz w:val="28"/>
-                            <w:szCs w:val="28"/>
-                            <w:lang w:val="el-GR"/>
-                          </w:rPr>
-                          <w:t>11047</w:t>
-                        </w:r>
-                        <w:r>
-                          <w:rPr>
-                            <w:rStyle w:val="Hyperlink"/>
-                            <w:rFonts w:asciiTheme="minorHAnsi" w:hAnsiTheme="minorHAnsi"/>
-                            <w:sz w:val="28"/>
-                            <w:szCs w:val="28"/>
-                            <w:lang w:val="el-GR"/>
-                          </w:rPr>
-                          <w:t>77</w:t>
-                        </w:r>
-                        <w:r>
-                          <w:rPr>
-                            <w:rStyle w:val="Hyperlink"/>
-                            <w:rFonts w:asciiTheme="minorHAnsi" w:hAnsiTheme="minorHAnsi"/>
-                            <w:sz w:val="28"/>
-                            <w:szCs w:val="28"/>
-                            <w:lang w:val="el-GR"/>
-                          </w:rPr>
-                          <w:t>@</w:t>
-                        </w:r>
-                        <w:r>
-                          <w:rPr>
-                            <w:rStyle w:val="Hyperlink"/>
-                            <w:rFonts w:asciiTheme="minorHAnsi" w:hAnsiTheme="minorHAnsi"/>
-                            <w:sz w:val="28"/>
-                            <w:szCs w:val="28"/>
-                          </w:rPr>
-                          <w:t>ac</w:t>
-                        </w:r>
-                        <w:r>
-                          <w:rPr>
-                            <w:rStyle w:val="Hyperlink"/>
-                            <w:rFonts w:asciiTheme="minorHAnsi" w:hAnsiTheme="minorHAnsi"/>
-                            <w:sz w:val="28"/>
-                            <w:szCs w:val="28"/>
-                            <w:lang w:val="el-GR"/>
-                          </w:rPr>
-                          <w:t>.</w:t>
-                        </w:r>
-                        <w:proofErr w:type="spellStart"/>
-                        <w:r>
-                          <w:rPr>
-                            <w:rStyle w:val="Hyperlink"/>
-                            <w:rFonts w:asciiTheme="minorHAnsi" w:hAnsiTheme="minorHAnsi"/>
-                            <w:sz w:val="28"/>
-                            <w:szCs w:val="28"/>
-                          </w:rPr>
-                          <w:t>upatras</w:t>
-                        </w:r>
-                        <w:proofErr w:type="spellEnd"/>
-                        <w:r>
-                          <w:rPr>
-                            <w:rStyle w:val="Hyperlink"/>
-                            <w:rFonts w:asciiTheme="minorHAnsi" w:hAnsiTheme="minorHAnsi"/>
-                            <w:sz w:val="28"/>
-                            <w:szCs w:val="28"/>
-                            <w:lang w:val="el-GR"/>
-                          </w:rPr>
-                          <w:t>.</w:t>
-                        </w:r>
-                        <w:r>
-                          <w:rPr>
-                            <w:rStyle w:val="Hyperlink"/>
-                            <w:rFonts w:asciiTheme="minorHAnsi" w:hAnsiTheme="minorHAnsi"/>
-                            <w:sz w:val="28"/>
-                            <w:szCs w:val="28"/>
-                          </w:rPr>
-                          <w:t>gr</w:t>
-                        </w:r>
-                      </w:hyperlink>
+                      <w:r>
+                        <w:fldChar w:fldCharType="begin"/>
+                      </w:r>
+                      <w:r>
+                        <w:instrText>HYPERLINK</w:instrText>
+                      </w:r>
+                      <w:r>
+                        <w:rPr>
+                          <w:lang w:val="el-GR"/>
+                        </w:rPr>
+                        <w:instrText xml:space="preserve"> "</w:instrText>
+                      </w:r>
+                      <w:r>
+                        <w:instrText>mailto</w:instrText>
+                      </w:r>
+                      <w:r>
+                        <w:rPr>
+                          <w:lang w:val="el-GR"/>
+                        </w:rPr>
+                        <w:instrText>:</w:instrText>
+                      </w:r>
+                      <w:r>
+                        <w:instrText>up</w:instrText>
+                      </w:r>
+                      <w:r>
+                        <w:rPr>
+                          <w:lang w:val="el-GR"/>
+                        </w:rPr>
+                        <w:instrText>1104777@</w:instrText>
+                      </w:r>
+                      <w:r>
+                        <w:instrText>ac</w:instrText>
+                      </w:r>
+                      <w:r>
+                        <w:rPr>
+                          <w:lang w:val="el-GR"/>
+                        </w:rPr>
+                        <w:instrText>.</w:instrText>
+                      </w:r>
+                      <w:r>
+                        <w:instrText>upatras</w:instrText>
+                      </w:r>
+                      <w:r>
+                        <w:rPr>
+                          <w:lang w:val="el-GR"/>
+                        </w:rPr>
+                        <w:instrText>.</w:instrText>
+                      </w:r>
+                      <w:r>
+                        <w:instrText>gr</w:instrText>
+                      </w:r>
+                      <w:r>
+                        <w:rPr>
+                          <w:lang w:val="el-GR"/>
+                        </w:rPr>
+                        <w:instrText>"</w:instrText>
+                      </w:r>
+                      <w:r>
+                        <w:fldChar w:fldCharType="separate"/>
+                      </w:r>
+                      <w:r>
+                        <w:rPr>
+                          <w:rStyle w:val="Hyperlink"/>
+                          <w:rFonts w:asciiTheme="minorHAnsi" w:hAnsiTheme="minorHAnsi"/>
+                          <w:sz w:val="28"/>
+                          <w:szCs w:val="28"/>
+                        </w:rPr>
+                        <w:t>up</w:t>
+                      </w:r>
+                      <w:r>
+                        <w:rPr>
+                          <w:rStyle w:val="Hyperlink"/>
+                          <w:rFonts w:asciiTheme="minorHAnsi" w:hAnsiTheme="minorHAnsi"/>
+                          <w:sz w:val="28"/>
+                          <w:szCs w:val="28"/>
+                          <w:lang w:val="el-GR"/>
+                        </w:rPr>
+                        <w:t>11047</w:t>
+                      </w:r>
+                      <w:r>
+                        <w:rPr>
+                          <w:rStyle w:val="Hyperlink"/>
+                          <w:rFonts w:asciiTheme="minorHAnsi" w:hAnsiTheme="minorHAnsi"/>
+                          <w:sz w:val="28"/>
+                          <w:szCs w:val="28"/>
+                          <w:lang w:val="el-GR"/>
+                        </w:rPr>
+                        <w:t>77</w:t>
+                      </w:r>
+                      <w:r>
+                        <w:rPr>
+                          <w:rStyle w:val="Hyperlink"/>
+                          <w:rFonts w:asciiTheme="minorHAnsi" w:hAnsiTheme="minorHAnsi"/>
+                          <w:sz w:val="28"/>
+                          <w:szCs w:val="28"/>
+                          <w:lang w:val="el-GR"/>
+                        </w:rPr>
+                        <w:t>@</w:t>
+                      </w:r>
+                      <w:r>
+                        <w:rPr>
+                          <w:rStyle w:val="Hyperlink"/>
+                          <w:rFonts w:asciiTheme="minorHAnsi" w:hAnsiTheme="minorHAnsi"/>
+                          <w:sz w:val="28"/>
+                          <w:szCs w:val="28"/>
+                        </w:rPr>
+                        <w:t>ac</w:t>
+                      </w:r>
+                      <w:r>
+                        <w:rPr>
+                          <w:rStyle w:val="Hyperlink"/>
+                          <w:rFonts w:asciiTheme="minorHAnsi" w:hAnsiTheme="minorHAnsi"/>
+                          <w:sz w:val="28"/>
+                          <w:szCs w:val="28"/>
+                          <w:lang w:val="el-GR"/>
+                        </w:rPr>
+                        <w:t>.</w:t>
+                      </w:r>
+                      <w:r>
+                        <w:rPr>
+                          <w:rStyle w:val="Hyperlink"/>
+                          <w:rFonts w:asciiTheme="minorHAnsi" w:hAnsiTheme="minorHAnsi"/>
+                          <w:sz w:val="28"/>
+                          <w:szCs w:val="28"/>
+                        </w:rPr>
+                        <w:t>upatras</w:t>
+                      </w:r>
+                      <w:r>
+                        <w:rPr>
+                          <w:rStyle w:val="Hyperlink"/>
+                          <w:rFonts w:asciiTheme="minorHAnsi" w:hAnsiTheme="minorHAnsi"/>
+                          <w:sz w:val="28"/>
+                          <w:szCs w:val="28"/>
+                          <w:lang w:val="el-GR"/>
+                        </w:rPr>
+                        <w:t>.</w:t>
+                      </w:r>
+                      <w:r>
+                        <w:rPr>
+                          <w:rStyle w:val="Hyperlink"/>
+                          <w:rFonts w:asciiTheme="minorHAnsi" w:hAnsiTheme="minorHAnsi"/>
+                          <w:sz w:val="28"/>
+                          <w:szCs w:val="28"/>
+                        </w:rPr>
+                        <w:t>gr</w:t>
+                      </w:r>
+                      <w:r>
+                        <w:fldChar w:fldCharType="end"/>
+                      </w:r>
                     </w:p>
                     <w:p>
                       <w:pPr>
@@ -6177,6 +6413,7 @@
         <w:rPr>
           <w:sz w:val="36"/>
           <w:szCs w:val="36"/>
+          <w:lang w:val="el-GR"/>
         </w:rPr>
       </w:pPr>
       <w:bookmarkStart w:id="0" w:name="_Toc243518616"/>
@@ -6228,298 +6465,12 @@
       </w:r>
       <w:bookmarkEnd w:id="0"/>
     </w:p>
-    <w:p/>
     <w:p>
       <w:pPr>
-        <w:pStyle w:val="NormalWeb"/>
-        <w:spacing w:before="0" w:beforeAutospacing="0"/>
-        <w:ind w:left="720"/>
-        <w:jc w:val="both"/>
-        <w:rPr>
-          <w:rFonts w:asciiTheme="minorHAnsi" w:hAnsiTheme="minorHAnsi" w:cs="Arial"/>
-          <w:sz w:val="22"/>
-          <w:szCs w:val="22"/>
+        <w:rPr>
           <w:lang w:val="el-GR"/>
         </w:rPr>
       </w:pPr>
-      <w:r>
-        <w:rPr>
-          <w:rFonts w:asciiTheme="minorHAnsi" w:hAnsiTheme="minorHAnsi" w:cs="Arial"/>
-          <w:sz w:val="22"/>
-          <w:szCs w:val="22"/>
-          <w:lang w:val="el-GR"/>
-        </w:rPr>
-        <w:t xml:space="preserve">Ένα </w:t>
-      </w:r>
-      <w:r>
-        <w:rPr>
-          <w:rFonts w:asciiTheme="minorHAnsi" w:hAnsiTheme="minorHAnsi" w:cs="Arial"/>
-          <w:color w:val="156082" w:themeColor="accent1"/>
-          <w:sz w:val="22"/>
-          <w:szCs w:val="22"/>
-        </w:rPr>
-        <w:t>Intrusion</w:t>
-      </w:r>
-      <w:r>
-        <w:rPr>
-          <w:rFonts w:asciiTheme="minorHAnsi" w:hAnsiTheme="minorHAnsi" w:cs="Arial"/>
-          <w:color w:val="156082" w:themeColor="accent1"/>
-          <w:sz w:val="22"/>
-          <w:szCs w:val="22"/>
-          <w:lang w:val="el-GR"/>
-        </w:rPr>
-        <w:t xml:space="preserve"> </w:t>
-      </w:r>
-      <w:r>
-        <w:rPr>
-          <w:rFonts w:asciiTheme="minorHAnsi" w:hAnsiTheme="minorHAnsi" w:cs="Arial"/>
-          <w:color w:val="156082" w:themeColor="accent1"/>
-          <w:sz w:val="22"/>
-          <w:szCs w:val="22"/>
-        </w:rPr>
-        <w:t>Detection</w:t>
-      </w:r>
-      <w:r>
-        <w:rPr>
-          <w:rFonts w:asciiTheme="minorHAnsi" w:hAnsiTheme="minorHAnsi" w:cs="Arial"/>
-          <w:color w:val="156082" w:themeColor="accent1"/>
-          <w:sz w:val="22"/>
-          <w:szCs w:val="22"/>
-          <w:lang w:val="el-GR"/>
-        </w:rPr>
-        <w:t xml:space="preserve"> </w:t>
-      </w:r>
-      <w:r>
-        <w:rPr>
-          <w:rFonts w:asciiTheme="minorHAnsi" w:hAnsiTheme="minorHAnsi" w:cs="Arial"/>
-          <w:color w:val="156082" w:themeColor="accent1"/>
-          <w:sz w:val="22"/>
-          <w:szCs w:val="22"/>
-        </w:rPr>
-        <w:t>System</w:t>
-      </w:r>
-      <w:r>
-        <w:rPr>
-          <w:rFonts w:asciiTheme="minorHAnsi" w:hAnsiTheme="minorHAnsi" w:cs="Arial"/>
-          <w:color w:val="156082" w:themeColor="accent1"/>
-          <w:sz w:val="22"/>
-          <w:szCs w:val="22"/>
-          <w:lang w:val="el-GR"/>
-        </w:rPr>
-        <w:t xml:space="preserve"> </w:t>
-      </w:r>
-      <w:r>
-        <w:rPr>
-          <w:rFonts w:asciiTheme="minorHAnsi" w:hAnsiTheme="minorHAnsi" w:cs="Arial"/>
-          <w:sz w:val="22"/>
-          <w:szCs w:val="22"/>
-          <w:lang w:val="el-GR"/>
-        </w:rPr>
-        <w:t>(</w:t>
-      </w:r>
-      <w:r>
-        <w:rPr>
-          <w:rFonts w:asciiTheme="minorHAnsi" w:hAnsiTheme="minorHAnsi" w:cs="Arial"/>
-          <w:color w:val="4EA72E" w:themeColor="accent6"/>
-          <w:sz w:val="22"/>
-          <w:szCs w:val="22"/>
-        </w:rPr>
-        <w:t>IDS</w:t>
-      </w:r>
-      <w:r>
-        <w:rPr>
-          <w:rFonts w:asciiTheme="minorHAnsi" w:hAnsiTheme="minorHAnsi" w:cs="Arial"/>
-          <w:sz w:val="22"/>
-          <w:szCs w:val="22"/>
-          <w:lang w:val="el-GR"/>
-        </w:rPr>
-        <w:t xml:space="preserve">) αποτελεί βασικό μηχανισμό ασφαλείας στην υποδομή ενός σύγχρονου δικτύου </w:t>
-      </w:r>
-      <w:r>
-        <w:rPr>
-          <w:rFonts w:asciiTheme="minorHAnsi" w:hAnsiTheme="minorHAnsi" w:cs="Arial"/>
-          <w:color w:val="4EA72E" w:themeColor="accent6"/>
-          <w:sz w:val="22"/>
-          <w:szCs w:val="22"/>
-          <w:lang w:val="el-GR"/>
-        </w:rPr>
-        <w:t>5</w:t>
-      </w:r>
-      <w:r>
-        <w:rPr>
-          <w:rFonts w:asciiTheme="minorHAnsi" w:hAnsiTheme="minorHAnsi" w:cs="Arial"/>
-          <w:color w:val="4EA72E" w:themeColor="accent6"/>
-          <w:sz w:val="22"/>
-          <w:szCs w:val="22"/>
-        </w:rPr>
-        <w:t>G</w:t>
-      </w:r>
-      <w:r>
-        <w:rPr>
-          <w:rFonts w:asciiTheme="minorHAnsi" w:hAnsiTheme="minorHAnsi" w:cs="Arial"/>
-          <w:sz w:val="22"/>
-          <w:szCs w:val="22"/>
-          <w:lang w:val="el-GR"/>
-        </w:rPr>
-        <w:t>, ο οποίος επεξεργάζεται συνεχώς τις εισερχόμενες δικτυακές ροές (</w:t>
-      </w:r>
-      <w:r>
-        <w:rPr>
-          <w:rFonts w:asciiTheme="minorHAnsi" w:hAnsiTheme="minorHAnsi" w:cs="Arial"/>
-          <w:color w:val="4EA72E" w:themeColor="accent6"/>
-          <w:sz w:val="22"/>
-          <w:szCs w:val="22"/>
-        </w:rPr>
-        <w:t>network</w:t>
-      </w:r>
-      <w:r>
-        <w:rPr>
-          <w:rFonts w:asciiTheme="minorHAnsi" w:hAnsiTheme="minorHAnsi" w:cs="Arial"/>
-          <w:color w:val="4EA72E" w:themeColor="accent6"/>
-          <w:sz w:val="22"/>
-          <w:szCs w:val="22"/>
-          <w:lang w:val="el-GR"/>
-        </w:rPr>
-        <w:t xml:space="preserve"> </w:t>
-      </w:r>
-      <w:r>
-        <w:rPr>
-          <w:rFonts w:asciiTheme="minorHAnsi" w:hAnsiTheme="minorHAnsi" w:cs="Arial"/>
-          <w:color w:val="4EA72E" w:themeColor="accent6"/>
-          <w:sz w:val="22"/>
-          <w:szCs w:val="22"/>
-        </w:rPr>
-        <w:t>flows</w:t>
-      </w:r>
-      <w:r>
-        <w:rPr>
-          <w:rFonts w:asciiTheme="minorHAnsi" w:hAnsiTheme="minorHAnsi" w:cs="Arial"/>
-          <w:sz w:val="22"/>
-          <w:szCs w:val="22"/>
-          <w:lang w:val="el-GR"/>
-        </w:rPr>
-        <w:t xml:space="preserve">) με σκοπό την αυτόματη αναγνώριση και τον διαχωρισμό της ομαλής κίνησης από την κακόβουλη κίνηση που προέρχεται από </w:t>
-      </w:r>
-      <w:r>
-        <w:rPr>
-          <w:rFonts w:asciiTheme="minorHAnsi" w:hAnsiTheme="minorHAnsi" w:cs="Arial"/>
-          <w:color w:val="156082" w:themeColor="accent1"/>
-          <w:sz w:val="22"/>
-          <w:szCs w:val="22"/>
-        </w:rPr>
-        <w:t>attacks</w:t>
-      </w:r>
-      <w:r>
-        <w:rPr>
-          <w:rFonts w:asciiTheme="minorHAnsi" w:hAnsiTheme="minorHAnsi" w:cs="Arial"/>
-          <w:sz w:val="22"/>
-          <w:szCs w:val="22"/>
-          <w:lang w:val="el-GR"/>
-        </w:rPr>
-        <w:t xml:space="preserve">. Για την επίτευξη αυτού του στόχου, ένα σύγχρονο </w:t>
-      </w:r>
-      <w:r>
-        <w:rPr>
-          <w:rFonts w:asciiTheme="minorHAnsi" w:hAnsiTheme="minorHAnsi" w:cs="Arial"/>
-          <w:color w:val="4EA72E" w:themeColor="accent6"/>
-          <w:sz w:val="22"/>
-          <w:szCs w:val="22"/>
-        </w:rPr>
-        <w:t>IDS</w:t>
-      </w:r>
-      <w:r>
-        <w:rPr>
-          <w:rFonts w:asciiTheme="minorHAnsi" w:hAnsiTheme="minorHAnsi" w:cs="Arial"/>
-          <w:sz w:val="22"/>
-          <w:szCs w:val="22"/>
-          <w:lang w:val="el-GR"/>
-        </w:rPr>
-        <w:t xml:space="preserve"> αξιοποιεί τεχνικές </w:t>
-      </w:r>
-      <w:r>
-        <w:rPr>
-          <w:rFonts w:asciiTheme="minorHAnsi" w:hAnsiTheme="minorHAnsi" w:cs="Arial"/>
-          <w:color w:val="156082" w:themeColor="accent1"/>
-          <w:sz w:val="22"/>
-          <w:szCs w:val="22"/>
-        </w:rPr>
-        <w:t>Machine</w:t>
-      </w:r>
-      <w:r>
-        <w:rPr>
-          <w:rFonts w:asciiTheme="minorHAnsi" w:hAnsiTheme="minorHAnsi" w:cs="Arial"/>
-          <w:color w:val="156082" w:themeColor="accent1"/>
-          <w:sz w:val="22"/>
-          <w:szCs w:val="22"/>
-          <w:lang w:val="el-GR"/>
-        </w:rPr>
-        <w:t xml:space="preserve"> </w:t>
-      </w:r>
-      <w:r>
-        <w:rPr>
-          <w:rFonts w:asciiTheme="minorHAnsi" w:hAnsiTheme="minorHAnsi" w:cs="Arial"/>
-          <w:color w:val="156082" w:themeColor="accent1"/>
-          <w:sz w:val="22"/>
-          <w:szCs w:val="22"/>
-        </w:rPr>
-        <w:t>Learning</w:t>
-      </w:r>
-      <w:r>
-        <w:rPr>
-          <w:rFonts w:asciiTheme="minorHAnsi" w:hAnsiTheme="minorHAnsi" w:cs="Arial"/>
-          <w:color w:val="156082" w:themeColor="accent1"/>
-          <w:sz w:val="22"/>
-          <w:szCs w:val="22"/>
-          <w:lang w:val="el-GR"/>
-        </w:rPr>
-        <w:t xml:space="preserve"> </w:t>
-      </w:r>
-      <w:r>
-        <w:rPr>
-          <w:rFonts w:asciiTheme="minorHAnsi" w:hAnsiTheme="minorHAnsi" w:cs="Arial"/>
-          <w:sz w:val="22"/>
-          <w:szCs w:val="22"/>
-          <w:lang w:val="el-GR"/>
-        </w:rPr>
-        <w:t xml:space="preserve">και </w:t>
-      </w:r>
-      <w:r>
-        <w:rPr>
-          <w:rFonts w:asciiTheme="minorHAnsi" w:hAnsiTheme="minorHAnsi" w:cs="Arial"/>
-          <w:color w:val="156082" w:themeColor="accent1"/>
-          <w:sz w:val="22"/>
-          <w:szCs w:val="22"/>
-        </w:rPr>
-        <w:t>Deep</w:t>
-      </w:r>
-      <w:r>
-        <w:rPr>
-          <w:rFonts w:asciiTheme="minorHAnsi" w:hAnsiTheme="minorHAnsi" w:cs="Arial"/>
-          <w:color w:val="156082" w:themeColor="accent1"/>
-          <w:sz w:val="22"/>
-          <w:szCs w:val="22"/>
-          <w:lang w:val="el-GR"/>
-        </w:rPr>
-        <w:t xml:space="preserve"> </w:t>
-      </w:r>
-      <w:r>
-        <w:rPr>
-          <w:rFonts w:asciiTheme="minorHAnsi" w:hAnsiTheme="minorHAnsi" w:cs="Arial"/>
-          <w:color w:val="156082" w:themeColor="accent1"/>
-          <w:sz w:val="22"/>
-          <w:szCs w:val="22"/>
-        </w:rPr>
-        <w:t>Learning</w:t>
-      </w:r>
-      <w:r>
-        <w:rPr>
-          <w:rFonts w:asciiTheme="minorHAnsi" w:hAnsiTheme="minorHAnsi" w:cs="Arial"/>
-          <w:sz w:val="22"/>
-          <w:szCs w:val="22"/>
-          <w:lang w:val="el-GR"/>
-        </w:rPr>
-        <w:t xml:space="preserve">, οι οποίες εκπαιδεύονται πάνω σε διάφορα χαρακτηριστικά της δικτυακής κίνησης ώστε να αναγνωρίζουν αυτόματα τυχόν κακόβουλες ενέργειες. </w:t>
-      </w:r>
     </w:p>
     <w:p>
       <w:pPr>
@@ -6531,6 +6482,7 @@
           <w:rFonts w:asciiTheme="minorHAnsi" w:hAnsiTheme="minorHAnsi" w:cs="Arial"/>
           <w:sz w:val="22"/>
           <w:szCs w:val="22"/>
+          <w:lang w:val="el-GR"/>
         </w:rPr>
       </w:pPr>
       <w:r>
@@ -6540,7 +6492,73 @@
           <w:szCs w:val="22"/>
           <w:lang w:val="el-GR"/>
         </w:rPr>
-        <w:t xml:space="preserve">Η σημασία ενός τέτοιου συστήματος στα δίκτυα </w:t>
+        <w:t xml:space="preserve">Ένα </w:t>
+      </w:r>
+      <w:r>
+        <w:rPr>
+          <w:rFonts w:asciiTheme="minorHAnsi" w:hAnsiTheme="minorHAnsi" w:cs="Arial"/>
+          <w:color w:val="156082" w:themeColor="accent1"/>
+          <w:sz w:val="22"/>
+          <w:szCs w:val="22"/>
+        </w:rPr>
+        <w:t>Intrusion</w:t>
+      </w:r>
+      <w:r>
+        <w:rPr>
+          <w:rFonts w:asciiTheme="minorHAnsi" w:hAnsiTheme="minorHAnsi" w:cs="Arial"/>
+          <w:color w:val="156082" w:themeColor="accent1"/>
+          <w:sz w:val="22"/>
+          <w:szCs w:val="22"/>
+          <w:lang w:val="el-GR"/>
+        </w:rPr>
+        <w:t xml:space="preserve"> </w:t>
+      </w:r>
+      <w:r>
+        <w:rPr>
+          <w:rFonts w:asciiTheme="minorHAnsi" w:hAnsiTheme="minorHAnsi" w:cs="Arial"/>
+          <w:color w:val="156082" w:themeColor="accent1"/>
+          <w:sz w:val="22"/>
+          <w:szCs w:val="22"/>
+        </w:rPr>
+        <w:t>Detection</w:t>
+      </w:r>
+      <w:r>
+        <w:rPr>
+          <w:rFonts w:asciiTheme="minorHAnsi" w:hAnsiTheme="minorHAnsi" w:cs="Arial"/>
+          <w:color w:val="156082" w:themeColor="accent1"/>
+          <w:sz w:val="22"/>
+          <w:szCs w:val="22"/>
+          <w:lang w:val="el-GR"/>
+        </w:rPr>
+        <w:t xml:space="preserve"> </w:t>
+      </w:r>
+      <w:r>
+        <w:rPr>
+          <w:rFonts w:asciiTheme="minorHAnsi" w:hAnsiTheme="minorHAnsi" w:cs="Arial"/>
+          <w:color w:val="156082" w:themeColor="accent1"/>
+          <w:sz w:val="22"/>
+          <w:szCs w:val="22"/>
+        </w:rPr>
+        <w:t>System</w:t>
+      </w:r>
+      <w:r>
+        <w:rPr>
+          <w:rFonts w:asciiTheme="minorHAnsi" w:hAnsiTheme="minorHAnsi" w:cs="Arial"/>
+          <w:color w:val="156082" w:themeColor="accent1"/>
+          <w:sz w:val="22"/>
+          <w:szCs w:val="22"/>
+          <w:lang w:val="el-GR"/>
+        </w:rPr>
+        <w:t xml:space="preserve"> </w:t>
+      </w:r>
+      <w:r>
+        <w:rPr>
+          <w:rFonts w:asciiTheme="minorHAnsi" w:hAnsiTheme="minorHAnsi" w:cs="Arial"/>
+          <w:sz w:val="22"/>
+          <w:szCs w:val="22"/>
+          <w:lang w:val="el-GR"/>
+        </w:rPr>
+        <w:t>(</w:t>
       </w:r>
       <w:r>
         <w:rPr>
@@ -6548,6 +6566,24 @@
           <w:color w:val="4EA72E" w:themeColor="accent6"/>
           <w:sz w:val="22"/>
           <w:szCs w:val="22"/>
+        </w:rPr>
+        <w:t>IDS</w:t>
+      </w:r>
+      <w:r>
+        <w:rPr>
+          <w:rFonts w:asciiTheme="minorHAnsi" w:hAnsiTheme="minorHAnsi" w:cs="Arial"/>
+          <w:sz w:val="22"/>
+          <w:szCs w:val="22"/>
+          <w:lang w:val="el-GR"/>
+        </w:rPr>
+        <w:t xml:space="preserve">) αποτελεί βασικό μηχανισμό ασφαλείας στην υποδομή ενός σύγχρονου δικτύου </w:t>
+      </w:r>
+      <w:r>
+        <w:rPr>
+          <w:rFonts w:asciiTheme="minorHAnsi" w:hAnsiTheme="minorHAnsi" w:cs="Arial"/>
+          <w:color w:val="4EA72E" w:themeColor="accent6"/>
+          <w:sz w:val="22"/>
+          <w:szCs w:val="22"/>
           <w:lang w:val="el-GR"/>
         </w:rPr>
         <w:t>5</w:t>
@@ -6568,7 +6604,7 @@
           <w:szCs w:val="22"/>
           <w:lang w:val="el-GR"/>
         </w:rPr>
-        <w:t xml:space="preserve"> είναι καθοριστική, καθώς αυτά υποστηρίζουν έναν μεγάλο αριθμό ετερογενών συσκευών, υπηρεσιών και εφαρμογών, παρουσιάζοντας αυξημένη πολυπλοκότητα και έντονα δυναμική συμπεριφορά στη δικτυακή κίνηση. Επειδή η κίνηση μεταφέρεται διαρκώς μεταξύ των τελικών συσκευών, του ασύρματου δικτύου πρόσβασης (</w:t>
+        <w:t>, ο οποίος επεξεργάζεται συνεχώς τις εισερχόμενες δικτυακές ροές (</w:t>
       </w:r>
       <w:r>
         <w:rPr>
@@ -6577,16 +6613,7 @@
           <w:sz w:val="22"/>
           <w:szCs w:val="22"/>
         </w:rPr>
-        <w:t>RAN</w:t>
-      </w:r>
-      <w:r>
-        <w:rPr>
-          <w:rFonts w:asciiTheme="minorHAnsi" w:hAnsiTheme="minorHAnsi" w:cs="Arial"/>
-          <w:sz w:val="22"/>
-          <w:szCs w:val="22"/>
-          <w:lang w:val="el-GR"/>
-        </w:rPr>
-        <w:t>), του κεντρικού δικτύου (</w:t>
+        <w:t>network</w:t>
       </w:r>
       <w:r>
         <w:rPr>
@@ -6594,8 +6621,9 @@
           <w:color w:val="4EA72E" w:themeColor="accent6"/>
           <w:sz w:val="22"/>
           <w:szCs w:val="22"/>
-        </w:rPr>
-        <w:t>core</w:t>
+          <w:lang w:val="el-GR"/>
+        </w:rPr>
+        <w:t xml:space="preserve"> </w:t>
       </w:r>
       <w:r>
         <w:rPr>
@@ -6603,6 +6631,69 @@
           <w:color w:val="4EA72E" w:themeColor="accent6"/>
           <w:sz w:val="22"/>
           <w:szCs w:val="22"/>
+        </w:rPr>
+        <w:t>flows</w:t>
+      </w:r>
+      <w:r>
+        <w:rPr>
+          <w:rFonts w:asciiTheme="minorHAnsi" w:hAnsiTheme="minorHAnsi" w:cs="Arial"/>
+          <w:sz w:val="22"/>
+          <w:szCs w:val="22"/>
+          <w:lang w:val="el-GR"/>
+        </w:rPr>
+        <w:t xml:space="preserve">) με σκοπό την αυτόματη αναγνώριση και τον διαχωρισμό της ομαλής κίνησης από την κακόβουλη κίνηση που προέρχεται από </w:t>
+      </w:r>
+      <w:r>
+        <w:rPr>
+          <w:rFonts w:asciiTheme="minorHAnsi" w:hAnsiTheme="minorHAnsi" w:cs="Arial"/>
+          <w:color w:val="156082" w:themeColor="accent1"/>
+          <w:sz w:val="22"/>
+          <w:szCs w:val="22"/>
+        </w:rPr>
+        <w:t>attacks</w:t>
+      </w:r>
+      <w:r>
+        <w:rPr>
+          <w:rFonts w:asciiTheme="minorHAnsi" w:hAnsiTheme="minorHAnsi" w:cs="Arial"/>
+          <w:sz w:val="22"/>
+          <w:szCs w:val="22"/>
+          <w:lang w:val="el-GR"/>
+        </w:rPr>
+        <w:t xml:space="preserve">. Για την επίτευξη αυτού του στόχου, ένα σύγχρονο </w:t>
+      </w:r>
+      <w:r>
+        <w:rPr>
+          <w:rFonts w:asciiTheme="minorHAnsi" w:hAnsiTheme="minorHAnsi" w:cs="Arial"/>
+          <w:color w:val="4EA72E" w:themeColor="accent6"/>
+          <w:sz w:val="22"/>
+          <w:szCs w:val="22"/>
+        </w:rPr>
+        <w:t>IDS</w:t>
+      </w:r>
+      <w:r>
+        <w:rPr>
+          <w:rFonts w:asciiTheme="minorHAnsi" w:hAnsiTheme="minorHAnsi" w:cs="Arial"/>
+          <w:sz w:val="22"/>
+          <w:szCs w:val="22"/>
+          <w:lang w:val="el-GR"/>
+        </w:rPr>
+        <w:t xml:space="preserve"> αξιοποιεί τεχνικές </w:t>
+      </w:r>
+      <w:r>
+        <w:rPr>
+          <w:rFonts w:asciiTheme="minorHAnsi" w:hAnsiTheme="minorHAnsi" w:cs="Arial"/>
+          <w:color w:val="156082" w:themeColor="accent1"/>
+          <w:sz w:val="22"/>
+          <w:szCs w:val="22"/>
+        </w:rPr>
+        <w:t>Machine</w:t>
+      </w:r>
+      <w:r>
+        <w:rPr>
+          <w:rFonts w:asciiTheme="minorHAnsi" w:hAnsiTheme="minorHAnsi" w:cs="Arial"/>
+          <w:color w:val="156082" w:themeColor="accent1"/>
+          <w:sz w:val="22"/>
+          <w:szCs w:val="22"/>
           <w:lang w:val="el-GR"/>
         </w:rPr>
         <w:t xml:space="preserve"> </w:t>
@@ -6610,29 +6701,11 @@
       <w:r>
         <w:rPr>
           <w:rFonts w:asciiTheme="minorHAnsi" w:hAnsiTheme="minorHAnsi" w:cs="Arial"/>
-          <w:color w:val="4EA72E" w:themeColor="accent6"/>
-          <w:sz w:val="22"/>
-          <w:szCs w:val="22"/>
-        </w:rPr>
-        <w:t>network</w:t>
-      </w:r>
-      <w:r>
-        <w:rPr>
-          <w:rFonts w:asciiTheme="minorHAnsi" w:hAnsiTheme="minorHAnsi" w:cs="Arial"/>
-          <w:sz w:val="22"/>
-          <w:szCs w:val="22"/>
-          <w:lang w:val="el-GR"/>
-        </w:rPr>
-        <w:t xml:space="preserve">) και των </w:t>
-      </w:r>
-      <w:r>
-        <w:rPr>
-          <w:rFonts w:asciiTheme="minorHAnsi" w:hAnsiTheme="minorHAnsi" w:cs="Arial"/>
           <w:color w:val="156082" w:themeColor="accent1"/>
           <w:sz w:val="22"/>
           <w:szCs w:val="22"/>
         </w:rPr>
-        <w:t>edge</w:t>
+        <w:t>Learning</w:t>
       </w:r>
       <w:r>
         <w:rPr>
@@ -6651,21 +6724,21 @@
           <w:szCs w:val="22"/>
           <w:lang w:val="el-GR"/>
         </w:rPr>
-        <w:t xml:space="preserve">υποδομών, η έγκαιρη ανίχνευση επιθέσεων είναι απαραίτητη για την προστασία ολόκληρης της υποδομής. Παράλληλα, δεδομένου ότι το </w:t>
-      </w:r>
-      <w:r>
-        <w:rPr>
-          <w:rFonts w:asciiTheme="minorHAnsi" w:hAnsiTheme="minorHAnsi" w:cs="Arial"/>
-          <w:color w:val="4EA72E" w:themeColor="accent6"/>
-          <w:sz w:val="22"/>
-          <w:szCs w:val="22"/>
-        </w:rPr>
-        <w:t>IDS</w:t>
-      </w:r>
-      <w:r>
-        <w:rPr>
-          <w:rFonts w:asciiTheme="minorHAnsi" w:hAnsiTheme="minorHAnsi" w:cs="Arial"/>
-          <w:color w:val="4EA72E" w:themeColor="accent6"/>
+        <w:t xml:space="preserve">και </w:t>
+      </w:r>
+      <w:r>
+        <w:rPr>
+          <w:rFonts w:asciiTheme="minorHAnsi" w:hAnsiTheme="minorHAnsi" w:cs="Arial"/>
+          <w:color w:val="156082" w:themeColor="accent1"/>
+          <w:sz w:val="22"/>
+          <w:szCs w:val="22"/>
+        </w:rPr>
+        <w:t>Deep</w:t>
+      </w:r>
+      <w:r>
+        <w:rPr>
+          <w:rFonts w:asciiTheme="minorHAnsi" w:hAnsiTheme="minorHAnsi" w:cs="Arial"/>
+          <w:color w:val="156082" w:themeColor="accent1"/>
           <w:sz w:val="22"/>
           <w:szCs w:val="22"/>
           <w:lang w:val="el-GR"/>
@@ -6675,289 +6748,20 @@
       <w:r>
         <w:rPr>
           <w:rFonts w:asciiTheme="minorHAnsi" w:hAnsiTheme="minorHAnsi" w:cs="Arial"/>
-          <w:sz w:val="22"/>
-          <w:szCs w:val="22"/>
-          <w:lang w:val="el-GR"/>
-        </w:rPr>
-        <w:t>καλείται να λειτουργεί σε πραγματικό χρόνο (</w:t>
-      </w:r>
-      <w:r>
-        <w:rPr>
-          <w:rFonts w:asciiTheme="minorHAnsi" w:hAnsiTheme="minorHAnsi" w:cs="Arial"/>
           <w:color w:val="156082" w:themeColor="accent1"/>
           <w:sz w:val="22"/>
           <w:szCs w:val="22"/>
         </w:rPr>
-        <w:t>real</w:t>
-      </w:r>
-      <w:r>
-        <w:rPr>
-          <w:rFonts w:asciiTheme="minorHAnsi" w:hAnsiTheme="minorHAnsi" w:cs="Arial"/>
-          <w:color w:val="156082" w:themeColor="accent1"/>
-          <w:sz w:val="22"/>
-          <w:szCs w:val="22"/>
-          <w:lang w:val="el-GR"/>
-        </w:rPr>
-        <w:t>-</w:t>
-      </w:r>
-      <w:r>
-        <w:rPr>
-          <w:rFonts w:asciiTheme="minorHAnsi" w:hAnsiTheme="minorHAnsi" w:cs="Arial"/>
-          <w:color w:val="156082" w:themeColor="accent1"/>
-          <w:sz w:val="22"/>
-          <w:szCs w:val="22"/>
-        </w:rPr>
-        <w:t>time</w:t>
-      </w:r>
-      <w:r>
-        <w:rPr>
-          <w:rFonts w:asciiTheme="minorHAnsi" w:hAnsiTheme="minorHAnsi" w:cs="Arial"/>
-          <w:sz w:val="22"/>
-          <w:szCs w:val="22"/>
-          <w:lang w:val="el-GR"/>
-        </w:rPr>
-        <w:t>), είναι κρίσιμο να συνδυάζει την υψηλή απόδοση ανίχνευσης (</w:t>
-      </w:r>
-      <w:r>
-        <w:rPr>
-          <w:rFonts w:asciiTheme="minorHAnsi" w:hAnsiTheme="minorHAnsi" w:cs="Arial"/>
-          <w:color w:val="156082" w:themeColor="accent1"/>
-          <w:sz w:val="22"/>
-          <w:szCs w:val="22"/>
-        </w:rPr>
-        <w:t>detection</w:t>
-      </w:r>
-      <w:r>
-        <w:rPr>
-          <w:rFonts w:asciiTheme="minorHAnsi" w:hAnsiTheme="minorHAnsi" w:cs="Arial"/>
-          <w:color w:val="156082" w:themeColor="accent1"/>
-          <w:sz w:val="22"/>
-          <w:szCs w:val="22"/>
-          <w:lang w:val="el-GR"/>
-        </w:rPr>
-        <w:t xml:space="preserve"> </w:t>
-      </w:r>
-      <w:r>
-        <w:rPr>
-          <w:rFonts w:asciiTheme="minorHAnsi" w:hAnsiTheme="minorHAnsi" w:cs="Arial"/>
-          <w:color w:val="156082" w:themeColor="accent1"/>
-          <w:sz w:val="22"/>
-          <w:szCs w:val="22"/>
-        </w:rPr>
-        <w:t>performance</w:t>
-      </w:r>
-      <w:r>
-        <w:rPr>
-          <w:rFonts w:asciiTheme="minorHAnsi" w:hAnsiTheme="minorHAnsi" w:cs="Arial"/>
-          <w:sz w:val="22"/>
-          <w:szCs w:val="22"/>
-          <w:lang w:val="el-GR"/>
-        </w:rPr>
-        <w:t>) με χαμηλό χρόνο απόκρισης (</w:t>
-      </w:r>
-      <w:r>
-        <w:rPr>
-          <w:rFonts w:asciiTheme="minorHAnsi" w:hAnsiTheme="minorHAnsi" w:cs="Arial"/>
-          <w:color w:val="156082" w:themeColor="accent1"/>
-          <w:sz w:val="22"/>
-          <w:szCs w:val="22"/>
-        </w:rPr>
-        <w:t>inference</w:t>
-      </w:r>
-      <w:r>
-        <w:rPr>
-          <w:rFonts w:asciiTheme="minorHAnsi" w:hAnsiTheme="minorHAnsi" w:cs="Arial"/>
-          <w:color w:val="156082" w:themeColor="accent1"/>
-          <w:sz w:val="22"/>
-          <w:szCs w:val="22"/>
-          <w:lang w:val="el-GR"/>
-        </w:rPr>
-        <w:t xml:space="preserve"> </w:t>
-      </w:r>
-      <w:r>
-        <w:rPr>
-          <w:rFonts w:asciiTheme="minorHAnsi" w:hAnsiTheme="minorHAnsi" w:cs="Arial"/>
-          <w:color w:val="156082" w:themeColor="accent1"/>
-          <w:sz w:val="22"/>
-          <w:szCs w:val="22"/>
-        </w:rPr>
-        <w:t>latency</w:t>
-      </w:r>
-      <w:r>
-        <w:rPr>
-          <w:rFonts w:asciiTheme="minorHAnsi" w:hAnsiTheme="minorHAnsi" w:cs="Arial"/>
-          <w:sz w:val="22"/>
-          <w:szCs w:val="22"/>
-          <w:lang w:val="el-GR"/>
-        </w:rPr>
-        <w:t>) και χαμηλό υπολογιστικό κόστος (</w:t>
-      </w:r>
-      <w:r>
-        <w:rPr>
-          <w:rFonts w:asciiTheme="minorHAnsi" w:hAnsiTheme="minorHAnsi" w:cs="Arial"/>
-          <w:color w:val="156082" w:themeColor="accent1"/>
-          <w:sz w:val="22"/>
-          <w:szCs w:val="22"/>
-        </w:rPr>
-        <w:t>computational</w:t>
-      </w:r>
-      <w:r>
-        <w:rPr>
-          <w:rFonts w:asciiTheme="minorHAnsi" w:hAnsiTheme="minorHAnsi" w:cs="Arial"/>
-          <w:color w:val="156082" w:themeColor="accent1"/>
-          <w:sz w:val="22"/>
-          <w:szCs w:val="22"/>
-          <w:lang w:val="el-GR"/>
-        </w:rPr>
-        <w:t xml:space="preserve"> </w:t>
-      </w:r>
-      <w:r>
-        <w:rPr>
-          <w:rFonts w:asciiTheme="minorHAnsi" w:hAnsiTheme="minorHAnsi" w:cs="Arial"/>
-          <w:color w:val="156082" w:themeColor="accent1"/>
-          <w:sz w:val="22"/>
-          <w:szCs w:val="22"/>
-        </w:rPr>
-        <w:t>cost</w:t>
-      </w:r>
-      <w:r>
-        <w:rPr>
-          <w:rFonts w:asciiTheme="minorHAnsi" w:hAnsiTheme="minorHAnsi" w:cs="Arial"/>
-          <w:sz w:val="22"/>
-          <w:szCs w:val="22"/>
-          <w:lang w:val="el-GR"/>
-        </w:rPr>
-        <w:t>). Τέλος, η διατήρηση χαμηλού ρυθμού ψευδώς θετικών ειδοποιήσεων (</w:t>
-      </w:r>
-      <w:r>
-        <w:rPr>
-          <w:rFonts w:asciiTheme="minorHAnsi" w:hAnsiTheme="minorHAnsi" w:cs="Arial"/>
-          <w:color w:val="4EA72E" w:themeColor="accent6"/>
-          <w:sz w:val="22"/>
-          <w:szCs w:val="22"/>
-        </w:rPr>
-        <w:t>False</w:t>
-      </w:r>
-      <w:r>
-        <w:rPr>
-          <w:rFonts w:asciiTheme="minorHAnsi" w:hAnsiTheme="minorHAnsi" w:cs="Arial"/>
-          <w:color w:val="4EA72E" w:themeColor="accent6"/>
-          <w:sz w:val="22"/>
-          <w:szCs w:val="22"/>
-          <w:lang w:val="el-GR"/>
-        </w:rPr>
-        <w:t>-</w:t>
-      </w:r>
-      <w:r>
-        <w:rPr>
-          <w:rFonts w:asciiTheme="minorHAnsi" w:hAnsiTheme="minorHAnsi" w:cs="Arial"/>
-          <w:color w:val="4EA72E" w:themeColor="accent6"/>
-          <w:sz w:val="22"/>
-          <w:szCs w:val="22"/>
-        </w:rPr>
-        <w:t>Positive</w:t>
-      </w:r>
-      <w:r>
-        <w:rPr>
-          <w:rFonts w:asciiTheme="minorHAnsi" w:hAnsiTheme="minorHAnsi" w:cs="Arial"/>
-          <w:color w:val="4EA72E" w:themeColor="accent6"/>
-          <w:sz w:val="22"/>
-          <w:szCs w:val="22"/>
-          <w:lang w:val="el-GR"/>
-        </w:rPr>
-        <w:t xml:space="preserve"> </w:t>
-      </w:r>
-      <w:r>
-        <w:rPr>
-          <w:rFonts w:asciiTheme="minorHAnsi" w:hAnsiTheme="minorHAnsi" w:cs="Arial"/>
-          <w:color w:val="4EA72E" w:themeColor="accent6"/>
-          <w:sz w:val="22"/>
-          <w:szCs w:val="22"/>
-        </w:rPr>
-        <w:t>Rate</w:t>
-      </w:r>
-      <w:r>
-        <w:rPr>
-          <w:rFonts w:asciiTheme="minorHAnsi" w:hAnsiTheme="minorHAnsi" w:cs="Arial"/>
-          <w:color w:val="4EA72E" w:themeColor="accent6"/>
-          <w:sz w:val="22"/>
-          <w:szCs w:val="22"/>
-          <w:lang w:val="el-GR"/>
-        </w:rPr>
-        <w:t xml:space="preserve"> - </w:t>
-      </w:r>
-      <w:r>
-        <w:rPr>
-          <w:rFonts w:asciiTheme="minorHAnsi" w:hAnsiTheme="minorHAnsi" w:cs="Arial"/>
-          <w:color w:val="4EA72E" w:themeColor="accent6"/>
-          <w:sz w:val="22"/>
-          <w:szCs w:val="22"/>
-        </w:rPr>
-        <w:t>FPR</w:t>
-      </w:r>
-      <w:r>
-        <w:rPr>
-          <w:rFonts w:asciiTheme="minorHAnsi" w:hAnsiTheme="minorHAnsi" w:cs="Arial"/>
-          <w:sz w:val="22"/>
-          <w:szCs w:val="22"/>
-          <w:lang w:val="el-GR"/>
-        </w:rPr>
-        <w:t>) είναι ιδιαίτερα σημαντική, ώστε ο διαχειριστής του δικτύου (</w:t>
-      </w:r>
-      <w:r>
-        <w:rPr>
-          <w:rFonts w:asciiTheme="minorHAnsi" w:hAnsiTheme="minorHAnsi" w:cs="Arial"/>
-          <w:color w:val="156082" w:themeColor="accent1"/>
-          <w:sz w:val="22"/>
-          <w:szCs w:val="22"/>
-        </w:rPr>
-        <w:t>network</w:t>
-      </w:r>
-      <w:r>
-        <w:rPr>
-          <w:rFonts w:asciiTheme="minorHAnsi" w:hAnsiTheme="minorHAnsi" w:cs="Arial"/>
-          <w:color w:val="156082" w:themeColor="accent1"/>
-          <w:sz w:val="22"/>
-          <w:szCs w:val="22"/>
-          <w:lang w:val="el-GR"/>
-        </w:rPr>
-        <w:t xml:space="preserve"> </w:t>
-      </w:r>
-      <w:r>
-        <w:rPr>
-          <w:rFonts w:asciiTheme="minorHAnsi" w:hAnsiTheme="minorHAnsi" w:cs="Arial"/>
-          <w:color w:val="156082" w:themeColor="accent1"/>
-          <w:sz w:val="22"/>
-          <w:szCs w:val="22"/>
-        </w:rPr>
-        <w:t>operator</w:t>
-      </w:r>
-      <w:r>
-        <w:rPr>
-          <w:rFonts w:asciiTheme="minorHAnsi" w:hAnsiTheme="minorHAnsi" w:cs="Arial"/>
-          <w:sz w:val="22"/>
-          <w:szCs w:val="22"/>
-          <w:lang w:val="el-GR"/>
-        </w:rPr>
-        <w:t xml:space="preserve">) να μην επιβαρύνεται με την εξέταση μεγάλου αριθμού εσφαλμένων </w:t>
-      </w:r>
-      <w:r>
-        <w:rPr>
-          <w:rFonts w:asciiTheme="minorHAnsi" w:hAnsiTheme="minorHAnsi" w:cs="Arial"/>
-          <w:color w:val="156082" w:themeColor="accent1"/>
-          <w:sz w:val="22"/>
-          <w:szCs w:val="22"/>
-        </w:rPr>
-        <w:t>alerts</w:t>
-      </w:r>
-      <w:r>
-        <w:rPr>
-          <w:rFonts w:asciiTheme="minorHAnsi" w:hAnsiTheme="minorHAnsi" w:cs="Arial"/>
-          <w:sz w:val="22"/>
-          <w:szCs w:val="22"/>
-          <w:lang w:val="el-GR"/>
-        </w:rPr>
-        <w:t>.</w:t>
+        <w:t>Learning</w:t>
+      </w:r>
+      <w:r>
+        <w:rPr>
+          <w:rFonts w:asciiTheme="minorHAnsi" w:hAnsiTheme="minorHAnsi" w:cs="Arial"/>
+          <w:sz w:val="22"/>
+          <w:szCs w:val="22"/>
+          <w:lang w:val="el-GR"/>
+        </w:rPr>
+        <w:t xml:space="preserve">, οι οποίες εκπαιδεύονται πάνω σε διάφορα χαρακτηριστικά της δικτυακής κίνησης ώστε να αναγνωρίζουν αυτόματα τυχόν κακόβουλες ενέργειες. </w:t>
       </w:r>
     </w:p>
     <w:p>
@@ -6980,6 +6784,140 @@
           <w:szCs w:val="22"/>
           <w:lang w:val="el-GR"/>
         </w:rPr>
+        <w:t xml:space="preserve">Η σημασία ενός τέτοιου συστήματος στα δίκτυα </w:t>
+      </w:r>
+      <w:r>
+        <w:rPr>
+          <w:rFonts w:asciiTheme="minorHAnsi" w:hAnsiTheme="minorHAnsi" w:cs="Arial"/>
+          <w:color w:val="4EA72E" w:themeColor="accent6"/>
+          <w:sz w:val="22"/>
+          <w:szCs w:val="22"/>
+          <w:lang w:val="el-GR"/>
+        </w:rPr>
+        <w:t>5</w:t>
+      </w:r>
+      <w:r>
+        <w:rPr>
+          <w:rFonts w:asciiTheme="minorHAnsi" w:hAnsiTheme="minorHAnsi" w:cs="Arial"/>
+          <w:color w:val="4EA72E" w:themeColor="accent6"/>
+          <w:sz w:val="22"/>
+          <w:szCs w:val="22"/>
+        </w:rPr>
+        <w:t>G</w:t>
+      </w:r>
+      <w:r>
+        <w:rPr>
+          <w:rFonts w:asciiTheme="minorHAnsi" w:hAnsiTheme="minorHAnsi" w:cs="Arial"/>
+          <w:sz w:val="22"/>
+          <w:szCs w:val="22"/>
+          <w:lang w:val="el-GR"/>
+        </w:rPr>
+        <w:t xml:space="preserve"> είναι καθοριστική, καθώς αυτά υποστηρίζουν έναν μεγάλο αριθμό ετερογενών συσκευών, υπηρεσιών και εφαρμογών, παρουσιάζοντας αυξημένη πολυπλοκότητα και έντονα δυναμική συμπεριφορά στη δικτυακή κίνηση. Επειδή η κίνηση μεταφέρεται διαρκώς μεταξύ των τελικών συσκευών, του ασύρματου δικτύου πρόσβασης (</w:t>
+      </w:r>
+      <w:r>
+        <w:rPr>
+          <w:rFonts w:asciiTheme="minorHAnsi" w:hAnsiTheme="minorHAnsi" w:cs="Arial"/>
+          <w:color w:val="4EA72E" w:themeColor="accent6"/>
+          <w:sz w:val="22"/>
+          <w:szCs w:val="22"/>
+        </w:rPr>
+        <w:t>RAN</w:t>
+      </w:r>
+      <w:r>
+        <w:rPr>
+          <w:rFonts w:asciiTheme="minorHAnsi" w:hAnsiTheme="minorHAnsi" w:cs="Arial"/>
+          <w:sz w:val="22"/>
+          <w:szCs w:val="22"/>
+          <w:lang w:val="el-GR"/>
+        </w:rPr>
+        <w:t>), του κεντρικού δικτύου (</w:t>
+      </w:r>
+      <w:r>
+        <w:rPr>
+          <w:rFonts w:asciiTheme="minorHAnsi" w:hAnsiTheme="minorHAnsi" w:cs="Arial"/>
+          <w:color w:val="4EA72E" w:themeColor="accent6"/>
+          <w:sz w:val="22"/>
+          <w:szCs w:val="22"/>
+        </w:rPr>
+        <w:t>core</w:t>
+      </w:r>
+      <w:r>
+        <w:rPr>
+          <w:rFonts w:asciiTheme="minorHAnsi" w:hAnsiTheme="minorHAnsi" w:cs="Arial"/>
+          <w:color w:val="4EA72E" w:themeColor="accent6"/>
+          <w:sz w:val="22"/>
+          <w:szCs w:val="22"/>
+          <w:lang w:val="el-GR"/>
+        </w:rPr>
+        <w:t xml:space="preserve"> </w:t>
+      </w:r>
+      <w:r>
+        <w:rPr>
+          <w:rFonts w:asciiTheme="minorHAnsi" w:hAnsiTheme="minorHAnsi" w:cs="Arial"/>
+          <w:color w:val="4EA72E" w:themeColor="accent6"/>
+          <w:sz w:val="22"/>
+          <w:szCs w:val="22"/>
+        </w:rPr>
+        <w:t>network</w:t>
+      </w:r>
+      <w:r>
+        <w:rPr>
+          <w:rFonts w:asciiTheme="minorHAnsi" w:hAnsiTheme="minorHAnsi" w:cs="Arial"/>
+          <w:sz w:val="22"/>
+          <w:szCs w:val="22"/>
+          <w:lang w:val="el-GR"/>
+        </w:rPr>
+        <w:t xml:space="preserve">) και των </w:t>
+      </w:r>
+      <w:r>
+        <w:rPr>
+          <w:rFonts w:asciiTheme="minorHAnsi" w:hAnsiTheme="minorHAnsi" w:cs="Arial"/>
+          <w:color w:val="156082" w:themeColor="accent1"/>
+          <w:sz w:val="22"/>
+          <w:szCs w:val="22"/>
+        </w:rPr>
+        <w:t>edge</w:t>
+      </w:r>
+      <w:r>
+        <w:rPr>
+          <w:rFonts w:asciiTheme="minorHAnsi" w:hAnsiTheme="minorHAnsi" w:cs="Arial"/>
+          <w:color w:val="156082" w:themeColor="accent1"/>
+          <w:sz w:val="22"/>
+          <w:szCs w:val="22"/>
+          <w:lang w:val="el-GR"/>
+        </w:rPr>
+        <w:t xml:space="preserve"> </w:t>
+      </w:r>
+      <w:r>
+        <w:rPr>
+          <w:rFonts w:asciiTheme="minorHAnsi" w:hAnsiTheme="minorHAnsi" w:cs="Arial"/>
+          <w:sz w:val="22"/>
+          <w:szCs w:val="22"/>
+          <w:lang w:val="el-GR"/>
+        </w:rPr>
+        <w:t xml:space="preserve">υποδομών, η έγκαιρη ανίχνευση επιθέσεων είναι απαραίτητη για την προστασία ολόκληρης της υποδομής. </w:t>
+      </w:r>
+    </w:p>
+    <w:p>
+      <w:pPr>
+        <w:pStyle w:val="NormalWeb"/>
+        <w:spacing w:before="0" w:beforeAutospacing="0"/>
+        <w:ind w:left="720"/>
+        <w:jc w:val="both"/>
+        <w:rPr>
+          <w:rFonts w:asciiTheme="minorHAnsi" w:hAnsiTheme="minorHAnsi" w:cs="Arial"/>
+          <w:sz w:val="22"/>
+          <w:szCs w:val="22"/>
+          <w:lang w:val="el-GR"/>
+        </w:rPr>
+      </w:pPr>
+      <w:r>
+        <w:rPr>
+          <w:rFonts w:asciiTheme="minorHAnsi" w:hAnsiTheme="minorHAnsi" w:cs="Arial"/>
+          <w:sz w:val="22"/>
+          <w:szCs w:val="22"/>
+          <w:lang w:val="el-GR"/>
+        </w:rPr>
         <w:t xml:space="preserve">Παράλληλα, τα δίκτυα </w:t>
       </w:r>
       <w:r>
@@ -7138,25 +7076,7 @@
           <w:szCs w:val="22"/>
           <w:lang w:val="el-GR"/>
         </w:rPr>
-        <w:t>)</w:t>
-      </w:r>
-      <w:r>
-        <w:rPr>
-          <w:rFonts w:asciiTheme="minorHAnsi" w:hAnsiTheme="minorHAnsi" w:cs="Arial"/>
-          <w:sz w:val="22"/>
-          <w:szCs w:val="22"/>
-          <w:lang w:val="el-GR"/>
-        </w:rPr>
-        <w:t>,</w:t>
-      </w:r>
-      <w:r>
-        <w:rPr>
-          <w:rFonts w:asciiTheme="minorHAnsi" w:hAnsiTheme="minorHAnsi" w:cs="Arial"/>
-          <w:sz w:val="22"/>
-          <w:szCs w:val="22"/>
-          <w:lang w:val="el-GR"/>
-        </w:rPr>
-        <w:t xml:space="preserve"> βάσει αυστηρών συμβολαίων ποιότητα</w:t>
+        <w:t>), βάσει αυστηρών συμβολαίων ποιότητα</w:t>
       </w:r>
       <w:r>
         <w:rPr>
@@ -8156,6 +8076,7 @@
   <w:style w:type="character" w:default="1" w:styleId="DefaultParagraphFont">
     <w:name w:val="Default Paragraph Font"/>
     <w:uiPriority w:val="1"/>
+    <w:semiHidden/>
     <w:unhideWhenUsed/>
   </w:style>
   <w:style w:type="table" w:default="1" w:styleId="TableNormal">
